--- a/downloads/teacher/ai-5-week-34.docx
+++ b/downloads/teacher/ai-5-week-34.docx
@@ -2050,6 +2050,396 @@
         <w:t>For the Image-pattern Network Investigation, save the labelled trace and the changed-case explanation beside the experiment record. State exactly what this example supports before linking it to the wider capstone claim.</w:t>
       </w:r>
     </w:p>
+    <w:p>
+      <w:pPr>
+        <w:pStyle w:val="Heading1"/>
+      </w:pPr>
+      <w:r>
+        <w:t>07. Prepare, teach and assess</w:t>
+      </w:r>
+    </w:p>
+    <w:p>
+      <w:r>
+        <w:t>Teaching target: Trace matched two-update learning-rate experiments</w:t>
+      </w:r>
+    </w:p>
+    <w:p>
+      <w:r>
+        <w:t>Prepare the labelled worked-case picture, the matching workbook, fictional input cards and a place for individual responses. Check a local Python 3 environment before class; have a paper-trace version ready.</w:t>
+      </w:r>
+    </w:p>
+    <w:tbl>
+      <w:tblPr>
+        <w:tblStyle w:val="LightShading-Accent1"/>
+        <w:tblW w:type="auto" w:w="0"/>
+        <w:tblLook w:firstColumn="1" w:firstRow="1" w:lastColumn="0" w:lastRow="0" w:noHBand="0" w:noVBand="1" w:val="04A0"/>
+      </w:tblPr>
+      <w:tblGrid>
+        <w:gridCol w:w="3408"/>
+        <w:gridCol w:w="3408"/>
+        <w:gridCol w:w="3408"/>
+      </w:tblGrid>
+      <w:tr>
+        <w:trPr>
+          <w:tblHeader/>
+        </w:trPr>
+        <w:tc>
+          <w:tcPr>
+            <w:tcW w:type="dxa" w:w="3408"/>
+          </w:tcPr>
+          <w:p>
+            <w:r>
+              <w:t>Session</w:t>
+            </w:r>
+          </w:p>
+        </w:tc>
+        <w:tc>
+          <w:tcPr>
+            <w:tcW w:type="dxa" w:w="3408"/>
+          </w:tcPr>
+          <w:p>
+            <w:r>
+              <w:t>Plan</w:t>
+            </w:r>
+          </w:p>
+        </w:tc>
+        <w:tc>
+          <w:tcPr>
+            <w:tcW w:type="dxa" w:w="3408"/>
+          </w:tcPr>
+          <w:p>
+            <w:r>
+              <w:t>Resources</w:t>
+            </w:r>
+          </w:p>
+        </w:tc>
+      </w:tr>
+      <w:tr>
+        <w:tc>
+          <w:tcPr>
+            <w:tcW w:type="dxa" w:w="3408"/>
+          </w:tcPr>
+          <w:p>
+            <w:r>
+              <w:t>Session 1 · Understand · 45 min</w:t>
+            </w:r>
+          </w:p>
+        </w:tc>
+        <w:tc>
+          <w:tcPr>
+            <w:tcW w:type="dxa" w:w="3408"/>
+          </w:tcPr>
+          <w:p>
+            <w:r>
+              <w:t>0–7: recall and prerequisite; 7–15: inspect the concrete case and predict; 15–30: teacher models the worked trace; 30–40: learners explain a step using the text and visual; 40–45: check the core idea.</w:t>
+            </w:r>
+          </w:p>
+        </w:tc>
+        <w:tc>
+          <w:tcPr>
+            <w:tcW w:type="dxa" w:w="3408"/>
+          </w:tcPr>
+          <w:p>
+            <w:r>
+              <w:t>Sections 1–6; record the brief recall in the workbook.</w:t>
+            </w:r>
+          </w:p>
+        </w:tc>
+      </w:tr>
+      <w:tr>
+        <w:tc>
+          <w:tcPr>
+            <w:tcW w:type="dxa" w:w="3408"/>
+          </w:tcPr>
+          <w:p>
+            <w:r>
+              <w:t>Session 2 · Practise · 45 min</w:t>
+            </w:r>
+          </w:p>
+        </w:tc>
+        <w:tc>
+          <w:tcPr>
+            <w:tcW w:type="dxa" w:w="3408"/>
+          </w:tcPr>
+          <w:p>
+            <w:r>
+              <w:t>0–5: retrieve the procedure; 5–15: W2 completion practice; 15–23: explain and check with a partner; 23–30: each learner answers the misconception check; 30–40: targeted reteaching or a harder variation; 40–45: prepare the investigation.</w:t>
+            </w:r>
+          </w:p>
+        </w:tc>
+        <w:tc>
+          <w:tcPr>
+            <w:tcW w:type="dxa" w:w="3408"/>
+          </w:tcPr>
+          <w:p>
+            <w:r>
+              <w:t>Sections 7–10; use the matching workbook W2 and misconception check.</w:t>
+            </w:r>
+          </w:p>
+        </w:tc>
+      </w:tr>
+      <w:tr>
+        <w:tc>
+          <w:tcPr>
+            <w:tcW w:type="dxa" w:w="3408"/>
+          </w:tcPr>
+          <w:p>
+            <w:r>
+              <w:t>Session 3 · Investigate and transfer · 45 min</w:t>
+            </w:r>
+          </w:p>
+        </w:tc>
+        <w:tc>
+          <w:tcPr>
+            <w:tcW w:type="dxa" w:w="3408"/>
+          </w:tcPr>
+          <w:p>
+            <w:r>
+              <w:t>0–5: retrieve the decision rule; 5–20: investigate or trace; 20–30: start the independent case; 30–38: connect the project; 38–43: act on feedback; 43–45: plan the return check.</w:t>
+            </w:r>
+          </w:p>
+        </w:tc>
+        <w:tc>
+          <w:tcPr>
+            <w:tcW w:type="dxa" w:w="3408"/>
+          </w:tcPr>
+          <w:p>
+            <w:r>
+              <w:t>Sections 9 and 11–14. Give extra time to finish the full task set; use Section 15 when the week includes a coding lab.</w:t>
+            </w:r>
+          </w:p>
+        </w:tc>
+      </w:tr>
+    </w:tbl>
+    <w:p>
+      <w:r>
+        <w:t>Before class, solve the supported practice: Compute both updates for rates 0.1 and 0.2 using gradient 5*(a-2).</w:t>
+      </w:r>
+    </w:p>
+    <w:p>
+      <w:r>
+        <w:t>Reasoned practice answer: Teacher explanation: Rate 0.1: 1 -&gt; 1.5 -&gt; 1.75. Rate 0.2: 1 -&gt; 2 -&gt; 2. Gradients are -5 then -2.5 for the first run and -5 then 0 for the second.</w:t>
+      </w:r>
+    </w:p>
+    <w:p>
+      <w:r>
+        <w:t>Check every learner before discussion: Use the worked case for Capstone controlled experiments. Proposed explanation: “More runs mean more validation examples”. Decide whether this explanation is supported. Point to the step or supplied fact that decides; explain your repair if needed.</w:t>
+      </w:r>
+    </w:p>
+    <w:p>
+      <w:r>
+        <w:t>Misconception repair: Reusing two rows across runs leaves two distinct validation cases.</w:t>
+      </w:r>
+    </w:p>
+    <w:p>
+      <w:r>
+        <w:t>Support: read the exact case aloud, enlarge the labelled picture, supply input cards and model only the first deciding step. Accept a spoken explanation or drawing; retain the reasoning goal.</w:t>
+      </w:r>
+    </w:p>
+    <w:p>
+      <w:r>
+        <w:t>Extension: Change B’s training set as well as the feature connection. Require a prediction and a reason before comparing. Expected result: The experiment no longer isolates the connection change. Reason: A training-data difference supplies an alternative explanation for the observed result.</w:t>
+      </w:r>
+    </w:p>
+    <w:p>
+      <w:r>
+        <w:t>Independent assessment: withhold the reserved answer until the learner has attempted the new case. Record support separately from correctness.</w:t>
+      </w:r>
+    </w:p>
+    <w:tbl>
+      <w:tblPr>
+        <w:tblStyle w:val="LightShading-Accent1"/>
+        <w:tblW w:type="auto" w:w="0"/>
+        <w:tblLook w:firstColumn="1" w:firstRow="1" w:lastColumn="0" w:lastRow="0" w:noHBand="0" w:noVBand="1" w:val="04A0"/>
+      </w:tblPr>
+      <w:tblGrid>
+        <w:gridCol w:w="2556"/>
+        <w:gridCol w:w="2556"/>
+        <w:gridCol w:w="2556"/>
+        <w:gridCol w:w="2556"/>
+      </w:tblGrid>
+      <w:tr>
+        <w:trPr>
+          <w:tblHeader/>
+        </w:trPr>
+        <w:tc>
+          <w:tcPr>
+            <w:tcW w:type="dxa" w:w="2556"/>
+          </w:tcPr>
+          <w:p>
+            <w:r>
+              <w:t>Criterion</w:t>
+            </w:r>
+          </w:p>
+        </w:tc>
+        <w:tc>
+          <w:tcPr>
+            <w:tcW w:type="dxa" w:w="2556"/>
+          </w:tcPr>
+          <w:p>
+            <w:r>
+              <w:t>Not yet</w:t>
+            </w:r>
+          </w:p>
+        </w:tc>
+        <w:tc>
+          <w:tcPr>
+            <w:tcW w:type="dxa" w:w="2556"/>
+          </w:tcPr>
+          <w:p>
+            <w:r>
+              <w:t>With support</w:t>
+            </w:r>
+          </w:p>
+        </w:tc>
+        <w:tc>
+          <w:tcPr>
+            <w:tcW w:type="dxa" w:w="2556"/>
+          </w:tcPr>
+          <w:p>
+            <w:r>
+              <w:t>Independent</w:t>
+            </w:r>
+          </w:p>
+        </w:tc>
+      </w:tr>
+      <w:tr>
+        <w:tc>
+          <w:tcPr>
+            <w:tcW w:type="dxa" w:w="2556"/>
+          </w:tcPr>
+          <w:p>
+            <w:r>
+              <w:t>Explanation</w:t>
+            </w:r>
+          </w:p>
+        </w:tc>
+        <w:tc>
+          <w:tcPr>
+            <w:tcW w:type="dxa" w:w="2556"/>
+          </w:tcPr>
+          <w:p>
+            <w:r>
+              <w:t>Names an answer without a deciding fact</w:t>
+            </w:r>
+          </w:p>
+        </w:tc>
+        <w:tc>
+          <w:tcPr>
+            <w:tcW w:type="dxa" w:w="2556"/>
+          </w:tcPr>
+          <w:p>
+            <w:r>
+              <w:t>Uses a hint to link fact and decision</w:t>
+            </w:r>
+          </w:p>
+        </w:tc>
+        <w:tc>
+          <w:tcPr>
+            <w:tcW w:type="dxa" w:w="2556"/>
+          </w:tcPr>
+          <w:p>
+            <w:r>
+              <w:t>Explains the deciding fact in own words</w:t>
+            </w:r>
+          </w:p>
+        </w:tc>
+      </w:tr>
+      <w:tr>
+        <w:tc>
+          <w:tcPr>
+            <w:tcW w:type="dxa" w:w="2556"/>
+          </w:tcPr>
+          <w:p>
+            <w:r>
+              <w:t>Trace or test</w:t>
+            </w:r>
+          </w:p>
+        </w:tc>
+        <w:tc>
+          <w:tcPr>
+            <w:tcW w:type="dxa" w:w="2556"/>
+          </w:tcPr>
+          <w:p>
+            <w:r>
+              <w:t>Cannot connect input and result</w:t>
+            </w:r>
+          </w:p>
+        </w:tc>
+        <w:tc>
+          <w:tcPr>
+            <w:tcW w:type="dxa" w:w="2556"/>
+          </w:tcPr>
+          <w:p>
+            <w:r>
+              <w:t>Completes steps with prompts</w:t>
+            </w:r>
+          </w:p>
+        </w:tc>
+        <w:tc>
+          <w:tcPr>
+            <w:tcW w:type="dxa" w:w="2556"/>
+          </w:tcPr>
+          <w:p>
+            <w:r>
+              <w:t>Traces or tests a changed case accurately</w:t>
+            </w:r>
+          </w:p>
+        </w:tc>
+      </w:tr>
+      <w:tr>
+        <w:tc>
+          <w:tcPr>
+            <w:tcW w:type="dxa" w:w="2556"/>
+          </w:tcPr>
+          <w:p>
+            <w:r>
+              <w:t>Limits and revision</w:t>
+            </w:r>
+          </w:p>
+        </w:tc>
+        <w:tc>
+          <w:tcPr>
+            <w:tcW w:type="dxa" w:w="2556"/>
+          </w:tcPr>
+          <w:p>
+            <w:r>
+              <w:t>Claims more than evidence supports</w:t>
+            </w:r>
+          </w:p>
+        </w:tc>
+        <w:tc>
+          <w:tcPr>
+            <w:tcW w:type="dxa" w:w="2556"/>
+          </w:tcPr>
+          <w:p>
+            <w:r>
+              <w:t>Names a limit after a prompt</w:t>
+            </w:r>
+          </w:p>
+        </w:tc>
+        <w:tc>
+          <w:tcPr>
+            <w:tcW w:type="dxa" w:w="2556"/>
+          </w:tcPr>
+          <w:p>
+            <w:r>
+              <w:t>States a defensible limit and useful next test</w:t>
+            </w:r>
+          </w:p>
+        </w:tc>
+      </w:tr>
+    </w:tbl>
+    <w:p>
+      <w:r>
+        <w:t>Project checkpoint: Present and defend. Demonstrate the system, explain one failure and justify the next improvement with evidence.</w:t>
+      </w:r>
+    </w:p>
+    <w:p>
+      <w:r>
+        <w:t>Use the weekly teacher answer for topic-specific reasoning. A saved progress tick is an activity record; judge mastery from the learner’s explanation and evidence.</w:t>
+      </w:r>
+    </w:p>
     <w:sectPr>
       <w:pgSz w:w="12240" w:h="15840"/>
       <w:pgMar w:top="936" w:right="1008" w:bottom="936" w:left="1008" w:header="720" w:footer="720" w:gutter="0"/>

--- a/downloads/teacher/ai-5-week-34.docx
+++ b/downloads/teacher/ai-5-week-34.docx
@@ -2440,6 +2440,39 @@
         <w:t>Use the weekly teacher answer for topic-specific reasoning. A saved progress tick is an activity record; judge mastery from the learner’s explanation and evidence.</w:t>
       </w:r>
     </w:p>
+    <w:p>
+      <w:pPr>
+        <w:pStyle w:val="Heading1"/>
+      </w:pPr>
+      <w:r>
+        <w:t>08. Use feedback, labs and repair paths</w:t>
+      </w:r>
+    </w:p>
+    <w:p>
+      <w:r>
+        <w:t>Use the two formative questions as supported practice, not as independent mastery scores. Discuss the deciding evidence rather than accepting a guessed selection.</w:t>
+      </w:r>
+    </w:p>
+    <w:p>
+      <w:r>
+        <w:t>The feedback comes from the reviewed public worked case. Do not reveal the separately reserved independent teacher answer until the learner has attempted that case.</w:t>
+      </w:r>
+    </w:p>
+    <w:p>
+      <w:r>
+        <w:t>Ask students to predict before running code. Preserve errors and actual outputs; collect a changed test and an explanation. The branch-boundary and indexing lessons deliberately include failure cases.</w:t>
+      </w:r>
+    </w:p>
+    <w:p>
+      <w:r>
+        <w:t>Use the earlier worked-explanation links to address a specific missing building block, then return to the current question. Adapt this suggestion after observing the learner; it is not an automatic diagnosis.</w:t>
+      </w:r>
+    </w:p>
+    <w:p>
+      <w:r>
+        <w:t>Collect the completed-work portfolio as evidence. Record support separately from correctness, and assess explanation, trace/test and limitations. Progress ticks and quiz selections alone do not establish mastery.</w:t>
+      </w:r>
+    </w:p>
     <w:sectPr>
       <w:pgSz w:w="12240" w:h="15840"/>
       <w:pgMar w:top="936" w:right="1008" w:bottom="936" w:left="1008" w:header="720" w:footer="720" w:gutter="0"/>

--- a/downloads/teacher/ai-5-week-34.docx
+++ b/downloads/teacher/ai-5-week-34.docx
@@ -29,15 +29,26 @@
       </w:r>
     </w:p>
     <w:p>
-      <w:pPr>
-        <w:pStyle w:val="Heading3"/>
-      </w:pPr>
-      <w:r>
-        <w:t>Teach the learning cycle</w:t>
+      <w:r>
+        <w:t>Prepare Capstone controlled experiments: check the target, prerequisites, resources and adaptable teaching schedule.</w:t>
       </w:r>
     </w:p>
     <w:p>
-      <w:r>
+      <w:pPr>
+        <w:pStyle w:val="Heading3"/>
+      </w:pPr>
+      <w:r>
+        <w:t>Teach the learning cycle</w:t>
+      </w:r>
+    </w:p>
+    <w:p>
+      <w:pPr>
+        <w:spacing w:line="336" w:lineRule="auto" w:after="180"/>
+      </w:pPr>
+      <w:r>
+        <w:rPr>
+          <w:b w:val="0"/>
+        </w:rPr>
         <w:t>Primary target: Trace matched two-update learning-rate experiments</w:t>
       </w:r>
     </w:p>
@@ -185,16 +196,37 @@
       </w:tr>
     </w:tbl>
     <w:p>
-      <w:r>
-        <w:t>This is a starting allocation of 135 minutes, not a validated duration. Preserve all named topics. Schedule extra time for connected examples, the full investigation, independent cases and project building. Repeated copies of a case share one recorded attempt; they are not new evidence.</w:t>
+      <w:pPr>
+        <w:spacing w:line="336" w:lineRule="auto" w:after="180"/>
+      </w:pPr>
+      <w:r>
+        <w:rPr>
+          <w:b w:val="0"/>
+        </w:rPr>
+        <w:t>This is a starting allocation of 135 minutes, not a validated duration. Preserve all named topics. Schedule extra time for connected examples, the full investigation, independent cases and project building.</w:t>
       </w:r>
     </w:p>
     <w:p>
       <w:pPr>
-        <w:pStyle w:val="Heading3"/>
-      </w:pPr>
-      <w:r>
-        <w:t>Retrieval answer guidance</w:t>
+        <w:spacing w:line="336" w:lineRule="auto" w:after="180"/>
+      </w:pPr>
+      <w:r>
+        <w:rPr>
+          <w:b w:val="0"/>
+        </w:rPr>
+        <w:t xml:space="preserve">Repeated copies of a case share one recorded attempt; they are not new </w:t>
+      </w:r>
+      <w:r>
+        <w:rPr>
+          <w:b/>
+        </w:rPr>
+        <w:t>evidence</w:t>
+      </w:r>
+      <w:r>
+        <w:rPr>
+          <w:b w:val="0"/>
+        </w:rPr>
+        <w:t>.</w:t>
       </w:r>
     </w:p>
     <w:p>
@@ -202,173 +234,555 @@
         <w:pStyle w:val="Heading3"/>
       </w:pPr>
       <w:r>
-        <w:t>Capstone hypothesis and baseline</w:t>
+        <w:t>Retrieval answer guidance</w:t>
       </w:r>
     </w:p>
     <w:p>
-      <w:r>
-        <w:t>Without opening the old lesson, explain one key idea from Capstone hypothesis and baseline. Give an example and a mistake that the idea helps you avoid.</w:t>
+      <w:pPr>
+        <w:pStyle w:val="Heading3"/>
+      </w:pPr>
+      <w:r>
+        <w:t>Capstone hypothesis and baseline</w:t>
       </w:r>
     </w:p>
     <w:p>
-      <w:r>
-        <w:t>Look for: Write a testable capstone hypothesis and a credible baseline</w:t>
+      <w:pPr>
+        <w:spacing w:line="336" w:lineRule="auto" w:after="180"/>
+      </w:pPr>
+      <w:r>
+        <w:rPr>
+          <w:b w:val="0"/>
+        </w:rPr>
+        <w:t>Without opening the old lesson, explain one key idea from Capstone hypothesis and baseline. Give an example and a mistake that the idea helps you avoid.</w:t>
       </w:r>
     </w:p>
     <w:p>
-      <w:r>
-        <w:t>Reference example, not the only acceptable wording: Teacher explanation: Predict max(0, a*x) without bias; baseline a = 1; candidate starts at 1, learning rate 0.1, two full-batch updates on T1/T2. Hypothesis: candidate validation MSE on V1/V2 is strictly below the baseline MSE.</w:t>
+      <w:pPr>
+        <w:spacing w:line="336" w:lineRule="auto" w:after="180"/>
+      </w:pPr>
+      <w:r>
+        <w:rPr>
+          <w:b w:val="0"/>
+        </w:rPr>
+        <w:t>Look for: Write a testable capstone hypothesis and a credible baseline</w:t>
       </w:r>
     </w:p>
     <w:p>
       <w:pPr>
-        <w:pStyle w:val="Heading3"/>
-      </w:pPr>
-      <w:r>
-        <w:t>Efficiency and resource measurement</w:t>
+        <w:spacing w:line="336" w:lineRule="auto" w:after="180"/>
+      </w:pPr>
+      <w:r>
+        <w:rPr>
+          <w:b w:val="0"/>
+        </w:rPr>
+        <w:t>Reference example, not the only acceptable wording: Teacher explanation: Predict max(0, a*x) without bias; baseline a = 1; candidate starts at 1, learning rate 0.1, two full-batch updates on T1/T2.</w:t>
       </w:r>
     </w:p>
     <w:p>
-      <w:r>
-        <w:t>Without opening the old lesson, explain one key idea from Efficiency and resource measurement. Give an example and a mistake that the idea helps you avoid.</w:t>
+      <w:pPr>
+        <w:spacing w:line="336" w:lineRule="auto" w:after="180"/>
+      </w:pPr>
+      <w:r>
+        <w:rPr>
+          <w:b w:val="0"/>
+        </w:rPr>
+        <w:t>Hypothesis: candidate validation MSE on V1/V2 is strictly below the baseline MSE.</w:t>
       </w:r>
     </w:p>
     <w:p>
-      <w:r>
-        <w:t>Look for: Calculate throughput and amortised time per example from repeated timings</w:t>
+      <w:pPr>
+        <w:pStyle w:val="Heading3"/>
+      </w:pPr>
+      <w:r>
+        <w:t>Efficiency and resource measurement</w:t>
       </w:r>
     </w:p>
     <w:p>
-      <w:r>
-        <w:t>Reference example, not the only acceptable wording: Teacher explanation: A: 2.0 seconds, 20 ms per example, 50 examples per second. B: 1.2 seconds, 12 ms per example, about 83.33 examples per second. The boundary covers 100 completed sequential predictions on preprocessed inputs, excluding loading and preprocessing. It does not establish worst-case or percentile request latency.</w:t>
+      <w:pPr>
+        <w:spacing w:line="336" w:lineRule="auto" w:after="180"/>
+      </w:pPr>
+      <w:r>
+        <w:rPr>
+          <w:b w:val="0"/>
+        </w:rPr>
+        <w:t>Without opening the old lesson, explain one key idea from Efficiency and resource measurement. Give an example and a mistake that the idea helps you avoid.</w:t>
       </w:r>
     </w:p>
     <w:p>
       <w:pPr>
-        <w:pStyle w:val="Heading3"/>
-      </w:pPr>
-      <w:r>
-        <w:t>Transfer learning</w:t>
+        <w:spacing w:line="336" w:lineRule="auto" w:after="180"/>
+      </w:pPr>
+      <w:r>
+        <w:rPr>
+          <w:b w:val="0"/>
+        </w:rPr>
+        <w:t>Look for: Calculate throughput and amortised time per example from repeated timings</w:t>
       </w:r>
     </w:p>
     <w:p>
-      <w:r>
-        <w:t>Without opening the old lesson, explain one key idea from Transfer learning. Give an example and a mistake that the idea helps you avoid.</w:t>
+      <w:pPr>
+        <w:spacing w:line="336" w:lineRule="auto" w:after="180"/>
+      </w:pPr>
+      <w:r>
+        <w:rPr>
+          <w:b w:val="0"/>
+        </w:rPr>
+        <w:t>Reference example, not the only acceptable wording: Teacher explanation: A: 2.0 seconds, 20 ms per example, 50 examples per second. B: 1.2 seconds, 12 ms per example, about 83.33 examples per second.</w:t>
       </w:r>
     </w:p>
     <w:p>
-      <w:r>
-        <w:t>Look for: Trace a reused feature extractor and a newly fitted output head</w:t>
+      <w:pPr>
+        <w:spacing w:line="336" w:lineRule="auto" w:after="180"/>
+      </w:pPr>
+      <w:r>
+        <w:rPr>
+          <w:b w:val="0"/>
+        </w:rPr>
+        <w:t xml:space="preserve">The boundary covers 100 completed sequential </w:t>
+      </w:r>
+      <w:r>
+        <w:rPr>
+          <w:b/>
+        </w:rPr>
+        <w:t>prediction</w:t>
+      </w:r>
+      <w:r>
+        <w:rPr>
+          <w:b w:val="0"/>
+        </w:rPr>
+        <w:t>s on pre</w:t>
+      </w:r>
+      <w:r>
+        <w:rPr>
+          <w:b/>
+        </w:rPr>
+        <w:t>process</w:t>
+      </w:r>
+      <w:r>
+        <w:rPr>
+          <w:b w:val="0"/>
+        </w:rPr>
+        <w:t xml:space="preserve">ed </w:t>
+      </w:r>
+      <w:r>
+        <w:rPr>
+          <w:b/>
+        </w:rPr>
+        <w:t>input</w:t>
+      </w:r>
+      <w:r>
+        <w:rPr>
+          <w:b w:val="0"/>
+        </w:rPr>
+        <w:t>s, excluding loading and pre</w:t>
+      </w:r>
+      <w:r>
+        <w:rPr>
+          <w:b/>
+        </w:rPr>
+        <w:t>process</w:t>
+      </w:r>
+      <w:r>
+        <w:rPr>
+          <w:b w:val="0"/>
+        </w:rPr>
+        <w:t>ing. It does not establish worst-case or percentile request latency.</w:t>
       </w:r>
     </w:p>
     <w:p>
-      <w:r>
-        <w:t>Reference example, not the only acceptable wording: Teacher explanation: The extractor gives h = 6 and the head predicts 1. Weights [1, 1] and bias 0 stay frozen; only the threshold is fitted. h is a nonnegative sum of counts, with no probability mapping or calibration.</w:t>
+      <w:pPr>
+        <w:pStyle w:val="Heading3"/>
+      </w:pPr>
+      <w:r>
+        <w:t>Transfer learning</w:t>
       </w:r>
     </w:p>
     <w:p>
-      <w:r>
-        <w:t>Use two 45-minute sessions. This capstone uses constructed scalar ReLU regression so every calculation is inspectable. It is an experiment in training and evidence, not a real-world deployment. Preserve written plans, data roles and raw predictions. Optional local Python requires no external packages or AI account. Do not expose independent-task solutions before collecting work.</w:t>
+      <w:pPr>
+        <w:spacing w:line="336" w:lineRule="auto" w:after="180"/>
+      </w:pPr>
+      <w:r>
+        <w:rPr>
+          <w:b w:val="0"/>
+        </w:rPr>
+        <w:t>Without opening the old lesson, explain one key idea from Transfer learning. Give an example and a mistake that the idea helps you avoid.</w:t>
       </w:r>
     </w:p>
     <w:p>
       <w:pPr>
-        <w:pStyle w:val="Heading3"/>
-      </w:pPr>
-      <w:r>
-        <w:t>Outcomes</w:t>
+        <w:spacing w:line="336" w:lineRule="auto" w:after="180"/>
+      </w:pPr>
+      <w:r>
+        <w:rPr>
+          <w:b w:val="0"/>
+        </w:rPr>
+        <w:t xml:space="preserve">Look for: Trace a reused feature extractor and a newly fitted </w:t>
+      </w:r>
+      <w:r>
+        <w:rPr>
+          <w:b/>
+        </w:rPr>
+        <w:t>output</w:t>
+      </w:r>
+      <w:r>
+        <w:rPr>
+          <w:b w:val="0"/>
+        </w:rPr>
+        <w:t xml:space="preserve"> head</w:t>
       </w:r>
     </w:p>
     <w:p>
-      <w:r>
-        <w:t>Trace matched two-update learning-rate experiments</w:t>
+      <w:pPr>
+        <w:spacing w:line="336" w:lineRule="auto" w:after="180"/>
+      </w:pPr>
+      <w:r>
+        <w:rPr>
+          <w:b w:val="0"/>
+        </w:rPr>
+        <w:t>Reference example, not the only acceptable wording: Teacher explanation: The extractor gives h = 6 and the head predicts 1.</w:t>
       </w:r>
     </w:p>
     <w:p>
-      <w:r>
-        <w:t>Select a candidate using a prespecified validation rule</w:t>
+      <w:pPr>
+        <w:spacing w:line="336" w:lineRule="auto" w:after="180"/>
+      </w:pPr>
+      <w:r>
+        <w:rPr>
+          <w:b w:val="0"/>
+        </w:rPr>
+        <w:t>Weights [1, 1] and bias 0 stay frozen; only the threshold is fitted. h is a nonnegative sum of counts, with no probability mapping or calibration.</w:t>
       </w:r>
     </w:p>
     <w:p>
-      <w:r>
-        <w:t>Explain the limits of a one-factor comparison</w:t>
+      <w:pPr>
+        <w:spacing w:line="336" w:lineRule="auto" w:after="180"/>
+      </w:pPr>
+      <w:r>
+        <w:rPr>
+          <w:b w:val="0"/>
+        </w:rPr>
+        <w:t xml:space="preserve">Use two 45-minute sessions. This capstone uses constructed scalar ReLU regression so every calculation is inspectable. It is an experiment in </w:t>
+      </w:r>
+      <w:r>
+        <w:rPr>
+          <w:b/>
+        </w:rPr>
+        <w:t>training</w:t>
+      </w:r>
+      <w:r>
+        <w:rPr>
+          <w:b w:val="0"/>
+        </w:rPr>
+        <w:t xml:space="preserve"> and </w:t>
+      </w:r>
+      <w:r>
+        <w:rPr>
+          <w:b/>
+        </w:rPr>
+        <w:t>evidence</w:t>
+      </w:r>
+      <w:r>
+        <w:rPr>
+          <w:b w:val="0"/>
+        </w:rPr>
+        <w:t>, not a real-world deployment.</w:t>
       </w:r>
     </w:p>
     <w:p>
       <w:pPr>
-        <w:pStyle w:val="Heading3"/>
-      </w:pPr>
-      <w:r>
-        <w:t>Preparation</w:t>
+        <w:spacing w:line="336" w:lineRule="auto" w:after="180"/>
+      </w:pPr>
+      <w:r>
+        <w:rPr>
+          <w:b w:val="0"/>
+        </w:rPr>
+        <w:t xml:space="preserve">Preserve written plans, data roles and raw </w:t>
+      </w:r>
+      <w:r>
+        <w:rPr>
+          <w:b/>
+        </w:rPr>
+        <w:t>prediction</w:t>
+      </w:r>
+      <w:r>
+        <w:rPr>
+          <w:b w:val="0"/>
+        </w:rPr>
+        <w:t>s. Optional local Python requires no external packages or AI account. Do not expose independent-task solutions before collecting work.</w:t>
       </w:r>
     </w:p>
     <w:p>
-      <w:r>
-        <w:t>Printed lesson and workbook; paper and pencil</w:t>
+      <w:pPr>
+        <w:pStyle w:val="Heading3"/>
+      </w:pPr>
+      <w:r>
+        <w:t>Outcomes</w:t>
       </w:r>
     </w:p>
     <w:p>
-      <w:r>
-        <w:t>Calculator; optional local Python 3 interpreter</w:t>
+      <w:pPr>
+        <w:spacing w:line="336" w:lineRule="auto" w:after="180"/>
+      </w:pPr>
+      <w:r>
+        <w:rPr>
+          <w:b w:val="0"/>
+        </w:rPr>
+        <w:t>Trace matched two-update learning-rate experiments</w:t>
       </w:r>
     </w:p>
     <w:p>
-      <w:r>
-        <w:t>Fictional data only; reserve the independent task and fresh retry until assessment</w:t>
+      <w:pPr>
+        <w:spacing w:line="336" w:lineRule="auto" w:after="180"/>
+      </w:pPr>
+      <w:r>
+        <w:rPr>
+          <w:b w:val="0"/>
+        </w:rPr>
+        <w:t>Select a candidate using a prespecified validation rule</w:t>
       </w:r>
     </w:p>
     <w:p>
       <w:pPr>
-        <w:pStyle w:val="Heading3"/>
-      </w:pPr>
-      <w:r>
-        <w:t>Prerequisite answer</w:t>
+        <w:spacing w:line="336" w:lineRule="auto" w:after="180"/>
+      </w:pPr>
+      <w:r>
+        <w:rPr>
+          <w:b w:val="0"/>
+        </w:rPr>
+        <w:t>Explain the limits of a one-factor comparison</w:t>
       </w:r>
     </w:p>
     <w:p>
-      <w:r>
-        <w:t>Data and splits, initial parameters, architecture, loss, update count and evaluation procedure must stay fixed; change only the intended learning rate.</w:t>
+      <w:pPr>
+        <w:pStyle w:val="Heading3"/>
+      </w:pPr>
+      <w:r>
+        <w:t>Preparation</w:t>
       </w:r>
     </w:p>
     <w:p>
       <w:pPr>
-        <w:pStyle w:val="Heading3"/>
-      </w:pPr>
-      <w:r>
-        <w:t>End goal for the pictorial case</w:t>
+        <w:spacing w:line="336" w:lineRule="auto" w:after="180"/>
+      </w:pPr>
+      <w:r>
+        <w:rPr>
+          <w:b w:val="0"/>
+        </w:rPr>
+        <w:t>Printed lesson and workbook; paper and pencil</w:t>
       </w:r>
     </w:p>
     <w:p>
-      <w:r>
-        <w:t>Explain capstone controlled experiments with a traceable toy-network case and a bounded conclusion.</w:t>
+      <w:pPr>
+        <w:spacing w:line="336" w:lineRule="auto" w:after="180"/>
+      </w:pPr>
+      <w:r>
+        <w:rPr>
+          <w:b w:val="0"/>
+        </w:rPr>
+        <w:t>Calculator; optional local Python 3 interpreter</w:t>
       </w:r>
     </w:p>
     <w:p>
-      <w:r>
-        <w:t>This added worked case illustrates the week’s main idea. Retain all original and connected topics; schedule its practice within the teaching cycle.</w:t>
+      <w:pPr>
+        <w:spacing w:line="336" w:lineRule="auto" w:after="180"/>
+      </w:pPr>
+      <w:r>
+        <w:rPr>
+          <w:b w:val="0"/>
+        </w:rPr>
+        <w:t>Fictional data only; reserve the independent task and fresh retry until assessment</w:t>
       </w:r>
     </w:p>
     <w:p>
       <w:pPr>
-        <w:pStyle w:val="Heading1"/>
-      </w:pPr>
-      <w:r>
-        <w:t>02. Explain and model the mechanism</w:t>
+        <w:pStyle w:val="Heading3"/>
+      </w:pPr>
+      <w:r>
+        <w:t>Prerequisite answer</w:t>
       </w:r>
     </w:p>
     <w:p>
-      <w:r>
-        <w:t>Continue with training (1,2) and (2,4), validation (3,6) and (4,8), and prediction max(0, a*x). Compare learning rates 0.1 and 0.2. Each run starts at a = 1, has no bias and takes two full-batch updates. Keep the loss, data order and arithmetic fixed. This toy model has no randomness; repeating the exact run checks replay, not variation across seeds.</w:t>
+      <w:pPr>
+        <w:spacing w:line="336" w:lineRule="auto" w:after="180"/>
+      </w:pPr>
+      <w:r>
+        <w:rPr>
+          <w:b w:val="0"/>
+        </w:rPr>
+        <w:t>Data and splits, initial parameters, architecture, loss, update count and evaluation procedure must stay fixed; change only the intended learning rate.</w:t>
       </w:r>
     </w:p>
     <w:p>
-      <w:r>
-        <w:t>Record the comparison as an explicit revision to the one-candidate Week 33 plan before viewing new results. Validation may guide selection; sealed final data must not. Select lower validation MSE, with a tie going to learning rate 0.1.</w:t>
+      <w:pPr>
+        <w:pStyle w:val="Heading3"/>
+      </w:pPr>
+      <w:r>
+        <w:t>End goal for the pictorial case</w:t>
       </w:r>
     </w:p>
     <w:p>
-      <w:r>
-        <w:t>For positive weights and these positive inputs, the ReLU is active. Training MSE is ((a-2)^2 + (2*a-4)^2)/2 = 2.5*(a-2)^2. Its gradient is 5*(a-2). Update a to a - rate*5*(a-2). At rate 0.1, weights are 1.5 then 1.75. At rate 0.2, weights are 2 then 2. The formula assumes the active region; do not extend it blindly to nonpositive weights.</w:t>
+      <w:pPr>
+        <w:spacing w:line="336" w:lineRule="auto" w:after="180"/>
+      </w:pPr>
+      <w:r>
+        <w:rPr>
+          <w:b w:val="0"/>
+        </w:rPr>
+        <w:t>Explain capstone controlled experiments with a traceable toy-network case and a bounded conclusion.</w:t>
+      </w:r>
+    </w:p>
+    <w:p>
+      <w:pPr>
+        <w:spacing w:line="336" w:lineRule="auto" w:after="180"/>
+      </w:pPr>
+      <w:r>
+        <w:rPr>
+          <w:b w:val="0"/>
+        </w:rPr>
+        <w:t>This added worked case illustrates the week’s main idea. Retain all original and connected topics; schedule its practice within the teaching cycle.</w:t>
+      </w:r>
+    </w:p>
+    <w:p>
+      <w:pPr>
+        <w:pStyle w:val="Heading1"/>
+      </w:pPr>
+      <w:r>
+        <w:t>02. Explain and model the mechanism</w:t>
+      </w:r>
+    </w:p>
+    <w:p>
+      <w:r>
+        <w:t>Model Capstone controlled experiments using the supplied case, labelled mechanism and reasoning. Make the scope of each conclusion explicit.</w:t>
+      </w:r>
+    </w:p>
+    <w:p>
+      <w:pPr>
+        <w:pStyle w:val="Heading3"/>
+      </w:pPr>
+      <w:r>
+        <w:t>Explain Capstone controlled experiments · 1</w:t>
+      </w:r>
+    </w:p>
+    <w:p>
+      <w:pPr>
+        <w:spacing w:line="336" w:lineRule="auto" w:after="180"/>
+      </w:pPr>
+      <w:r>
+        <w:rPr>
+          <w:b w:val="0"/>
+        </w:rPr>
+        <w:t xml:space="preserve">Continue with </w:t>
+      </w:r>
+      <w:r>
+        <w:rPr>
+          <w:b/>
+        </w:rPr>
+        <w:t>training</w:t>
+      </w:r>
+      <w:r>
+        <w:rPr>
+          <w:b w:val="0"/>
+        </w:rPr>
+        <w:t xml:space="preserve"> (1,2) and (2,4), validation (3,6) and (4,8), and </w:t>
+      </w:r>
+      <w:r>
+        <w:rPr>
+          <w:b/>
+        </w:rPr>
+        <w:t>prediction</w:t>
+      </w:r>
+      <w:r>
+        <w:rPr>
+          <w:b w:val="0"/>
+        </w:rPr>
+        <w:t xml:space="preserve"> max(0, a*x). Compare learning rates 0.1 and 0.2. Each run starts at a = 1, has no bias and takes two full-batch updates.</w:t>
+      </w:r>
+    </w:p>
+    <w:p>
+      <w:pPr>
+        <w:spacing w:line="336" w:lineRule="auto" w:after="180"/>
+      </w:pPr>
+      <w:r>
+        <w:rPr>
+          <w:b w:val="0"/>
+        </w:rPr>
+        <w:t>Keep the loss, data order and arithmetic fixed. This toy model has no randomness; repeating the exact run checks replay, not variation across seeds.</w:t>
+      </w:r>
+    </w:p>
+    <w:p>
+      <w:pPr>
+        <w:spacing w:line="336" w:lineRule="auto" w:after="180"/>
+      </w:pPr>
+      <w:r>
+        <w:rPr>
+          <w:b w:val="0"/>
+        </w:rPr>
+        <w:t>Record the comparison as an explicit revision to the one-candidate Week 33 plan before viewing new results. Validation may guide selection; sealed final data must not.</w:t>
+      </w:r>
+    </w:p>
+    <w:p>
+      <w:pPr>
+        <w:spacing w:line="336" w:lineRule="auto" w:after="180"/>
+      </w:pPr>
+      <w:r>
+        <w:rPr>
+          <w:b w:val="0"/>
+        </w:rPr>
+        <w:t>Select lower validation MSE, with a tie going to learning rate 0.1.</w:t>
+      </w:r>
+    </w:p>
+    <w:p>
+      <w:pPr>
+        <w:pStyle w:val="Heading3"/>
+      </w:pPr>
+      <w:r>
+        <w:t>Explain Capstone controlled experiments · 2</w:t>
+      </w:r>
+    </w:p>
+    <w:p>
+      <w:pPr>
+        <w:spacing w:line="336" w:lineRule="auto" w:after="180"/>
+      </w:pPr>
+      <w:r>
+        <w:rPr>
+          <w:b w:val="0"/>
+        </w:rPr>
+        <w:t xml:space="preserve">For positive weights and these positive </w:t>
+      </w:r>
+      <w:r>
+        <w:rPr>
+          <w:b/>
+        </w:rPr>
+        <w:t>input</w:t>
+      </w:r>
+      <w:r>
+        <w:rPr>
+          <w:b w:val="0"/>
+        </w:rPr>
+        <w:t xml:space="preserve">s, the ReLU is active. </w:t>
+      </w:r>
+      <w:r>
+        <w:rPr>
+          <w:b/>
+        </w:rPr>
+        <w:t>Training</w:t>
+      </w:r>
+      <w:r>
+        <w:rPr>
+          <w:b w:val="0"/>
+        </w:rPr>
+        <w:t xml:space="preserve"> MSE is ((a-2)^2 + (2*a-4)^2)/2 = 2.5*(a-2)^2. Its gradient is 5*(a-2). Update a to a - rate*5*(a-2). At rate 0.1, weights are 1.5 then 1.75.</w:t>
+      </w:r>
+    </w:p>
+    <w:p>
+      <w:pPr>
+        <w:spacing w:line="336" w:lineRule="auto" w:after="180"/>
+      </w:pPr>
+      <w:r>
+        <w:rPr>
+          <w:b w:val="0"/>
+        </w:rPr>
+        <w:t>At rate 0.2, weights are 2 then 2. The formula assumes the active region; do not extend it blindly to nonpositive weights.</w:t>
       </w:r>
     </w:p>
     <w:tbl>
@@ -652,31 +1066,183 @@
       </w:r>
     </w:p>
     <w:p>
-      <w:r>
-        <w:t>Guided: 2.5 - 0.3*2.5 = 1.75; validation MSE 0.78125. Equal final weights here give equal final predictions, but the intermediate weights differ. Exit: the score compares complete procedures with different budgets, not an isolated learning-rate effect; match update counts and all other settings.</w:t>
+      <w:pPr>
+        <w:pStyle w:val="Heading3"/>
+      </w:pPr>
+      <w:r>
+        <w:t>Explain Capstone controlled experiments · 3</w:t>
       </w:r>
     </w:p>
     <w:p>
       <w:pPr>
-        <w:pStyle w:val="Heading3"/>
-      </w:pPr>
-      <w:r>
-        <w:t>Model the reasoning aloud</w:t>
+        <w:spacing w:line="336" w:lineRule="auto" w:after="180"/>
+      </w:pPr>
+      <w:r>
+        <w:rPr>
+          <w:b w:val="0"/>
+        </w:rPr>
+        <w:t xml:space="preserve">Guided: 2.5 - 0.3*2.5 = 1.75; validation MSE 0.78125. Equal final weights here give equal final </w:t>
+      </w:r>
+      <w:r>
+        <w:rPr>
+          <w:b/>
+        </w:rPr>
+        <w:t>prediction</w:t>
+      </w:r>
+      <w:r>
+        <w:rPr>
+          <w:b w:val="0"/>
+        </w:rPr>
+        <w:t>s, but the intermediate weights differ.</w:t>
       </w:r>
     </w:p>
     <w:p>
-      <w:r>
-        <w:t>Use the complete worked example below before asking learners to complete W2. Reveal a small part, invite a prediction, then explain the deciding step. These teacher notes contain solutions; do not reveal the independent case answer during modelling.</w:t>
+      <w:pPr>
+        <w:spacing w:line="336" w:lineRule="auto" w:after="180"/>
+      </w:pPr>
+      <w:r>
+        <w:rPr>
+          <w:b w:val="0"/>
+        </w:rPr>
+        <w:t>Exit: the score compares complete procedures with different budgets, not an isolated learning-rate effect; match update counts and all other settings.</w:t>
       </w:r>
     </w:p>
     <w:p>
-      <w:r>
-        <w:t>At a = 1.75, validation predictions are 5.25 and 7. Errors -0.75 and -1 square to 0.5625 and 1, giving MSE 0.78125. At a = 2 the predictions equal 6 and 8, so MSE is zero. Rate 0.2 wins the written validation rule. This selection uses two validation cases, not four independent cases because two runs used them.</w:t>
+      <w:pPr>
+        <w:pStyle w:val="Heading3"/>
+      </w:pPr>
+      <w:r>
+        <w:t>Model the reasoning aloud</w:t>
       </w:r>
     </w:p>
     <w:p>
-      <w:r>
-        <w:t>If one run used extra epochs or different training rows, the comparison would mix factors. Either rerun a matched experiment or report the differences and avoid claiming an isolated learning-rate effect. A zero validation score is also compatible with a very simple task and says nothing about a new distribution.</w:t>
+      <w:pPr>
+        <w:spacing w:line="336" w:lineRule="auto" w:after="180"/>
+      </w:pPr>
+      <w:r>
+        <w:rPr>
+          <w:b w:val="0"/>
+        </w:rPr>
+        <w:t xml:space="preserve">Use the complete worked example below before asking learners to complete W2. Reveal a small part, invite a </w:t>
+      </w:r>
+      <w:r>
+        <w:rPr>
+          <w:b/>
+        </w:rPr>
+        <w:t>prediction</w:t>
+      </w:r>
+      <w:r>
+        <w:rPr>
+          <w:b w:val="0"/>
+        </w:rPr>
+        <w:t>, then explain the deciding step.</w:t>
+      </w:r>
+    </w:p>
+    <w:p>
+      <w:pPr>
+        <w:spacing w:line="336" w:lineRule="auto" w:after="180"/>
+      </w:pPr>
+      <w:r>
+        <w:rPr>
+          <w:b w:val="0"/>
+        </w:rPr>
+        <w:t>These teacher notes contain solutions; do not reveal the independent case answer during modelling.</w:t>
+      </w:r>
+    </w:p>
+    <w:p>
+      <w:pPr>
+        <w:pStyle w:val="Heading3"/>
+      </w:pPr>
+      <w:r>
+        <w:t>Model the reasoning aloud · 4</w:t>
+      </w:r>
+    </w:p>
+    <w:p>
+      <w:pPr>
+        <w:spacing w:line="336" w:lineRule="auto" w:after="180"/>
+      </w:pPr>
+      <w:r>
+        <w:rPr>
+          <w:b w:val="0"/>
+        </w:rPr>
+        <w:t xml:space="preserve">At a = 1.75, validation </w:t>
+      </w:r>
+      <w:r>
+        <w:rPr>
+          <w:b/>
+        </w:rPr>
+        <w:t>prediction</w:t>
+      </w:r>
+      <w:r>
+        <w:rPr>
+          <w:b w:val="0"/>
+        </w:rPr>
+        <w:t xml:space="preserve">s are 5.25 and 7. Errors -0.75 and -1 square to 0.5625 and 1, giving MSE 0.78125. At a = 2 the </w:t>
+      </w:r>
+      <w:r>
+        <w:rPr>
+          <w:b/>
+        </w:rPr>
+        <w:t>prediction</w:t>
+      </w:r>
+      <w:r>
+        <w:rPr>
+          <w:b w:val="0"/>
+        </w:rPr>
+        <w:t>s equal 6 and 8, so MSE is zero. Rate 0.2 wins the written validation rule.</w:t>
+      </w:r>
+    </w:p>
+    <w:p>
+      <w:pPr>
+        <w:spacing w:line="336" w:lineRule="auto" w:after="180"/>
+      </w:pPr>
+      <w:r>
+        <w:rPr>
+          <w:b w:val="0"/>
+        </w:rPr>
+        <w:t>This selection uses two validation cases, not four independent cases because two runs used them.</w:t>
+      </w:r>
+    </w:p>
+    <w:p>
+      <w:pPr>
+        <w:pStyle w:val="Heading3"/>
+      </w:pPr>
+      <w:r>
+        <w:t>Model the reasoning aloud · 5</w:t>
+      </w:r>
+    </w:p>
+    <w:p>
+      <w:pPr>
+        <w:spacing w:line="336" w:lineRule="auto" w:after="180"/>
+      </w:pPr>
+      <w:r>
+        <w:rPr>
+          <w:b w:val="0"/>
+        </w:rPr>
+        <w:t xml:space="preserve">If one run used extra epochs or different </w:t>
+      </w:r>
+      <w:r>
+        <w:rPr>
+          <w:b/>
+        </w:rPr>
+        <w:t>training</w:t>
+      </w:r>
+      <w:r>
+        <w:rPr>
+          <w:b w:val="0"/>
+        </w:rPr>
+        <w:t xml:space="preserve"> rows, the comparison would mix factors. Either rerun a matched experiment or report the differences and avoid claiming an isolated learning-rate effect.</w:t>
+      </w:r>
+    </w:p>
+    <w:p>
+      <w:pPr>
+        <w:spacing w:line="336" w:lineRule="auto" w:after="180"/>
+      </w:pPr>
+      <w:r>
+        <w:rPr>
+          <w:b w:val="0"/>
+        </w:rPr>
+        <w:t>A zero validation score is also compatible with a very simple task and says nothing about a new distribution.</w:t>
       </w:r>
     </w:p>
     <w:tbl>
@@ -782,7 +1348,13 @@
       </w:tr>
     </w:tbl>
     <w:p>
-      <w:r>
+      <w:pPr>
+        <w:spacing w:line="336" w:lineRule="auto" w:after="180"/>
+      </w:pPr>
+      <w:r>
+        <w:rPr>
+          <w:b w:val="0"/>
+        </w:rPr>
         <w:t>Use the diagram and verbal explanation together. Ask learners to match a sentence to a specific visual step; do not assign learners fixed visual or auditory learning styles.</w:t>
       </w:r>
     </w:p>
@@ -795,7 +1367,13 @@
       </w:r>
     </w:p>
     <w:p>
-      <w:r>
+      <w:pPr>
+        <w:spacing w:line="336" w:lineRule="auto" w:after="180"/>
+      </w:pPr>
+      <w:r>
+        <w:rPr>
+          <w:b w:val="0"/>
+        </w:rPr>
         <w:t>One controlled network change. The capstone compares two fixed networks on the same six labelled toy patterns. Only one feature connection is added.</w:t>
       </w:r>
     </w:p>
@@ -808,7 +1386,22 @@
       </w:r>
     </w:p>
     <w:p>
-      <w:r>
+      <w:pPr>
+        <w:pStyle w:val="Heading3"/>
+      </w:pPr>
+      <w:r>
+        <w:t>Supplied facts</w:t>
+      </w:r>
+    </w:p>
+    <w:p>
+      <w:pPr>
+        <w:spacing w:line="336" w:lineRule="auto" w:after="180"/>
+        <w:shd w:fill="F1F6FC"/>
+      </w:pPr>
+      <w:r>
+        <w:rPr>
+          <w:b w:val="0"/>
+        </w:rPr>
         <w:t>A scores [1,1,0,1,0,1]; B scores [1,1,1,1,0,1]. Settings, labels and scoring remain fixed. Binary entries mean 1=correct and 0=incorrect.</w:t>
       </w:r>
     </w:p>
@@ -1008,21 +1601,31 @@
       </w:r>
     </w:p>
     <w:p>
-      <w:r>
-        <w:t>Controlled experiments vary the specified component while retaining comparable cases. Pairing the outcomes by pattern shows where the score difference comes from instead of hiding it in an overall average.</w:t>
+      <w:pPr>
+        <w:pStyle w:val="Heading3"/>
+      </w:pPr>
+      <w:r>
+        <w:t>Why the result follows</w:t>
       </w:r>
     </w:p>
     <w:p>
       <w:pPr>
-        <w:pStyle w:val="Heading3"/>
-      </w:pPr>
-      <w:r>
-        <w:t>What this example does not establish</w:t>
+        <w:spacing w:line="336" w:lineRule="auto" w:after="180"/>
+        <w:shd w:fill="F1F6FC"/>
+      </w:pPr>
+      <w:r>
+        <w:rPr>
+          <w:b w:val="0"/>
+        </w:rPr>
+        <w:t>Controlled experiments vary the specified component while retaining comparable cases. Pairing the outcomes by pattern shows where the score difference comes from instead of hiding it in an overall average.</w:t>
       </w:r>
     </w:p>
     <w:p>
-      <w:r>
-        <w:t>These descriptive toy results do not establish significance, stable superiority or the full learned mechanism.</w:t>
+      <w:pPr>
+        <w:pStyle w:val="Heading3"/>
+      </w:pPr>
+      <w:r>
+        <w:t>What this example does not establish</w:t>
       </w:r>
     </w:p>
     <w:p>
@@ -1030,43 +1633,204 @@
         <w:pStyle w:val="Heading3"/>
       </w:pPr>
       <w:r>
-        <w:t>Change one thing in the pictured case</w:t>
+        <w:t>Keep the stated limit</w:t>
       </w:r>
     </w:p>
     <w:p>
-      <w:r>
-        <w:t>Change: Change B’s training set as well as the feature connection.</w:t>
+      <w:pPr>
+        <w:spacing w:line="336" w:lineRule="auto" w:after="180"/>
+        <w:shd w:fill="FFF5E6"/>
+      </w:pPr>
+      <w:r>
+        <w:rPr>
+          <w:b w:val="0"/>
+        </w:rPr>
+        <w:t xml:space="preserve">These descriptive toy results do not establish significance, stable superiority or the full learned </w:t>
+      </w:r>
+      <w:r>
+        <w:rPr>
+          <w:b/>
+        </w:rPr>
+        <w:t>mechanism</w:t>
+      </w:r>
+      <w:r>
+        <w:rPr>
+          <w:b w:val="0"/>
+        </w:rPr>
+        <w:t>.</w:t>
       </w:r>
     </w:p>
     <w:p>
-      <w:r>
-        <w:t>Prediction: The experiment no longer isolates the connection change.</w:t>
+      <w:pPr>
+        <w:pStyle w:val="Heading3"/>
+      </w:pPr>
+      <w:r>
+        <w:t>Change one thing in the pictured case</w:t>
       </w:r>
     </w:p>
     <w:p>
-      <w:r>
-        <w:t>Reason: A training-data difference supplies an alternative explanation for the observed result.</w:t>
+      <w:pPr>
+        <w:pStyle w:val="Heading3"/>
+      </w:pPr>
+      <w:r>
+        <w:t>Change one thing</w:t>
       </w:r>
     </w:p>
     <w:p>
       <w:pPr>
-        <w:pStyle w:val="Heading3"/>
-      </w:pPr>
-      <w:r>
-        <w:t>Ask while showing the picture</w:t>
+        <w:spacing w:line="336" w:lineRule="auto" w:after="180"/>
+        <w:shd w:fill="F5F1FB"/>
+      </w:pPr>
+      <w:r>
+        <w:rPr>
+          <w:b w:val="0"/>
+        </w:rPr>
+        <w:t xml:space="preserve">Change: Change B’s </w:t>
+      </w:r>
+      <w:r>
+        <w:rPr>
+          <w:b/>
+        </w:rPr>
+        <w:t>training</w:t>
+      </w:r>
+      <w:r>
+        <w:rPr>
+          <w:b w:val="0"/>
+        </w:rPr>
+        <w:t xml:space="preserve"> set as well as the feature connection.</w:t>
       </w:r>
     </w:p>
     <w:p>
-      <w:r>
-        <w:t>Cover the result. Ask learners to name the inputs and predict the next step. Uncover one step, connect the icon to the actual procedure, and explain its evidence. Then change the supplied condition and compare. The picture is a representation; it does not document execution of a real AI model.</w:t>
+      <w:pPr>
+        <w:pStyle w:val="Heading3"/>
+      </w:pPr>
+      <w:r>
+        <w:t>Predicted result</w:t>
       </w:r>
     </w:p>
     <w:p>
       <w:pPr>
+        <w:spacing w:line="336" w:lineRule="auto" w:after="180"/>
+        <w:shd w:fill="F1F6FC"/>
+      </w:pPr>
+      <w:r>
+        <w:rPr>
+          <w:b/>
+        </w:rPr>
+        <w:t>Prediction</w:t>
+      </w:r>
+      <w:r>
+        <w:rPr>
+          <w:b w:val="0"/>
+        </w:rPr>
+        <w:t>: The experiment no longer isolates the connection change.</w:t>
+      </w:r>
+    </w:p>
+    <w:p>
+      <w:pPr>
+        <w:pStyle w:val="Heading3"/>
+      </w:pPr>
+      <w:r>
+        <w:t>Why the result follows</w:t>
+      </w:r>
+    </w:p>
+    <w:p>
+      <w:pPr>
+        <w:spacing w:line="336" w:lineRule="auto" w:after="180"/>
+        <w:shd w:fill="F1F6FC"/>
+      </w:pPr>
+      <w:r>
+        <w:rPr>
+          <w:b w:val="0"/>
+        </w:rPr>
+        <w:t xml:space="preserve">Reason: A </w:t>
+      </w:r>
+      <w:r>
+        <w:rPr>
+          <w:b/>
+        </w:rPr>
+        <w:t>training</w:t>
+      </w:r>
+      <w:r>
+        <w:rPr>
+          <w:b w:val="0"/>
+        </w:rPr>
+        <w:t>-data difference supplies an alternative explanation for the observed result.</w:t>
+      </w:r>
+    </w:p>
+    <w:p>
+      <w:pPr>
+        <w:pStyle w:val="Heading3"/>
+      </w:pPr>
+      <w:r>
+        <w:t>Ask while showing the picture</w:t>
+      </w:r>
+    </w:p>
+    <w:p>
+      <w:pPr>
+        <w:pStyle w:val="Heading3"/>
+      </w:pPr>
+      <w:r>
+        <w:t>Ask while showing the picture · 6</w:t>
+      </w:r>
+    </w:p>
+    <w:p>
+      <w:pPr>
+        <w:spacing w:line="336" w:lineRule="auto" w:after="180"/>
+      </w:pPr>
+      <w:r>
+        <w:rPr>
+          <w:b w:val="0"/>
+        </w:rPr>
+        <w:t xml:space="preserve">Cover the result. Ask learners to name the </w:t>
+      </w:r>
+      <w:r>
+        <w:rPr>
+          <w:b/>
+        </w:rPr>
+        <w:t>input</w:t>
+      </w:r>
+      <w:r>
+        <w:rPr>
+          <w:b w:val="0"/>
+        </w:rPr>
+        <w:t xml:space="preserve">s and predict the next step. Uncover one step, connect the icon to the actual procedure, and explain its </w:t>
+      </w:r>
+      <w:r>
+        <w:rPr>
+          <w:b/>
+        </w:rPr>
+        <w:t>evidence</w:t>
+      </w:r>
+      <w:r>
+        <w:rPr>
+          <w:b w:val="0"/>
+        </w:rPr>
+        <w:t>. Then change the supplied condition and compare.</w:t>
+      </w:r>
+    </w:p>
+    <w:p>
+      <w:pPr>
+        <w:spacing w:line="336" w:lineRule="auto" w:after="180"/>
+      </w:pPr>
+      <w:r>
+        <w:rPr>
+          <w:b w:val="0"/>
+        </w:rPr>
+        <w:t>The picture is a representation; it does not document execution of a real AI model.</w:t>
+      </w:r>
+    </w:p>
+    <w:p>
+      <w:pPr>
         <w:pStyle w:val="Heading1"/>
       </w:pPr>
       <w:r>
         <w:t>03. Demonstrate and guide practice</w:t>
+      </w:r>
+    </w:p>
+    <w:p>
+      <w:r>
+        <w:t>Demonstrate Capstone controlled experiments, reduce support deliberately and check individual reasoning before discussing answers.</w:t>
       </w:r>
     </w:p>
     <w:tbl>
@@ -1282,36 +2046,88 @@
       </w:tr>
     </w:tbl>
     <w:p>
-      <w:r>
-        <w:t>Use the worked example in Sections 3 and 6. Collect a prediction before revealing its result; ask the learner to point to each intermediate fact.</w:t>
+      <w:pPr>
+        <w:spacing w:line="336" w:lineRule="auto" w:after="180"/>
+      </w:pPr>
+      <w:r>
+        <w:rPr>
+          <w:b w:val="0"/>
+        </w:rPr>
+        <w:t xml:space="preserve">Use the worked example in Sections 3 and 6. Collect a </w:t>
+      </w:r>
+      <w:r>
+        <w:rPr>
+          <w:b/>
+        </w:rPr>
+        <w:t>prediction</w:t>
+      </w:r>
+      <w:r>
+        <w:rPr>
+          <w:b w:val="0"/>
+        </w:rPr>
+        <w:t xml:space="preserve"> before revealing its result; ask the learner to point to each intermediate fact.</w:t>
       </w:r>
     </w:p>
     <w:p>
-      <w:r>
-        <w:t>Provide a frame with question, fixed settings, changed setting, data roles, raw predictions, metric, conclusion and limitation. Allow a calculator and explicit squared-error columns. Extension: implement the arithmetic locally, preserve the program version, and explain why a successful replay adds no independent test cases.</w:t>
+      <w:pPr>
+        <w:spacing w:line="336" w:lineRule="auto" w:after="180"/>
+      </w:pPr>
+      <w:r>
+        <w:rPr>
+          <w:b w:val="0"/>
+        </w:rPr>
+        <w:t xml:space="preserve">Provide a frame with question, fixed settings, changed setting, data roles, raw </w:t>
+      </w:r>
+      <w:r>
+        <w:rPr>
+          <w:b/>
+        </w:rPr>
+        <w:t>prediction</w:t>
+      </w:r>
+      <w:r>
+        <w:rPr>
+          <w:b w:val="0"/>
+        </w:rPr>
+        <w:t>s, metric, conclusion and limitation. Allow a calculator and explicit squared-error columns.</w:t>
       </w:r>
     </w:p>
     <w:p>
       <w:pPr>
-        <w:pStyle w:val="Heading3"/>
-      </w:pPr>
-      <w:r>
-        <w:t>Reduce help deliberately</w:t>
+        <w:spacing w:line="336" w:lineRule="auto" w:after="180"/>
+      </w:pPr>
+      <w:r>
+        <w:rPr>
+          <w:b w:val="0"/>
+        </w:rPr>
+        <w:t>Extension: implement the arithmetic locally, preserve the program version, and explain why a successful replay adds no independent test cases.</w:t>
       </w:r>
     </w:p>
     <w:p>
-      <w:r>
-        <w:t>Completion task: Compute both updates for rates 0.1 and 0.2 using gradient 5*(a-2).</w:t>
+      <w:pPr>
+        <w:pStyle w:val="Heading3"/>
+      </w:pPr>
+      <w:r>
+        <w:t>Reduce help deliberately</w:t>
       </w:r>
     </w:p>
     <w:p>
-      <w:r>
-        <w:t>Teacher check: Teacher explanation: Rate 0.1: 1 -&gt; 1.5 -&gt; 1.75. Rate 0.2: 1 -&gt; 2 -&gt; 2. Gradients are -5 then -2.5 for the first run and -5 then 0 for the second.</w:t>
+      <w:pPr>
+        <w:pStyle w:val="Heading3"/>
+      </w:pPr>
+      <w:r>
+        <w:t>Completion practice</w:t>
       </w:r>
     </w:p>
     <w:p>
-      <w:r>
-        <w:t>Start by identifying the given inputs together. Leave the intermediate steps blank. If needed, model one step, then withdraw that help on the next step. Move to a full trace only when the partial trace is understood. For partners, alternate explainer and checker; collect a response from every learner before discussion.</w:t>
+      <w:pPr>
+        <w:spacing w:line="336" w:lineRule="auto" w:after="180"/>
+        <w:shd w:fill="F5F1FB"/>
+      </w:pPr>
+      <w:r>
+        <w:rPr>
+          <w:b w:val="0"/>
+        </w:rPr>
+        <w:t>Completion task: Compute both updates for rates 0.1 and 0.2 using gradient 5*(a-2).</w:t>
       </w:r>
     </w:p>
     <w:p>
@@ -1319,22 +2135,53 @@
         <w:pStyle w:val="Heading3"/>
       </w:pPr>
       <w:r>
-        <w:t>Individual reasoning check</w:t>
+        <w:t>Reasoning to listen for</w:t>
       </w:r>
     </w:p>
     <w:p>
-      <w:r>
-        <w:t>Use the worked case for Capstone controlled experiments. Proposed explanation: “More runs mean more validation examples”. Decide whether this explanation is supported. Point to the step or supplied fact that decides; explain your repair if needed.</w:t>
+      <w:pPr>
+        <w:spacing w:line="336" w:lineRule="auto" w:after="180"/>
+        <w:shd w:fill="F1F6FC"/>
+      </w:pPr>
+      <w:r>
+        <w:rPr>
+          <w:b w:val="0"/>
+        </w:rPr>
+        <w:t>Teacher check: Teacher explanation: Rate 0.1: 1 -&gt; 1.5 -&gt; 1.75. Rate 0.2: 1 -&gt; 2 -&gt; 2. Gradients are -5 then -2.5 for the first run and -5 then 0 for the second.</w:t>
       </w:r>
     </w:p>
     <w:p>
-      <w:r>
-        <w:t>Expected correction: Reusing two rows across runs leaves two distinct validation cases.</w:t>
+      <w:pPr>
+        <w:spacing w:line="336" w:lineRule="auto" w:after="180"/>
+      </w:pPr>
+      <w:r>
+        <w:rPr>
+          <w:b w:val="0"/>
+        </w:rPr>
+        <w:t xml:space="preserve">Start by identifying the given </w:t>
+      </w:r>
+      <w:r>
+        <w:rPr>
+          <w:b/>
+        </w:rPr>
+        <w:t>input</w:t>
+      </w:r>
+      <w:r>
+        <w:rPr>
+          <w:b w:val="0"/>
+        </w:rPr>
+        <w:t>s together. Leave the intermediate steps blank. If needed, model one step, then withdraw that help on the next step. Move to a full trace only when the partial trace is understood.</w:t>
       </w:r>
     </w:p>
     <w:p>
-      <w:r>
-        <w:t>Collect explanations, not only yes/no votes. If a misunderstanding is common, re-model the relevant step for the class. If it affects a few learners, give a short targeted group explanation while others solve a more demanding variation.</w:t>
+      <w:pPr>
+        <w:spacing w:line="336" w:lineRule="auto" w:after="180"/>
+      </w:pPr>
+      <w:r>
+        <w:rPr>
+          <w:b w:val="0"/>
+        </w:rPr>
+        <w:t>For partners, alternate explainer and checker; collect a response from every learner before discussion.</w:t>
       </w:r>
     </w:p>
     <w:p>
@@ -1342,63 +2189,284 @@
         <w:pStyle w:val="Heading3"/>
       </w:pPr>
       <w:r>
-        <w:t>Pictorial practice question</w:t>
+        <w:t>Individual reasoning check</w:t>
       </w:r>
     </w:p>
     <w:p>
-      <w:r>
-        <w:t>Compute the two correct counts and identify the changed case. Why would changing B’s training data weaken the conclusion about its added connection?</w:t>
+      <w:pPr>
+        <w:spacing w:line="336" w:lineRule="auto" w:after="180"/>
+      </w:pPr>
+      <w:r>
+        <w:rPr>
+          <w:b w:val="0"/>
+        </w:rPr>
+        <w:t>Use the worked case for Capstone controlled experiments. Proposed explanation: “More runs mean more validation examples”. Decide whether this explanation is supported.</w:t>
       </w:r>
     </w:p>
     <w:p>
       <w:pPr>
-        <w:pStyle w:val="Heading3"/>
-      </w:pPr>
-      <w:r>
-        <w:t>Reasoned teacher answer</w:t>
+        <w:spacing w:line="336" w:lineRule="auto" w:after="180"/>
+      </w:pPr>
+      <w:r>
+        <w:rPr>
+          <w:b w:val="0"/>
+        </w:rPr>
+        <w:t>Point to the step or supplied fact that decides; explain your repair if needed.</w:t>
       </w:r>
     </w:p>
     <w:p>
-      <w:r>
-        <w:t>A has four correct, B five; case three explains the count gain and case five fails for both. Changing training data alongside the connection entangles two interventions, so the gain cannot be attributed to the connection alone.</w:t>
+      <w:pPr>
+        <w:pStyle w:val="Heading3"/>
+      </w:pPr>
+      <w:r>
+        <w:t>Expected repair</w:t>
       </w:r>
     </w:p>
     <w:p>
-      <w:r>
-        <w:t>Changed-case reasoning: The experiment no longer isolates the connection change. A training-data difference supplies an alternative explanation for the observed result.</w:t>
+      <w:pPr>
+        <w:spacing w:line="336" w:lineRule="auto" w:after="180"/>
+        <w:shd w:fill="F1F6FC"/>
+      </w:pPr>
+      <w:r>
+        <w:rPr>
+          <w:b w:val="0"/>
+        </w:rPr>
+        <w:t>Expected correction: Reusing two rows across runs leaves two distinct validation cases.</w:t>
       </w:r>
     </w:p>
     <w:p>
-      <w:r>
-        <w:t>Collect each learner’s explanation before discussion. Use the first missing connection between input, deciding step and result to choose support. This question is worked-case practice, not fresh mastery evidence.</w:t>
+      <w:pPr>
+        <w:spacing w:line="336" w:lineRule="auto" w:after="180"/>
+      </w:pPr>
+      <w:r>
+        <w:rPr>
+          <w:b w:val="0"/>
+        </w:rPr>
+        <w:t>Collect explanations, not only yes/no votes. If a misunderstanding is common, re-model the relevant step for the class.</w:t>
       </w:r>
     </w:p>
     <w:p>
       <w:pPr>
-        <w:pStyle w:val="Heading1"/>
-      </w:pPr>
-      <w:r>
-        <w:t>04. Run the investigation and diagnose misconceptions</w:t>
+        <w:spacing w:line="336" w:lineRule="auto" w:after="180"/>
+      </w:pPr>
+      <w:r>
+        <w:rPr>
+          <w:b w:val="0"/>
+        </w:rPr>
+        <w:t>If it affects a few learners, give a short targeted group explanation while others solve a more demanding variation.</w:t>
       </w:r>
     </w:p>
     <w:p>
-      <w:r>
-        <w:t>More runs mean more validation examples: Reusing two rows across runs leaves two distinct validation cases.</w:t>
+      <w:pPr>
+        <w:pStyle w:val="Heading3"/>
+      </w:pPr>
+      <w:r>
+        <w:t>Pictorial practice question</w:t>
       </w:r>
     </w:p>
     <w:p>
-      <w:r>
-        <w:t>The largest rate must be best: The active-region update may overshoot; results depend on task, rate and budget.</w:t>
+      <w:pPr>
+        <w:spacing w:line="336" w:lineRule="auto" w:after="180"/>
+        <w:shd w:fill="F5F1FB"/>
+      </w:pPr>
+      <w:r>
+        <w:rPr>
+          <w:b w:val="0"/>
+        </w:rPr>
+        <w:t xml:space="preserve">Compute the two correct counts and identify the changed case. Why would changing B’s </w:t>
+      </w:r>
+      <w:r>
+        <w:rPr>
+          <w:b/>
+        </w:rPr>
+        <w:t>training</w:t>
+      </w:r>
+      <w:r>
+        <w:rPr>
+          <w:b w:val="0"/>
+        </w:rPr>
+        <w:t xml:space="preserve"> data weaken the conclusion about its added connection?</w:t>
       </w:r>
     </w:p>
     <w:p>
-      <w:r>
-        <w:t>Zero validation error proves the final result: Final rows remain unopened and the selected candidate has not yet been evaluated on them.</w:t>
+      <w:pPr>
+        <w:pStyle w:val="Heading3"/>
+      </w:pPr>
+      <w:r>
+        <w:t>Reasoned teacher answer</w:t>
       </w:r>
     </w:p>
     <w:p>
-      <w:r>
-        <w:t>Use Section 9 for the evidence ledger. Add a boundary or missing-input case and record the expected response before checking. More successful repeats of one case do not establish wider coverage.</w:t>
+      <w:pPr>
+        <w:spacing w:line="336" w:lineRule="auto" w:after="180"/>
+      </w:pPr>
+      <w:r>
+        <w:rPr>
+          <w:b w:val="0"/>
+        </w:rPr>
+        <w:t>A has four correct, B five; case three explains the count gain and case five fails for both.</w:t>
+      </w:r>
+    </w:p>
+    <w:p>
+      <w:pPr>
+        <w:spacing w:line="336" w:lineRule="auto" w:after="180"/>
+      </w:pPr>
+      <w:r>
+        <w:rPr>
+          <w:b w:val="0"/>
+        </w:rPr>
+        <w:t xml:space="preserve">Changing </w:t>
+      </w:r>
+      <w:r>
+        <w:rPr>
+          <w:b/>
+        </w:rPr>
+        <w:t>training</w:t>
+      </w:r>
+      <w:r>
+        <w:rPr>
+          <w:b w:val="0"/>
+        </w:rPr>
+        <w:t xml:space="preserve"> data alongside the connection entangles two interventions, so the gain cannot be attributed to the connection alone.</w:t>
+      </w:r>
+    </w:p>
+    <w:p>
+      <w:pPr>
+        <w:spacing w:line="336" w:lineRule="auto" w:after="180"/>
+      </w:pPr>
+      <w:r>
+        <w:rPr>
+          <w:b w:val="0"/>
+        </w:rPr>
+        <w:t xml:space="preserve">Changed-case reasoning: The experiment no longer isolates the connection change. A </w:t>
+      </w:r>
+      <w:r>
+        <w:rPr>
+          <w:b/>
+        </w:rPr>
+        <w:t>training</w:t>
+      </w:r>
+      <w:r>
+        <w:rPr>
+          <w:b w:val="0"/>
+        </w:rPr>
+        <w:t>-data difference supplies an alternative explanation for the observed result.</w:t>
+      </w:r>
+    </w:p>
+    <w:p>
+      <w:pPr>
+        <w:spacing w:line="336" w:lineRule="auto" w:after="180"/>
+      </w:pPr>
+      <w:r>
+        <w:rPr>
+          <w:b w:val="0"/>
+        </w:rPr>
+        <w:t xml:space="preserve">Collect each learner’s explanation before discussion. Use the first missing connection between </w:t>
+      </w:r>
+      <w:r>
+        <w:rPr>
+          <w:b/>
+        </w:rPr>
+        <w:t>input</w:t>
+      </w:r>
+      <w:r>
+        <w:rPr>
+          <w:b w:val="0"/>
+        </w:rPr>
+        <w:t xml:space="preserve">, deciding step and result to choose support. This question is worked-case practice, not fresh mastery </w:t>
+      </w:r>
+      <w:r>
+        <w:rPr>
+          <w:b/>
+        </w:rPr>
+        <w:t>evidence</w:t>
+      </w:r>
+      <w:r>
+        <w:rPr>
+          <w:b w:val="0"/>
+        </w:rPr>
+        <w:t>.</w:t>
+      </w:r>
+    </w:p>
+    <w:p>
+      <w:pPr>
+        <w:pStyle w:val="Heading1"/>
+      </w:pPr>
+      <w:r>
+        <w:t>04. Run the investigation and diagnose misconceptions</w:t>
+      </w:r>
+    </w:p>
+    <w:p>
+      <w:r>
+        <w:t>Run the Capstone controlled experiments investigation and use the first unsupported step to choose a teaching response.</w:t>
+      </w:r>
+    </w:p>
+    <w:p>
+      <w:pPr>
+        <w:spacing w:line="336" w:lineRule="auto" w:after="180"/>
+      </w:pPr>
+      <w:r>
+        <w:rPr>
+          <w:b w:val="0"/>
+        </w:rPr>
+        <w:t>More runs mean more validation examples: Reusing two rows across runs leaves two distinct validation cases.</w:t>
+      </w:r>
+    </w:p>
+    <w:p>
+      <w:pPr>
+        <w:spacing w:line="336" w:lineRule="auto" w:after="180"/>
+      </w:pPr>
+      <w:r>
+        <w:rPr>
+          <w:b w:val="0"/>
+        </w:rPr>
+        <w:t>The largest rate must be best: The active-region update may overshoot; results depend on task, rate and budget.</w:t>
+      </w:r>
+    </w:p>
+    <w:p>
+      <w:pPr>
+        <w:spacing w:line="336" w:lineRule="auto" w:after="180"/>
+      </w:pPr>
+      <w:r>
+        <w:rPr>
+          <w:b w:val="0"/>
+        </w:rPr>
+        <w:t>Zero validation error proves the final result: Final rows remain unopened and the selected candidate has not yet been evaluated on them.</w:t>
+      </w:r>
+    </w:p>
+    <w:p>
+      <w:pPr>
+        <w:spacing w:line="336" w:lineRule="auto" w:after="180"/>
+      </w:pPr>
+      <w:r>
+        <w:rPr>
+          <w:b w:val="0"/>
+        </w:rPr>
+        <w:t xml:space="preserve">Use Section 9 for the </w:t>
+      </w:r>
+      <w:r>
+        <w:rPr>
+          <w:b/>
+        </w:rPr>
+        <w:t>evidence</w:t>
+      </w:r>
+      <w:r>
+        <w:rPr>
+          <w:b w:val="0"/>
+        </w:rPr>
+        <w:t xml:space="preserve"> ledger. Add a boundary or missing-</w:t>
+      </w:r>
+      <w:r>
+        <w:rPr>
+          <w:b/>
+        </w:rPr>
+        <w:t>input</w:t>
+      </w:r>
+      <w:r>
+        <w:rPr>
+          <w:b w:val="0"/>
+        </w:rPr>
+        <w:t xml:space="preserve"> case and record the expected response before checking. More successful repeats of one case do not establish wider coverage.</w:t>
       </w:r>
     </w:p>
     <w:p>
@@ -1556,29 +2624,38 @@
       </w:tr>
     </w:tbl>
     <w:p>
-      <w:r>
-        <w:t>Offer an oral explanation, drawing, enlarged visual or fewer examples when that removes a reading/writing barrier. Keep the same reasoning goal. Stretch secure learners by changing a boundary or assumption and asking them to defend the effect, not simply by assigning more of the same questions.</w:t>
+      <w:pPr>
+        <w:spacing w:line="336" w:lineRule="auto" w:after="180"/>
+      </w:pPr>
+      <w:r>
+        <w:rPr>
+          <w:b w:val="0"/>
+        </w:rPr>
+        <w:t>Offer an oral explanation, drawing, enlarged visual or fewer examples when that removes a reading/writing barrier. Keep the same reasoning goal.</w:t>
       </w:r>
     </w:p>
     <w:p>
       <w:pPr>
-        <w:pStyle w:val="Heading1"/>
-      </w:pPr>
-      <w:r>
-        <w:t>05. Assess and explain the answers</w:t>
+        <w:spacing w:line="336" w:lineRule="auto" w:after="180"/>
+      </w:pPr>
+      <w:r>
+        <w:rPr>
+          <w:b w:val="0"/>
+        </w:rPr>
+        <w:t>Stretch secure learners by changing a boundary or assumption and asking them to defend the effect, not simply by assigning more of the same questions.</w:t>
       </w:r>
     </w:p>
     <w:p>
       <w:pPr>
-        <w:pStyle w:val="Heading3"/>
-      </w:pPr>
-      <w:r>
-        <w:t>Guided and exit questions</w:t>
+        <w:pStyle w:val="Heading1"/>
+      </w:pPr>
+      <w:r>
+        <w:t>05. Assess and explain the answers</w:t>
       </w:r>
     </w:p>
     <w:p>
       <w:r>
-        <w:t>Guided: 2.5 - 0.3*2.5 = 1.75; validation MSE 0.78125. Equal final weights here give equal final predictions, but the intermediate weights differ. Exit: the score compares complete procedures with different budgets, not an isolated learning-rate effect; match update counts and all other settings.</w:t>
+        <w:t>Use the Capstone controlled experiments questions, teacher keys and criteria after the relevant attempts. Previously discussed cases are practice; protect the separately selected independent task.</w:t>
       </w:r>
     </w:p>
     <w:p>
@@ -1586,17 +2663,41 @@
         <w:pStyle w:val="Heading3"/>
       </w:pPr>
       <w:r>
-        <w:t>W1 Name the controls</w:t>
+        <w:t>Guided and exit questions</w:t>
       </w:r>
     </w:p>
     <w:p>
-      <w:r>
-        <w:t>List six settings held fixed and the single intended changed factor.</w:t>
+      <w:pPr>
+        <w:spacing w:line="336" w:lineRule="auto" w:after="180"/>
+      </w:pPr>
+      <w:r>
+        <w:rPr>
+          <w:b w:val="0"/>
+        </w:rPr>
+        <w:t xml:space="preserve">Guided: 2.5 - 0.3*2.5 = 1.75; validation MSE 0.78125. Equal final weights here give equal final </w:t>
+      </w:r>
+      <w:r>
+        <w:rPr>
+          <w:b/>
+        </w:rPr>
+        <w:t>prediction</w:t>
+      </w:r>
+      <w:r>
+        <w:rPr>
+          <w:b w:val="0"/>
+        </w:rPr>
+        <w:t>s, but the intermediate weights differ.</w:t>
       </w:r>
     </w:p>
     <w:p>
-      <w:r>
-        <w:t>Teacher explanation: Hold training and validation rows, initial a, architecture/bias policy, loss, update count and evaluation metric fixed. Change learning rate.</w:t>
+      <w:pPr>
+        <w:spacing w:line="336" w:lineRule="auto" w:after="180"/>
+      </w:pPr>
+      <w:r>
+        <w:rPr>
+          <w:b w:val="0"/>
+        </w:rPr>
+        <w:t>Exit: the score compares complete procedures with different budgets, not an isolated learning-rate effect; match update counts and all other settings.</w:t>
       </w:r>
     </w:p>
     <w:p>
@@ -1604,17 +2705,27 @@
         <w:pStyle w:val="Heading3"/>
       </w:pPr>
       <w:r>
-        <w:t>W2 Trace both runs</w:t>
+        <w:t>W1 Name the controls</w:t>
       </w:r>
     </w:p>
     <w:p>
-      <w:r>
-        <w:t>Compute both updates for rates 0.1 and 0.2 using gradient 5*(a-2).</w:t>
+      <w:pPr>
+        <w:pStyle w:val="Heading3"/>
+      </w:pPr>
+      <w:r>
+        <w:t>Workbook question · W1</w:t>
       </w:r>
     </w:p>
     <w:p>
-      <w:r>
-        <w:t>Teacher explanation: Rate 0.1: 1 -&gt; 1.5 -&gt; 1.75. Rate 0.2: 1 -&gt; 2 -&gt; 2. Gradients are -5 then -2.5 for the first run and -5 then 0 for the second.</w:t>
+      <w:pPr>
+        <w:spacing w:line="336" w:lineRule="auto" w:after="180"/>
+        <w:shd w:fill="F5F1FB"/>
+      </w:pPr>
+      <w:r>
+        <w:rPr>
+          <w:b w:val="0"/>
+        </w:rPr>
+        <w:t>List six settings held fixed and the single intended changed factor.</w:t>
       </w:r>
     </w:p>
     <w:p>
@@ -1622,17 +2733,39 @@
         <w:pStyle w:val="Heading3"/>
       </w:pPr>
       <w:r>
-        <w:t>W3 Select without extra evidence</w:t>
+        <w:t>Teacher reasoning · W1</w:t>
       </w:r>
     </w:p>
     <w:p>
-      <w:r>
-        <w:t>Recompute validation MSE for the final weights and apply the written selection rule. How many distinct validation rows were used?</w:t>
+      <w:pPr>
+        <w:spacing w:line="336" w:lineRule="auto" w:after="180"/>
+        <w:shd w:fill="F1F6FC"/>
+      </w:pPr>
+      <w:r>
+        <w:rPr>
+          <w:b w:val="0"/>
+        </w:rPr>
+        <w:t xml:space="preserve">Teacher explanation: Hold </w:t>
+      </w:r>
+      <w:r>
+        <w:rPr>
+          <w:b/>
+        </w:rPr>
+        <w:t>training</w:t>
+      </w:r>
+      <w:r>
+        <w:rPr>
+          <w:b w:val="0"/>
+        </w:rPr>
+        <w:t xml:space="preserve"> and validation rows, initial a, architecture/bias policy, loss, update count and evaluation metric fixed. Change learning rate.</w:t>
       </w:r>
     </w:p>
     <w:p>
-      <w:r>
-        <w:t>Teacher explanation: MSE 0.78125 for a = 1.75 and 0 for a = 2, so select rate 0.2. There are two distinct validation rows; re-evaluation does not add cases.</w:t>
+      <w:pPr>
+        <w:pStyle w:val="Heading3"/>
+      </w:pPr>
+      <w:r>
+        <w:t>W2 Trace both runs</w:t>
       </w:r>
     </w:p>
     <w:p>
@@ -1640,61 +2773,107 @@
         <w:pStyle w:val="Heading3"/>
       </w:pPr>
       <w:r>
-        <w:t>W4 Run a new comparison independently</w:t>
+        <w:t>Workbook question · W2</w:t>
       </w:r>
     </w:p>
     <w:p>
-      <w:r>
-        <w:t>For training (1,3),(2,6) and validation (3,9),(4,12), start a = 1. Compare rates 0.1 and 0.2 for two updates. Gradient is 5*(a-3). Compute final weights and validation MSE, then select lower MSE; ties go to 0.1.</w:t>
+      <w:pPr>
+        <w:spacing w:line="336" w:lineRule="auto" w:after="180"/>
+        <w:shd w:fill="F5F1FB"/>
+      </w:pPr>
+      <w:r>
+        <w:rPr>
+          <w:b w:val="0"/>
+        </w:rPr>
+        <w:t>Compute both updates for rates 0.1 and 0.2 using gradient 5*(a-2).</w:t>
       </w:r>
     </w:p>
     <w:p>
-      <w:r>
-        <w:t>Teacher explanation: Rate 0.1: gradients -10,-5; weights 2,2.5. Validation errors -1.5,-2 give MSE 3.125. Rate 0.2: weights 3,3, errors 0,0 and MSE 0. Select 0.2, with only validation evidence on two constructed rows.</w:t>
+      <w:pPr>
+        <w:pStyle w:val="Heading3"/>
+      </w:pPr>
+      <w:r>
+        <w:t>Teacher reasoning · W2</w:t>
       </w:r>
     </w:p>
     <w:p>
       <w:pPr>
-        <w:pStyle w:val="Heading3"/>
-      </w:pPr>
-      <w:r>
-        <w:t>W5 Audit a mixed comparison</w:t>
+        <w:spacing w:line="336" w:lineRule="auto" w:after="180"/>
+        <w:shd w:fill="F1F6FC"/>
+      </w:pPr>
+      <w:r>
+        <w:rPr>
+          <w:b w:val="0"/>
+        </w:rPr>
+        <w:t>Teacher explanation: Rate 0.1: 1 -&gt; 1.5 -&gt; 1.75. Rate 0.2: 1 -&gt; 2 -&gt; 2. Gradients are -5 then -2.5 for the first run and -5 then 0 for the second.</w:t>
       </w:r>
     </w:p>
     <w:p>
-      <w:r>
-        <w:t>Run A uses rate 0.1 for two updates; run B uses rate 0.2 for six updates and different training rows. Can the difference be attributed to rate alone? Propose a repair.</w:t>
+      <w:pPr>
+        <w:pStyle w:val="Heading3"/>
+      </w:pPr>
+      <w:r>
+        <w:t>W3 Select without extra evidence</w:t>
       </w:r>
     </w:p>
     <w:p>
-      <w:r>
-        <w:t>Teacher explanation: No: update count and training data also differ. Rerun both rates with the same initial parameters, architecture, rows, loss, two-update budget and evaluation procedure; preserve and label the earlier mixed comparison.</w:t>
+      <w:pPr>
+        <w:pStyle w:val="Heading3"/>
+      </w:pPr>
+      <w:r>
+        <w:t>Workbook question · W3</w:t>
       </w:r>
     </w:p>
     <w:p>
       <w:pPr>
-        <w:pStyle w:val="Heading3"/>
-      </w:pPr>
-      <w:r>
-        <w:t>Independent assessment and fresh retry</w:t>
+        <w:spacing w:line="336" w:lineRule="auto" w:after="180"/>
+        <w:shd w:fill="F5F1FB"/>
+      </w:pPr>
+      <w:r>
+        <w:rPr>
+          <w:b w:val="0"/>
+        </w:rPr>
+        <w:t xml:space="preserve">Recompute validation MSE for the final weights and apply the written </w:t>
+      </w:r>
+      <w:r>
+        <w:rPr>
+          <w:b/>
+        </w:rPr>
+        <w:t>selection rule</w:t>
+      </w:r>
+      <w:r>
+        <w:rPr>
+          <w:b w:val="0"/>
+        </w:rPr>
+        <w:t>. How many distinct validation rows were used?</w:t>
       </w:r>
     </w:p>
     <w:p>
-      <w:r>
-        <w:t>W4 requires weights 2.5 and 3, MSE 3.125 and 0, selection 0.2 and a validation-only conclusion. Fresh retry: targets are 4*x on the same inputs, gradient 5*(a-4). Final weights are 3.25 and 4; validation MSE 7.03125 and 0. Require the same data-role limit.</w:t>
+      <w:pPr>
+        <w:pStyle w:val="Heading3"/>
+      </w:pPr>
+      <w:r>
+        <w:t>Teacher reasoning · W3</w:t>
       </w:r>
     </w:p>
     <w:p>
       <w:pPr>
-        <w:pStyle w:val="Heading3"/>
-      </w:pPr>
-      <w:r>
-        <w:t>Assess independent transfer</w:t>
+        <w:spacing w:line="336" w:lineRule="auto" w:after="180"/>
+        <w:shd w:fill="F1F6FC"/>
+      </w:pPr>
+      <w:r>
+        <w:rPr>
+          <w:b w:val="0"/>
+        </w:rPr>
+        <w:t>Teacher explanation: MSE 0.78125 for a = 1.75 and 0 for a = 2, so select rate 0.2. There are two distinct validation rows; re-evaluation does not add cases.</w:t>
       </w:r>
     </w:p>
     <w:p>
-      <w:r>
-        <w:t>Selected case: For training (1,3),(2,6) and validation (3,9),(4,12), start a = 1. Compare rates 0.1 and 0.2 for two updates. Gradient is 5*(a-3). Compute final weights and validation MSE, then select lower MSE; ties go to 0.1.</w:t>
+      <w:pPr>
+        <w:pStyle w:val="Heading3"/>
+      </w:pPr>
+      <w:r>
+        <w:t>W4 Run a new comparison independently</w:t>
       </w:r>
     </w:p>
     <w:p>
@@ -1702,12 +2881,279 @@
         <w:pStyle w:val="Heading3"/>
       </w:pPr>
       <w:r>
-        <w:t>Selected case answer</w:t>
+        <w:t>Workbook question · W4</w:t>
       </w:r>
     </w:p>
     <w:p>
-      <w:r>
-        <w:t>Teacher explanation: Rate 0.1: gradients -10,-5; weights 2,2.5. Validation errors -1.5,-2 give MSE 3.125. Rate 0.2: weights 3,3, errors 0,0 and MSE 0. Select 0.2, with only validation evidence on two constructed rows.</w:t>
+      <w:pPr>
+        <w:spacing w:line="336" w:lineRule="auto" w:after="180"/>
+        <w:shd w:fill="F5F1FB"/>
+      </w:pPr>
+      <w:r>
+        <w:rPr>
+          <w:b w:val="0"/>
+        </w:rPr>
+        <w:t xml:space="preserve">For </w:t>
+      </w:r>
+      <w:r>
+        <w:rPr>
+          <w:b/>
+        </w:rPr>
+        <w:t>training</w:t>
+      </w:r>
+      <w:r>
+        <w:rPr>
+          <w:b w:val="0"/>
+        </w:rPr>
+        <w:t xml:space="preserve"> (1,3),(2,6) and validation (3,9),(4,12), start a = 1. Compare rates 0.1 and 0.2 for two updates. Gradient is 5*(a-3). Compute final weights and validation MSE, then select lower MSE; ties go to 0.1.</w:t>
+      </w:r>
+    </w:p>
+    <w:p>
+      <w:pPr>
+        <w:pStyle w:val="Heading3"/>
+      </w:pPr>
+      <w:r>
+        <w:t>Teacher reasoning · W4</w:t>
+      </w:r>
+    </w:p>
+    <w:p>
+      <w:pPr>
+        <w:spacing w:line="336" w:lineRule="auto" w:after="180"/>
+        <w:shd w:fill="F1F6FC"/>
+      </w:pPr>
+      <w:r>
+        <w:rPr>
+          <w:b w:val="0"/>
+        </w:rPr>
+        <w:t xml:space="preserve">Teacher explanation: Rate 0.1: gradients -10,-5; weights 2,2.5. Validation errors -1.5,-2 give MSE 3.125. Rate 0.2: weights 3,3, errors 0,0 and MSE 0. Select 0.2, with only validation </w:t>
+      </w:r>
+      <w:r>
+        <w:rPr>
+          <w:b/>
+        </w:rPr>
+        <w:t>evidence</w:t>
+      </w:r>
+      <w:r>
+        <w:rPr>
+          <w:b w:val="0"/>
+        </w:rPr>
+        <w:t xml:space="preserve"> on two constructed rows.</w:t>
+      </w:r>
+    </w:p>
+    <w:p>
+      <w:pPr>
+        <w:pStyle w:val="Heading3"/>
+      </w:pPr>
+      <w:r>
+        <w:t>W5 Audit a mixed comparison</w:t>
+      </w:r>
+    </w:p>
+    <w:p>
+      <w:pPr>
+        <w:pStyle w:val="Heading3"/>
+      </w:pPr>
+      <w:r>
+        <w:t>Workbook question · W5</w:t>
+      </w:r>
+    </w:p>
+    <w:p>
+      <w:pPr>
+        <w:spacing w:line="336" w:lineRule="auto" w:after="180"/>
+        <w:shd w:fill="F5F1FB"/>
+      </w:pPr>
+      <w:r>
+        <w:rPr>
+          <w:b w:val="0"/>
+        </w:rPr>
+        <w:t xml:space="preserve">Run A uses rate 0.1 for two updates; run B uses rate 0.2 for six updates and different </w:t>
+      </w:r>
+      <w:r>
+        <w:rPr>
+          <w:b/>
+        </w:rPr>
+        <w:t>training</w:t>
+      </w:r>
+      <w:r>
+        <w:rPr>
+          <w:b w:val="0"/>
+        </w:rPr>
+        <w:t xml:space="preserve"> rows. Can the difference be attributed to rate alone? Propose a repair.</w:t>
+      </w:r>
+    </w:p>
+    <w:p>
+      <w:pPr>
+        <w:pStyle w:val="Heading3"/>
+      </w:pPr>
+      <w:r>
+        <w:t>Teacher reasoning · W5</w:t>
+      </w:r>
+    </w:p>
+    <w:p>
+      <w:pPr>
+        <w:spacing w:line="336" w:lineRule="auto" w:after="180"/>
+        <w:shd w:fill="F1F6FC"/>
+      </w:pPr>
+      <w:r>
+        <w:rPr>
+          <w:b w:val="0"/>
+        </w:rPr>
+        <w:t xml:space="preserve">Teacher explanation: No: update count and </w:t>
+      </w:r>
+      <w:r>
+        <w:rPr>
+          <w:b/>
+        </w:rPr>
+        <w:t>training</w:t>
+      </w:r>
+      <w:r>
+        <w:rPr>
+          <w:b w:val="0"/>
+        </w:rPr>
+        <w:t xml:space="preserve"> data also differ.</w:t>
+      </w:r>
+    </w:p>
+    <w:p>
+      <w:pPr>
+        <w:spacing w:line="336" w:lineRule="auto" w:after="180"/>
+        <w:shd w:fill="F1F6FC"/>
+      </w:pPr>
+      <w:r>
+        <w:rPr>
+          <w:b w:val="0"/>
+        </w:rPr>
+        <w:t>Rerun both rates with the same initial parameters, architecture, rows, loss, two-update budget and evaluation procedure; preserve and label the earlier mixed comparison.</w:t>
+      </w:r>
+    </w:p>
+    <w:p>
+      <w:pPr>
+        <w:pStyle w:val="Heading3"/>
+      </w:pPr>
+      <w:r>
+        <w:t>Independent assessment and fresh retry</w:t>
+      </w:r>
+    </w:p>
+    <w:p>
+      <w:pPr>
+        <w:pStyle w:val="Heading3"/>
+      </w:pPr>
+      <w:r>
+        <w:t>Teacher key · Independent assessment and fresh retry</w:t>
+      </w:r>
+    </w:p>
+    <w:p>
+      <w:pPr>
+        <w:spacing w:line="336" w:lineRule="auto" w:after="180"/>
+        <w:shd w:fill="F1F6FC"/>
+      </w:pPr>
+      <w:r>
+        <w:rPr>
+          <w:b w:val="0"/>
+        </w:rPr>
+        <w:t xml:space="preserve">W4 requires weights 2.5 and 3, MSE 3.125 and 0, selection 0.2 and a validation-only conclusion. Fresh retry: targets are 4*x on the same </w:t>
+      </w:r>
+      <w:r>
+        <w:rPr>
+          <w:b/>
+        </w:rPr>
+        <w:t>input</w:t>
+      </w:r>
+      <w:r>
+        <w:rPr>
+          <w:b w:val="0"/>
+        </w:rPr>
+        <w:t>s, gradient 5*(a-4). Final weights are 3.25 and 4; validation MSE 7.03125 and 0.</w:t>
+      </w:r>
+    </w:p>
+    <w:p>
+      <w:pPr>
+        <w:spacing w:line="336" w:lineRule="auto" w:after="180"/>
+        <w:shd w:fill="F1F6FC"/>
+      </w:pPr>
+      <w:r>
+        <w:rPr>
+          <w:b w:val="0"/>
+        </w:rPr>
+        <w:t>Require the same data-role limit.</w:t>
+      </w:r>
+    </w:p>
+    <w:p>
+      <w:pPr>
+        <w:pStyle w:val="Heading3"/>
+      </w:pPr>
+      <w:r>
+        <w:t>Assess independent transfer</w:t>
+      </w:r>
+    </w:p>
+    <w:p>
+      <w:pPr>
+        <w:pStyle w:val="Heading3"/>
+      </w:pPr>
+      <w:r>
+        <w:t>Independent question · withhold the key</w:t>
+      </w:r>
+    </w:p>
+    <w:p>
+      <w:pPr>
+        <w:spacing w:line="336" w:lineRule="auto" w:after="180"/>
+        <w:shd w:fill="F5F1FB"/>
+      </w:pPr>
+      <w:r>
+        <w:rPr>
+          <w:b w:val="0"/>
+        </w:rPr>
+        <w:t xml:space="preserve">Selected case: For </w:t>
+      </w:r>
+      <w:r>
+        <w:rPr>
+          <w:b/>
+        </w:rPr>
+        <w:t>training</w:t>
+      </w:r>
+      <w:r>
+        <w:rPr>
+          <w:b w:val="0"/>
+        </w:rPr>
+        <w:t xml:space="preserve"> (1,3),(2,6) and validation (3,9),(4,12), start a = 1. Compare rates 0.1 and 0.2 for two updates. Gradient is 5*(a-3). Compute final weights and validation MSE, then select lower MSE; ties go to 0.1.</w:t>
+      </w:r>
+    </w:p>
+    <w:p>
+      <w:pPr>
+        <w:pStyle w:val="Heading3"/>
+      </w:pPr>
+      <w:r>
+        <w:t>Selected case answer</w:t>
+      </w:r>
+    </w:p>
+    <w:p>
+      <w:pPr>
+        <w:pStyle w:val="Heading3"/>
+      </w:pPr>
+      <w:r>
+        <w:t>Teacher key · Selected case answer</w:t>
+      </w:r>
+    </w:p>
+    <w:p>
+      <w:pPr>
+        <w:spacing w:line="336" w:lineRule="auto" w:after="180"/>
+        <w:shd w:fill="F1F6FC"/>
+      </w:pPr>
+      <w:r>
+        <w:rPr>
+          <w:b w:val="0"/>
+        </w:rPr>
+        <w:t xml:space="preserve">Teacher explanation: Rate 0.1: gradients -10,-5; weights 2,2.5. Validation errors -1.5,-2 give MSE 3.125. Rate 0.2: weights 3,3, errors 0,0 and MSE 0. Select 0.2, with only validation </w:t>
+      </w:r>
+      <w:r>
+        <w:rPr>
+          <w:b/>
+        </w:rPr>
+        <w:t>evidence</w:t>
+      </w:r>
+      <w:r>
+        <w:rPr>
+          <w:b w:val="0"/>
+        </w:rPr>
+        <w:t xml:space="preserve"> on two constructed rows.</w:t>
       </w:r>
     </w:p>
     <w:tbl>
@@ -1813,67 +3259,256 @@
       </w:tr>
     </w:tbl>
     <w:p>
-      <w:r>
-        <w:t>Record each dimension as not yet, with support, or independent. Accept a valid alternative procedure with a defensible trace. Do not penalise an honestly recorded model failure if the learner correctly explains its evidence and limits.</w:t>
+      <w:pPr>
+        <w:pStyle w:val="Heading3"/>
+      </w:pPr>
+      <w:r>
+        <w:t>Teacher key · Selected case answer</w:t>
       </w:r>
     </w:p>
     <w:p>
       <w:pPr>
-        <w:pStyle w:val="Heading3"/>
-      </w:pPr>
-      <w:r>
-        <w:t>Feedback that the learner uses</w:t>
+        <w:spacing w:line="336" w:lineRule="auto" w:after="180"/>
+        <w:shd w:fill="F1F6FC"/>
+      </w:pPr>
+      <w:r>
+        <w:rPr>
+          <w:b w:val="0"/>
+        </w:rPr>
+        <w:t>Record each dimension as not yet, with support, or independent. Accept a valid alternative procedure with a defensible trace.</w:t>
       </w:r>
     </w:p>
     <w:p>
-      <w:r>
-        <w:t>Name the earliest unsupported step and give one action to repair it. Have the learner make that repair now and explain why. Then assess the relevant skill on a fresh, fully specified case. Confirm it was not previously practised with feedback; solve and check the new case before assigning it. A follow-up design prompt is a starting brief, not automatically an equivalent test.</w:t>
+      <w:pPr>
+        <w:spacing w:line="336" w:lineRule="auto" w:after="180"/>
+        <w:shd w:fill="F1F6FC"/>
+      </w:pPr>
+      <w:r>
+        <w:rPr>
+          <w:b w:val="0"/>
+        </w:rPr>
+        <w:t xml:space="preserve">Do not penalise an honestly recorded model failure if the learner correctly explains its </w:t>
+      </w:r>
+      <w:r>
+        <w:rPr>
+          <w:b/>
+        </w:rPr>
+        <w:t>evidence</w:t>
+      </w:r>
+      <w:r>
+        <w:rPr>
+          <w:b w:val="0"/>
+        </w:rPr>
+        <w:t xml:space="preserve"> and limits.</w:t>
       </w:r>
     </w:p>
     <w:p>
       <w:pPr>
-        <w:pStyle w:val="Heading1"/>
-      </w:pPr>
-      <w:r>
-        <w:t>06. Connect the project, support and next lesson</w:t>
+        <w:pStyle w:val="Heading3"/>
+      </w:pPr>
+      <w:r>
+        <w:t>Feedback that the learner uses</w:t>
       </w:r>
     </w:p>
     <w:p>
-      <w:r>
-        <w:t>For Image-pattern Network Investigation, use this week’s independent task as a rehearsal for the final evidence pack: For training (1,3),(2,6) and validation (3,9),(4,12), start a = 1. Compare rates 0.1 and 0.2 for two updates. Gradient is 5*(a-3). Compute final weights and validation MSE, then select lower MSE; ties go to 0.1. Keep actual observations separate from expected results, preserve failures, compare a baseline and explain the limits.</w:t>
+      <w:pPr>
+        <w:spacing w:line="336" w:lineRule="auto" w:after="180"/>
+      </w:pPr>
+      <w:r>
+        <w:rPr>
+          <w:b w:val="0"/>
+        </w:rPr>
+        <w:t>Name the earliest unsupported step and give one action to repair it. Have the learner make that repair now and explain why. Then assess the relevant skill on a fresh, fully specified case.</w:t>
       </w:r>
     </w:p>
     <w:p>
-      <w:r>
-        <w:t>Provide a frame with question, fixed settings, changed setting, data roles, raw predictions, metric, conclusion and limitation. Allow a calculator and explicit squared-error columns. Extension: implement the arithmetic locally, preserve the program version, and explain why a successful replay adds no independent test cases.</w:t>
+      <w:pPr>
+        <w:spacing w:line="336" w:lineRule="auto" w:after="180"/>
+      </w:pPr>
+      <w:r>
+        <w:rPr>
+          <w:b w:val="0"/>
+        </w:rPr>
+        <w:t>Confirm it was not previously practised with feedback; solve and check the new case before assigning it. A follow-up design prompt is a starting brief, not automatically an equivalent test.</w:t>
       </w:r>
     </w:p>
     <w:p>
-      <w:r>
-        <w:t>Week 35 evaluates a frozen candidate and records limitations before considering revision.</w:t>
+      <w:pPr>
+        <w:pStyle w:val="Heading1"/>
+      </w:pPr>
+      <w:r>
+        <w:t>06. Connect the project, support and next lesson</w:t>
       </w:r>
     </w:p>
     <w:p>
       <w:r>
-        <w:t>Retain the project ledger and assess a changed case after support. Check the relevant prerequisite before carrying this component forward.</w:t>
+        <w:t>Connect Capstone controlled experiments to Image-pattern Network Investigation, adapt support and plan a later changed-case check.</w:t>
       </w:r>
     </w:p>
     <w:p>
       <w:pPr>
-        <w:pStyle w:val="Heading3"/>
-      </w:pPr>
-      <w:r>
-        <w:t>Plan the delayed return</w:t>
+        <w:spacing w:line="336" w:lineRule="auto" w:after="180"/>
+      </w:pPr>
+      <w:r>
+        <w:rPr>
+          <w:b w:val="0"/>
+        </w:rPr>
+        <w:t xml:space="preserve">For Image-pattern Network Investigation, use this week’s independent task as a rehearsal for the final </w:t>
+      </w:r>
+      <w:r>
+        <w:rPr>
+          <w:b/>
+        </w:rPr>
+        <w:t>evidence</w:t>
+      </w:r>
+      <w:r>
+        <w:rPr>
+          <w:b w:val="0"/>
+        </w:rPr>
+        <w:t xml:space="preserve"> pack: For </w:t>
+      </w:r>
+      <w:r>
+        <w:rPr>
+          <w:b/>
+        </w:rPr>
+        <w:t>training</w:t>
+      </w:r>
+      <w:r>
+        <w:rPr>
+          <w:b w:val="0"/>
+        </w:rPr>
+        <w:t xml:space="preserve"> (1,3),(2,6) and validation (3,9),(4,12), start a = 1.</w:t>
       </w:r>
     </w:p>
     <w:p>
-      <w:r>
-        <w:t>Suggested return points in this level: ai-5/35. Use actual classroom dates, adjusting for holidays and gaps. One, three and six teaching weeks are scheduling choices, not a claimed optimal spacing.</w:t>
+      <w:pPr>
+        <w:spacing w:line="336" w:lineRule="auto" w:after="180"/>
+      </w:pPr>
+      <w:r>
+        <w:rPr>
+          <w:b w:val="0"/>
+        </w:rPr>
+        <w:t>Compare rates 0.1 and 0.2 for two updates. Gradient is 5*(a-3). Compute final weights and validation MSE, then select lower MSE; ties go to 0.1.</w:t>
       </w:r>
     </w:p>
     <w:p>
-      <w:r>
-        <w:t>At a delayed check, ask for the idea from memory and a changed application. Compare with the earlier independent response and record support used. For a new level, revisit the previous capstone before checking the new prerequisites.</w:t>
+      <w:pPr>
+        <w:spacing w:line="336" w:lineRule="auto" w:after="180"/>
+      </w:pPr>
+      <w:r>
+        <w:rPr>
+          <w:b w:val="0"/>
+        </w:rPr>
+        <w:t xml:space="preserve">Keep actual </w:t>
+      </w:r>
+      <w:r>
+        <w:rPr>
+          <w:b/>
+        </w:rPr>
+        <w:t>observation</w:t>
+      </w:r>
+      <w:r>
+        <w:rPr>
+          <w:b w:val="0"/>
+        </w:rPr>
+        <w:t>s separate from expected results, preserve failures, compare a baseline and explain the limits.</w:t>
+      </w:r>
+    </w:p>
+    <w:p>
+      <w:pPr>
+        <w:spacing w:line="336" w:lineRule="auto" w:after="180"/>
+      </w:pPr>
+      <w:r>
+        <w:rPr>
+          <w:b w:val="0"/>
+        </w:rPr>
+        <w:t xml:space="preserve">Provide a frame with question, fixed settings, changed setting, data roles, raw </w:t>
+      </w:r>
+      <w:r>
+        <w:rPr>
+          <w:b/>
+        </w:rPr>
+        <w:t>prediction</w:t>
+      </w:r>
+      <w:r>
+        <w:rPr>
+          <w:b w:val="0"/>
+        </w:rPr>
+        <w:t>s, metric, conclusion and limitation. Allow a calculator and explicit squared-error columns.</w:t>
+      </w:r>
+    </w:p>
+    <w:p>
+      <w:pPr>
+        <w:spacing w:line="336" w:lineRule="auto" w:after="180"/>
+      </w:pPr>
+      <w:r>
+        <w:rPr>
+          <w:b w:val="0"/>
+        </w:rPr>
+        <w:t>Extension: implement the arithmetic locally, preserve the program version, and explain why a successful replay adds no independent test cases.</w:t>
+      </w:r>
+    </w:p>
+    <w:p>
+      <w:pPr>
+        <w:spacing w:line="336" w:lineRule="auto" w:after="180"/>
+      </w:pPr>
+      <w:r>
+        <w:rPr>
+          <w:b w:val="0"/>
+        </w:rPr>
+        <w:t>Week 35 evaluates a frozen candidate and records limitations before considering revision.</w:t>
+      </w:r>
+    </w:p>
+    <w:p>
+      <w:pPr>
+        <w:spacing w:line="336" w:lineRule="auto" w:after="180"/>
+      </w:pPr>
+      <w:r>
+        <w:rPr>
+          <w:b w:val="0"/>
+        </w:rPr>
+        <w:t>Retain the project ledger and assess a changed case after support. Check the relevant prerequisite before carrying this component forward.</w:t>
+      </w:r>
+    </w:p>
+    <w:p>
+      <w:pPr>
+        <w:pStyle w:val="Heading3"/>
+      </w:pPr>
+      <w:r>
+        <w:t>Plan the delayed return</w:t>
+      </w:r>
+    </w:p>
+    <w:p>
+      <w:pPr>
+        <w:spacing w:line="336" w:lineRule="auto" w:after="180"/>
+      </w:pPr>
+      <w:r>
+        <w:rPr>
+          <w:b w:val="0"/>
+        </w:rPr>
+        <w:t>Suggested return points in this level: ai-5/35. Use actual classroom dates, adjusting for holidays and gaps. One, three and six teaching weeks are scheduling choices, not a claimed optimal spacing.</w:t>
+      </w:r>
+    </w:p>
+    <w:p>
+      <w:pPr>
+        <w:spacing w:line="336" w:lineRule="auto" w:after="180"/>
+      </w:pPr>
+      <w:r>
+        <w:rPr>
+          <w:b w:val="0"/>
+        </w:rPr>
+        <w:t>At a delayed check, ask for the idea from memory and a changed application. Compare with the earlier independent response and record support used.</w:t>
+      </w:r>
+    </w:p>
+    <w:p>
+      <w:pPr>
+        <w:spacing w:line="336" w:lineRule="auto" w:after="180"/>
+      </w:pPr>
+      <w:r>
+        <w:rPr>
+          <w:b w:val="0"/>
+        </w:rPr>
+        <w:t>For a new level, revisit the previous capstone before checking the new prerequisites.</w:t>
       </w:r>
     </w:p>
     <w:tbl>
@@ -2033,8 +3668,26 @@
       </w:tr>
     </w:tbl>
     <w:p>
-      <w:r>
-        <w:t>Use the evidence to choose reteaching or the next step. A completed page, confidence rating or attractive project does not by itself demonstrate understanding.</w:t>
+      <w:pPr>
+        <w:spacing w:line="336" w:lineRule="auto" w:after="180"/>
+      </w:pPr>
+      <w:r>
+        <w:rPr>
+          <w:b w:val="0"/>
+        </w:rPr>
+        <w:t xml:space="preserve">Use the </w:t>
+      </w:r>
+      <w:r>
+        <w:rPr>
+          <w:b/>
+        </w:rPr>
+        <w:t>evidence</w:t>
+      </w:r>
+      <w:r>
+        <w:rPr>
+          <w:b w:val="0"/>
+        </w:rPr>
+        <w:t xml:space="preserve"> to choose reteaching or the next step. A completed page, confidence rating or attractive project does not by itself demonstrate understanding.</w:t>
       </w:r>
     </w:p>
     <w:p>
@@ -2046,7 +3699,13 @@
       </w:r>
     </w:p>
     <w:p>
-      <w:r>
+      <w:pPr>
+        <w:spacing w:line="336" w:lineRule="auto" w:after="180"/>
+      </w:pPr>
+      <w:r>
+        <w:rPr>
+          <w:b w:val="0"/>
+        </w:rPr>
         <w:t>For the Image-pattern Network Investigation, save the labelled trace and the changed-case explanation beside the experiment record. State exactly what this example supports before linking it to the wider capstone claim.</w:t>
       </w:r>
     </w:p>
@@ -2060,12 +3719,50 @@
     </w:p>
     <w:p>
       <w:r>
-        <w:t>Teaching target: Trace matched two-update learning-rate experiments</w:t>
+        <w:t>Use this preparation summary alongside the detailed Capstone controlled experiments lesson; it is a checklist rather than a replacement for the full sequence.</w:t>
       </w:r>
     </w:p>
     <w:p>
-      <w:r>
-        <w:t>Prepare the labelled worked-case picture, the matching workbook, fictional input cards and a place for individual responses. Check a local Python 3 environment before class; have a paper-trace version ready.</w:t>
+      <w:pPr>
+        <w:pStyle w:val="Heading3"/>
+      </w:pPr>
+      <w:r>
+        <w:t>Teaching target</w:t>
+      </w:r>
+    </w:p>
+    <w:p>
+      <w:pPr>
+        <w:spacing w:line="336" w:lineRule="auto" w:after="180"/>
+        <w:shd w:fill="EDF7F3"/>
+      </w:pPr>
+      <w:r>
+        <w:rPr>
+          <w:b w:val="0"/>
+        </w:rPr>
+        <w:t>Teaching target: Trace matched two-update learning-rate experiments</w:t>
+      </w:r>
+    </w:p>
+    <w:p>
+      <w:pPr>
+        <w:spacing w:line="336" w:lineRule="auto" w:after="180"/>
+      </w:pPr>
+      <w:r>
+        <w:rPr>
+          <w:b w:val="0"/>
+        </w:rPr>
+        <w:t xml:space="preserve">Prepare the labelled worked-case picture, the matching workbook, fictional </w:t>
+      </w:r>
+      <w:r>
+        <w:rPr>
+          <w:b/>
+        </w:rPr>
+        <w:t>input</w:t>
+      </w:r>
+      <w:r>
+        <w:rPr>
+          <w:b w:val="0"/>
+        </w:rPr>
+        <w:t xml:space="preserve"> cards and a place for individual responses. Check a local Python 3 environment before class; have a paper-trace version ready.</w:t>
       </w:r>
     </w:p>
     <w:tbl>
@@ -2212,37 +3909,195 @@
       </w:tr>
     </w:tbl>
     <w:p>
-      <w:r>
+      <w:pPr>
+        <w:spacing w:line="336" w:lineRule="auto" w:after="180"/>
+      </w:pPr>
+      <w:r>
+        <w:rPr>
+          <w:b w:val="0"/>
+        </w:rPr>
         <w:t>Before class, solve the supported practice: Compute both updates for rates 0.1 and 0.2 using gradient 5*(a-2).</w:t>
       </w:r>
     </w:p>
     <w:p>
-      <w:r>
-        <w:t>Reasoned practice answer: Teacher explanation: Rate 0.1: 1 -&gt; 1.5 -&gt; 1.75. Rate 0.2: 1 -&gt; 2 -&gt; 2. Gradients are -5 then -2.5 for the first run and -5 then 0 for the second.</w:t>
+      <w:pPr>
+        <w:pStyle w:val="Heading3"/>
+      </w:pPr>
+      <w:r>
+        <w:t>Supported practice answer</w:t>
       </w:r>
     </w:p>
     <w:p>
-      <w:r>
-        <w:t>Check every learner before discussion: Use the worked case for Capstone controlled experiments. Proposed explanation: “More runs mean more validation examples”. Decide whether this explanation is supported. Point to the step or supplied fact that decides; explain your repair if needed.</w:t>
+      <w:pPr>
+        <w:spacing w:line="336" w:lineRule="auto" w:after="180"/>
+        <w:shd w:fill="F1F6FC"/>
+      </w:pPr>
+      <w:r>
+        <w:rPr>
+          <w:b w:val="0"/>
+        </w:rPr>
+        <w:t>Reasoned practice answer: Teacher explanation: Rate 0.1: 1 -&gt; 1.5 -&gt; 1.75. Rate 0.2: 1 -&gt; 2 -&gt; 2. Gradients are -5 then -2.5 for the first run and -5 then 0 for the second.</w:t>
       </w:r>
     </w:p>
     <w:p>
-      <w:r>
-        <w:t>Misconception repair: Reusing two rows across runs leaves two distinct validation cases.</w:t>
+      <w:pPr>
+        <w:spacing w:line="336" w:lineRule="auto" w:after="180"/>
+      </w:pPr>
+      <w:r>
+        <w:rPr>
+          <w:b w:val="0"/>
+        </w:rPr>
+        <w:t>Check every learner before discussion: Use the worked case for Capstone controlled experiments. Proposed explanation: “More runs mean more validation examples”. Decide whether this explanation is supported.</w:t>
       </w:r>
     </w:p>
     <w:p>
-      <w:r>
-        <w:t>Support: read the exact case aloud, enlarge the labelled picture, supply input cards and model only the first deciding step. Accept a spoken explanation or drawing; retain the reasoning goal.</w:t>
+      <w:pPr>
+        <w:spacing w:line="336" w:lineRule="auto" w:after="180"/>
+      </w:pPr>
+      <w:r>
+        <w:rPr>
+          <w:b w:val="0"/>
+        </w:rPr>
+        <w:t>Point to the step or supplied fact that decides; explain your repair if needed.</w:t>
       </w:r>
     </w:p>
     <w:p>
-      <w:r>
-        <w:t>Extension: Change B’s training set as well as the feature connection. Require a prediction and a reason before comparing. Expected result: The experiment no longer isolates the connection change. Reason: A training-data difference supplies an alternative explanation for the observed result.</w:t>
+      <w:pPr>
+        <w:pStyle w:val="Heading3"/>
+      </w:pPr>
+      <w:r>
+        <w:t>Repair the misconception</w:t>
       </w:r>
     </w:p>
     <w:p>
-      <w:r>
+      <w:pPr>
+        <w:spacing w:line="336" w:lineRule="auto" w:after="180"/>
+        <w:shd w:fill="FFF5E6"/>
+      </w:pPr>
+      <w:r>
+        <w:rPr>
+          <w:b w:val="0"/>
+        </w:rPr>
+        <w:t>Misconception repair: Reusing two rows across runs leaves two distinct validation cases.</w:t>
+      </w:r>
+    </w:p>
+    <w:p>
+      <w:pPr>
+        <w:pStyle w:val="Heading3"/>
+      </w:pPr>
+      <w:r>
+        <w:t>Support without giving away the answer</w:t>
+      </w:r>
+    </w:p>
+    <w:p>
+      <w:pPr>
+        <w:spacing w:line="336" w:lineRule="auto" w:after="180"/>
+        <w:shd w:fill="F1F6F8"/>
+      </w:pPr>
+      <w:r>
+        <w:rPr>
+          <w:b w:val="0"/>
+        </w:rPr>
+        <w:t xml:space="preserve">Support: read the exact case aloud, enlarge the labelled picture, supply </w:t>
+      </w:r>
+      <w:r>
+        <w:rPr>
+          <w:b/>
+        </w:rPr>
+        <w:t>input</w:t>
+      </w:r>
+      <w:r>
+        <w:rPr>
+          <w:b w:val="0"/>
+        </w:rPr>
+        <w:t xml:space="preserve"> cards and model only the first deciding step. Accept a spoken explanation or drawing; retain the reasoning goal.</w:t>
+      </w:r>
+    </w:p>
+    <w:p>
+      <w:pPr>
+        <w:pStyle w:val="Heading3"/>
+      </w:pPr>
+      <w:r>
+        <w:t>Extend the reasoning</w:t>
+      </w:r>
+    </w:p>
+    <w:p>
+      <w:pPr>
+        <w:spacing w:line="336" w:lineRule="auto" w:after="180"/>
+        <w:shd w:fill="F5F1FB"/>
+      </w:pPr>
+      <w:r>
+        <w:rPr>
+          <w:b w:val="0"/>
+        </w:rPr>
+        <w:t xml:space="preserve">Extension: Change B’s </w:t>
+      </w:r>
+      <w:r>
+        <w:rPr>
+          <w:b/>
+        </w:rPr>
+        <w:t>training</w:t>
+      </w:r>
+      <w:r>
+        <w:rPr>
+          <w:b w:val="0"/>
+        </w:rPr>
+        <w:t xml:space="preserve"> set as well as the feature connection. Require a </w:t>
+      </w:r>
+      <w:r>
+        <w:rPr>
+          <w:b/>
+        </w:rPr>
+        <w:t>prediction</w:t>
+      </w:r>
+      <w:r>
+        <w:rPr>
+          <w:b w:val="0"/>
+        </w:rPr>
+        <w:t xml:space="preserve"> and a reason before comparing. Expected result: The experiment no longer isolates the connection change.</w:t>
+      </w:r>
+    </w:p>
+    <w:p>
+      <w:pPr>
+        <w:spacing w:line="336" w:lineRule="auto" w:after="180"/>
+        <w:shd w:fill="F5F1FB"/>
+      </w:pPr>
+      <w:r>
+        <w:rPr>
+          <w:b w:val="0"/>
+        </w:rPr>
+        <w:t xml:space="preserve">Reason: A </w:t>
+      </w:r>
+      <w:r>
+        <w:rPr>
+          <w:b/>
+        </w:rPr>
+        <w:t>training</w:t>
+      </w:r>
+      <w:r>
+        <w:rPr>
+          <w:b w:val="0"/>
+        </w:rPr>
+        <w:t>-data difference supplies an alternative explanation for the observed result.</w:t>
+      </w:r>
+    </w:p>
+    <w:p>
+      <w:pPr>
+        <w:pStyle w:val="Heading3"/>
+      </w:pPr>
+      <w:r>
+        <w:t>Protect the independent attempt</w:t>
+      </w:r>
+    </w:p>
+    <w:p>
+      <w:pPr>
+        <w:spacing w:line="336" w:lineRule="auto" w:after="180"/>
+        <w:shd w:fill="FFF5E6"/>
+      </w:pPr>
+      <w:r>
+        <w:rPr>
+          <w:b w:val="0"/>
+        </w:rPr>
         <w:t>Independent assessment: withhold the reserved answer until the learner has attempted the new case. Record support separately from correctness.</w:t>
       </w:r>
     </w:p>
@@ -2431,46 +4286,982 @@
       </w:tr>
     </w:tbl>
     <w:p>
-      <w:r>
-        <w:t>Project checkpoint: Present and defend. Demonstrate the system, explain one failure and justify the next improvement with evidence.</w:t>
+      <w:pPr>
+        <w:pStyle w:val="Heading3"/>
+      </w:pPr>
+      <w:r>
+        <w:t>Project checkpoint</w:t>
       </w:r>
     </w:p>
     <w:p>
-      <w:r>
-        <w:t>Use the weekly teacher answer for topic-specific reasoning. A saved progress tick is an activity record; judge mastery from the learner’s explanation and evidence.</w:t>
+      <w:pPr>
+        <w:spacing w:line="336" w:lineRule="auto" w:after="180"/>
+        <w:shd w:fill="EDF7F3"/>
+      </w:pPr>
+      <w:r>
+        <w:rPr>
+          <w:b w:val="0"/>
+        </w:rPr>
+        <w:t xml:space="preserve">Project checkpoint: Present and defend. Demonstrate the system, explain one failure and justify the next improvement with </w:t>
+      </w:r>
+      <w:r>
+        <w:rPr>
+          <w:b/>
+        </w:rPr>
+        <w:t>evidence</w:t>
+      </w:r>
+      <w:r>
+        <w:rPr>
+          <w:b w:val="0"/>
+        </w:rPr>
+        <w:t>.</w:t>
       </w:r>
     </w:p>
     <w:p>
       <w:pPr>
-        <w:pStyle w:val="Heading1"/>
-      </w:pPr>
-      <w:r>
-        <w:t>08. Use feedback, labs and repair paths</w:t>
+        <w:spacing w:line="336" w:lineRule="auto" w:after="180"/>
+      </w:pPr>
+      <w:r>
+        <w:rPr>
+          <w:b w:val="0"/>
+        </w:rPr>
+        <w:t xml:space="preserve">Use the weekly teacher answer for topic-specific reasoning. A saved progress tick is an activity record; judge mastery from the learner’s explanation and </w:t>
+      </w:r>
+      <w:r>
+        <w:rPr>
+          <w:b/>
+        </w:rPr>
+        <w:t>evidence</w:t>
+      </w:r>
+      <w:r>
+        <w:rPr>
+          <w:b w:val="0"/>
+        </w:rPr>
+        <w:t>.</w:t>
       </w:r>
     </w:p>
     <w:p>
-      <w:r>
-        <w:t>Use the two formative questions as supported practice, not as independent mastery scores. Discuss the deciding evidence rather than accepting a guessed selection.</w:t>
+      <w:pPr>
+        <w:pStyle w:val="Heading1"/>
+      </w:pPr>
+      <w:r>
+        <w:t>08. Use feedback, labs and repair paths</w:t>
       </w:r>
     </w:p>
     <w:p>
       <w:r>
-        <w:t>The feedback comes from the reviewed public worked case. Do not reveal the separately reserved independent teacher answer until the learner has attempted that case.</w:t>
+        <w:t>Use feedback, earlier review and portfolios purposefully. Apply the coding routine only when this lesson has an executable lab.</w:t>
       </w:r>
     </w:p>
     <w:p>
-      <w:r>
-        <w:t>Ask students to predict before running code. Preserve errors and actual outputs; collect a changed test and an explanation. The branch-boundary and indexing lessons deliberately include failure cases.</w:t>
+      <w:pPr>
+        <w:spacing w:line="336" w:lineRule="auto" w:after="180"/>
+      </w:pPr>
+      <w:r>
+        <w:rPr>
+          <w:b w:val="0"/>
+        </w:rPr>
+        <w:t xml:space="preserve">Use the two formative questions as supported practice, not as independent mastery scores. Discuss the deciding </w:t>
+      </w:r>
+      <w:r>
+        <w:rPr>
+          <w:b/>
+        </w:rPr>
+        <w:t>evidence</w:t>
+      </w:r>
+      <w:r>
+        <w:rPr>
+          <w:b w:val="0"/>
+        </w:rPr>
+        <w:t xml:space="preserve"> rather than accepting a guessed selection.</w:t>
       </w:r>
     </w:p>
     <w:p>
-      <w:r>
-        <w:t>Use the earlier worked-explanation links to address a specific missing building block, then return to the current question. Adapt this suggestion after observing the learner; it is not an automatic diagnosis.</w:t>
+      <w:pPr>
+        <w:spacing w:line="336" w:lineRule="auto" w:after="180"/>
+      </w:pPr>
+      <w:r>
+        <w:rPr>
+          <w:b w:val="0"/>
+        </w:rPr>
+        <w:t>The feedback comes from the reviewed public worked case. Do not reveal the separately reserved independent teacher answer until the learner has attempted that case.</w:t>
       </w:r>
     </w:p>
     <w:p>
-      <w:r>
-        <w:t>Collect the completed-work portfolio as evidence. Record support separately from correctness, and assess explanation, trace/test and limitations. Progress ticks and quiz selections alone do not establish mastery.</w:t>
+      <w:pPr>
+        <w:pStyle w:val="Heading3"/>
+      </w:pPr>
+      <w:r>
+        <w:t>For later coding lessons</w:t>
+      </w:r>
+    </w:p>
+    <w:p>
+      <w:r>
+        <w:t>This week has no code block. Use this routine when a later lesson includes an executable lab.</w:t>
+      </w:r>
+    </w:p>
+    <w:p>
+      <w:pPr>
+        <w:spacing w:line="336" w:lineRule="auto" w:after="180"/>
+        <w:shd w:fill="F1F6F8"/>
+      </w:pPr>
+      <w:r>
+        <w:rPr>
+          <w:b w:val="0"/>
+        </w:rPr>
+        <w:t xml:space="preserve">Ask students to predict before running code. Preserve errors and actual </w:t>
+      </w:r>
+      <w:r>
+        <w:rPr>
+          <w:b/>
+        </w:rPr>
+        <w:t>output</w:t>
+      </w:r>
+      <w:r>
+        <w:rPr>
+          <w:b w:val="0"/>
+        </w:rPr>
+        <w:t>s; collect a changed test and an explanation. The branch-boundary and indexing lessons deliberately include failure cases.</w:t>
+      </w:r>
+    </w:p>
+    <w:p>
+      <w:pPr>
+        <w:spacing w:line="336" w:lineRule="auto" w:after="180"/>
+      </w:pPr>
+      <w:r>
+        <w:rPr>
+          <w:b w:val="0"/>
+        </w:rPr>
+        <w:t>Use the earlier worked-explanation links to address a specific missing building block, then return to the current question. Adapt this suggestion after observing the learner; it is not an automatic diagnosis.</w:t>
+      </w:r>
+    </w:p>
+    <w:p>
+      <w:pPr>
+        <w:spacing w:line="336" w:lineRule="auto" w:after="180"/>
+      </w:pPr>
+      <w:r>
+        <w:rPr>
+          <w:b w:val="0"/>
+        </w:rPr>
+        <w:t xml:space="preserve">Collect the completed-work portfolio as </w:t>
+      </w:r>
+      <w:r>
+        <w:rPr>
+          <w:b/>
+        </w:rPr>
+        <w:t>evidence</w:t>
+      </w:r>
+      <w:r>
+        <w:rPr>
+          <w:b w:val="0"/>
+        </w:rPr>
+        <w:t>. Record support separately from correctness, and assess explanation, trace/test and limitations. Progress ticks and quiz selections alone do not establish mastery.</w:t>
+      </w:r>
+    </w:p>
+    <w:p>
+      <w:pPr>
+        <w:pStyle w:val="Heading1"/>
+      </w:pPr>
+      <w:r>
+        <w:t>09. Visual concept journey</w:t>
+      </w:r>
+    </w:p>
+    <w:p>
+      <w:r>
+        <w:t>Show one Capstone controlled experiments graphic at a time, request a prediction and discuss its trace before the independent assessment.</w:t>
+      </w:r>
+    </w:p>
+    <w:p>
+      <w:pPr>
+        <w:spacing w:line="336" w:lineRule="auto" w:after="180"/>
+      </w:pPr>
+      <w:r>
+        <w:rPr>
+          <w:b w:val="0"/>
+        </w:rPr>
+        <w:t xml:space="preserve">Use one picture at a time. Hide a worked result before asking for a </w:t>
+      </w:r>
+      <w:r>
+        <w:rPr>
+          <w:b/>
+        </w:rPr>
+        <w:t>prediction</w:t>
+      </w:r>
+      <w:r>
+        <w:rPr>
+          <w:b w:val="0"/>
+        </w:rPr>
+        <w:t>, then reveal it for feedback. These are supported teaching cases; retain the separate independent assessment for a fresh first attempt.</w:t>
+      </w:r>
+    </w:p>
+    <w:p>
+      <w:pPr>
+        <w:pStyle w:val="Heading3"/>
+      </w:pPr>
+      <w:r>
+        <w:t>01. Capstone controlled experiments: the case</w:t>
+      </w:r>
+    </w:p>
+    <w:p>
+      <w:r>
+        <w:drawing>
+          <wp:inline xmlns:a="http://schemas.openxmlformats.org/drawingml/2006/main" xmlns:pic="http://schemas.openxmlformats.org/drawingml/2006/picture">
+            <wp:extent cx="5486400" cy="2834640"/>
+            <wp:docPr id="3" name="Picture 3" descr="One controlled network change. The capstone compares two fixed networks on the same six labelled toy patterns. Only one feature connection is added. Supplied facts: A scores [1,1,0,1,0,1]; B scores [1,1,1,1,0,1]. Settings, labels and scoring remain fixed. Binary entries mean 1=correct and 0=incorrect."/>
+            <wp:cNvGraphicFramePr>
+              <a:graphicFrameLocks noChangeAspect="1"/>
+            </wp:cNvGraphicFramePr>
+            <a:graphic>
+              <a:graphicData uri="http://schemas.openxmlformats.org/drawingml/2006/picture">
+                <pic:pic>
+                  <pic:nvPicPr>
+                    <pic:cNvPr id="0" name="academy-story-ai-5-34-01.png"/>
+                    <pic:cNvPicPr/>
+                  </pic:nvPicPr>
+                  <pic:blipFill>
+                    <a:blip r:embed="rId11"/>
+                    <a:stretch>
+                      <a:fillRect/>
+                    </a:stretch>
+                  </pic:blipFill>
+                  <pic:spPr>
+                    <a:xfrm>
+                      <a:off x="0" y="0"/>
+                      <a:ext cx="5486400" cy="2834640"/>
+                    </a:xfrm>
+                    <a:prstGeom prst="rect"/>
+                  </pic:spPr>
+                </pic:pic>
+              </a:graphicData>
+            </a:graphic>
+          </wp:inline>
+        </w:drawing>
+      </w:r>
+    </w:p>
+    <w:p>
+      <w:pPr>
+        <w:spacing w:line="336" w:lineRule="auto" w:after="180"/>
+      </w:pPr>
+      <w:r>
+        <w:rPr>
+          <w:b w:val="0"/>
+        </w:rPr>
+        <w:t>One controlled network change. The capstone compares two fixed networks on the same six labelled toy patterns. Only one feature connection is added. Supplied facts: A scores [1,1,0,1,0,1]; B scores [1,1,1,1,0,1].</w:t>
+      </w:r>
+    </w:p>
+    <w:p>
+      <w:pPr>
+        <w:spacing w:line="336" w:lineRule="auto" w:after="180"/>
+      </w:pPr>
+      <w:r>
+        <w:rPr>
+          <w:b w:val="0"/>
+        </w:rPr>
+        <w:t>Settings, labels and scoring remain fixed. Binary entries mean 1=correct and 0=incorrect.</w:t>
+      </w:r>
+    </w:p>
+    <w:p>
+      <w:pPr>
+        <w:spacing w:line="336" w:lineRule="auto" w:after="180"/>
+        <w:shd w:fill="F5F1FB"/>
+      </w:pPr>
+      <w:r>
+        <w:rPr>
+          <w:b w:val="0"/>
+        </w:rPr>
+        <w:t>Point to the given fact that matters most. Explain why it matters.</w:t>
+      </w:r>
+    </w:p>
+    <w:p>
+      <w:pPr>
+        <w:pStyle w:val="Heading3"/>
+      </w:pPr>
+      <w:r>
+        <w:t>Discuss while showing the picture</w:t>
+      </w:r>
+    </w:p>
+    <w:p>
+      <w:pPr>
+        <w:spacing w:line="336" w:lineRule="auto" w:after="180"/>
+        <w:shd w:fill="F1F6F8"/>
+      </w:pPr>
+      <w:r>
+        <w:rPr>
+          <w:b w:val="0"/>
+        </w:rPr>
+        <w:t>Teacher prompt: Point to the given fact that matters most. Explain why it matters. Ask learners to describe one label or arrow in ordinary words. Use the adjacent transcript if the image is difficult to see.</w:t>
+      </w:r>
+    </w:p>
+    <w:p>
+      <w:pPr>
+        <w:pStyle w:val="Heading3"/>
+      </w:pPr>
+      <w:r>
+        <w:t>02. Follow the deciding steps</w:t>
+      </w:r>
+    </w:p>
+    <w:p>
+      <w:r>
+        <w:drawing>
+          <wp:inline xmlns:a="http://schemas.openxmlformats.org/drawingml/2006/main" xmlns:pic="http://schemas.openxmlformats.org/drawingml/2006/picture">
+            <wp:extent cx="5486400" cy="3182112"/>
+            <wp:docPr id="4" name="Picture 4" descr="Identify the intervention: B adds the centre-feature connection; all other declared settings stay fixed. → Count outcomes: A is 4/6 correct; B is 5/6. → Inspect paired cases: Only case three changes correctness; case five fails for both."/>
+            <wp:cNvGraphicFramePr>
+              <a:graphicFrameLocks noChangeAspect="1"/>
+            </wp:cNvGraphicFramePr>
+            <a:graphic>
+              <a:graphicData uri="http://schemas.openxmlformats.org/drawingml/2006/picture">
+                <pic:pic>
+                  <pic:nvPicPr>
+                    <pic:cNvPr id="0" name="academy-story-ai-5-34-02.png"/>
+                    <pic:cNvPicPr/>
+                  </pic:nvPicPr>
+                  <pic:blipFill>
+                    <a:blip r:embed="rId12"/>
+                    <a:stretch>
+                      <a:fillRect/>
+                    </a:stretch>
+                  </pic:blipFill>
+                  <pic:spPr>
+                    <a:xfrm>
+                      <a:off x="0" y="0"/>
+                      <a:ext cx="5486400" cy="3182112"/>
+                    </a:xfrm>
+                    <a:prstGeom prst="rect"/>
+                  </pic:spPr>
+                </pic:pic>
+              </a:graphicData>
+            </a:graphic>
+          </wp:inline>
+        </w:drawing>
+      </w:r>
+    </w:p>
+    <w:p>
+      <w:pPr>
+        <w:spacing w:line="336" w:lineRule="auto" w:after="180"/>
+      </w:pPr>
+      <w:r>
+        <w:rPr>
+          <w:b w:val="0"/>
+        </w:rPr>
+        <w:t>Identify the intervention: B adds the centre-feature connection; all other declared settings stay fixed. → Count outcomes: A is 4/6 correct; B is 5/6. → Inspect paired cases: Only case three changes correctness; case five fails for both.</w:t>
+      </w:r>
+    </w:p>
+    <w:p>
+      <w:pPr>
+        <w:spacing w:line="336" w:lineRule="auto" w:after="180"/>
+        <w:shd w:fill="F5F1FB"/>
+      </w:pPr>
+      <w:r>
+        <w:rPr>
+          <w:b w:val="0"/>
+        </w:rPr>
+        <w:t xml:space="preserve">Point to each numbered stage and explain which recorded </w:t>
+      </w:r>
+      <w:r>
+        <w:rPr>
+          <w:b/>
+        </w:rPr>
+        <w:t>input</w:t>
+      </w:r>
+      <w:r>
+        <w:rPr>
+          <w:b w:val="0"/>
+        </w:rPr>
+        <w:t xml:space="preserve"> it uses.</w:t>
+      </w:r>
+    </w:p>
+    <w:p>
+      <w:pPr>
+        <w:pStyle w:val="Heading3"/>
+      </w:pPr>
+      <w:r>
+        <w:t>Discuss while showing the picture</w:t>
+      </w:r>
+    </w:p>
+    <w:p>
+      <w:pPr>
+        <w:spacing w:line="336" w:lineRule="auto" w:after="180"/>
+        <w:shd w:fill="F1F6F8"/>
+      </w:pPr>
+      <w:r>
+        <w:rPr>
+          <w:b w:val="0"/>
+        </w:rPr>
+        <w:t xml:space="preserve">Teacher prompt: Point to each numbered stage and explain which recorded </w:t>
+      </w:r>
+      <w:r>
+        <w:rPr>
+          <w:b/>
+        </w:rPr>
+        <w:t>input</w:t>
+      </w:r>
+      <w:r>
+        <w:rPr>
+          <w:b w:val="0"/>
+        </w:rPr>
+        <w:t xml:space="preserve"> it uses. Ask learners to describe one label or arrow in ordinary words. Use the adjacent transcript if the image is difficult to see.</w:t>
+      </w:r>
+    </w:p>
+    <w:p>
+      <w:pPr>
+        <w:pStyle w:val="Heading3"/>
+      </w:pPr>
+      <w:r>
+        <w:t>03. Controlled toy-pattern comparison</w:t>
+      </w:r>
+    </w:p>
+    <w:p>
+      <w:r>
+        <w:drawing>
+          <wp:inline xmlns:a="http://schemas.openxmlformats.org/drawingml/2006/main" xmlns:pic="http://schemas.openxmlformats.org/drawingml/2006/picture">
+            <wp:extent cx="5486400" cy="2834640"/>
+            <wp:docPr id="5" name="Picture 5" descr="Controlled toy-pattern comparison. Units: correct labels out of 6 shared patterns. A: 4. B: 5."/>
+            <wp:cNvGraphicFramePr>
+              <a:graphicFrameLocks noChangeAspect="1"/>
+            </wp:cNvGraphicFramePr>
+            <a:graphic>
+              <a:graphicData uri="http://schemas.openxmlformats.org/drawingml/2006/picture">
+                <pic:pic>
+                  <pic:nvPicPr>
+                    <pic:cNvPr id="0" name="academy-story-ai-5-34-03.png"/>
+                    <pic:cNvPicPr/>
+                  </pic:nvPicPr>
+                  <pic:blipFill>
+                    <a:blip r:embed="rId13"/>
+                    <a:stretch>
+                      <a:fillRect/>
+                    </a:stretch>
+                  </pic:blipFill>
+                  <pic:spPr>
+                    <a:xfrm>
+                      <a:off x="0" y="0"/>
+                      <a:ext cx="5486400" cy="2834640"/>
+                    </a:xfrm>
+                    <a:prstGeom prst="rect"/>
+                  </pic:spPr>
+                </pic:pic>
+              </a:graphicData>
+            </a:graphic>
+          </wp:inline>
+        </w:drawing>
+      </w:r>
+    </w:p>
+    <w:p>
+      <w:pPr>
+        <w:spacing w:line="336" w:lineRule="auto" w:after="180"/>
+      </w:pPr>
+      <w:r>
+        <w:rPr>
+          <w:b w:val="0"/>
+        </w:rPr>
+        <w:t>Controlled toy-pattern comparison. Units: correct labels out of 6 shared patterns. A: 4. B: 5.</w:t>
+      </w:r>
+    </w:p>
+    <w:p>
+      <w:pPr>
+        <w:spacing w:line="336" w:lineRule="auto" w:after="180"/>
+        <w:shd w:fill="F5F1FB"/>
+      </w:pPr>
+      <w:r>
+        <w:rPr>
+          <w:b w:val="0"/>
+        </w:rPr>
+        <w:t>Read the labels and values. Explain the relationship the model shows.</w:t>
+      </w:r>
+    </w:p>
+    <w:p>
+      <w:pPr>
+        <w:pStyle w:val="Heading3"/>
+      </w:pPr>
+      <w:r>
+        <w:t>Discuss while showing the picture</w:t>
+      </w:r>
+    </w:p>
+    <w:p>
+      <w:pPr>
+        <w:spacing w:line="336" w:lineRule="auto" w:after="180"/>
+        <w:shd w:fill="F1F6F8"/>
+      </w:pPr>
+      <w:r>
+        <w:rPr>
+          <w:b w:val="0"/>
+        </w:rPr>
+        <w:t>Teacher prompt: Read the labels and values. Explain the relationship the model shows. Ask learners to describe one label or arrow in ordinary words. Use the adjacent transcript if the image is difficult to see.</w:t>
+      </w:r>
+    </w:p>
+    <w:p>
+      <w:pPr>
+        <w:spacing w:line="336" w:lineRule="auto" w:after="180"/>
+        <w:shd w:fill="F1F6F8"/>
+      </w:pPr>
+      <w:r>
+        <w:rPr>
+          <w:b w:val="0"/>
+        </w:rPr>
+        <w:t>Check row/column meanings, units and denominators before discussing a difference. Supplied toy values are not real class or model results.</w:t>
+      </w:r>
+    </w:p>
+    <w:p>
+      <w:pPr>
+        <w:pStyle w:val="Heading3"/>
+      </w:pPr>
+      <w:r>
+        <w:t>04. Change one thing. Trace what follows.</w:t>
+      </w:r>
+    </w:p>
+    <w:p>
+      <w:r>
+        <w:drawing>
+          <wp:inline xmlns:a="http://schemas.openxmlformats.org/drawingml/2006/main" xmlns:pic="http://schemas.openxmlformats.org/drawingml/2006/picture">
+            <wp:extent cx="5486400" cy="3026664"/>
+            <wp:docPr id="6" name="Picture 6" descr="Original case: Only case three changes correctness; case five fails for both. Changed condition: Change B’s training set as well as the feature connection. Expected result: The experiment no longer isolates the connection change. Reason: A training-data difference supplies an alternative explanation for the observed result."/>
+            <wp:cNvGraphicFramePr>
+              <a:graphicFrameLocks noChangeAspect="1"/>
+            </wp:cNvGraphicFramePr>
+            <a:graphic>
+              <a:graphicData uri="http://schemas.openxmlformats.org/drawingml/2006/picture">
+                <pic:pic>
+                  <pic:nvPicPr>
+                    <pic:cNvPr id="0" name="academy-story-ai-5-34-04.png"/>
+                    <pic:cNvPicPr/>
+                  </pic:nvPicPr>
+                  <pic:blipFill>
+                    <a:blip r:embed="rId14"/>
+                    <a:stretch>
+                      <a:fillRect/>
+                    </a:stretch>
+                  </pic:blipFill>
+                  <pic:spPr>
+                    <a:xfrm>
+                      <a:off x="0" y="0"/>
+                      <a:ext cx="5486400" cy="3026664"/>
+                    </a:xfrm>
+                    <a:prstGeom prst="rect"/>
+                  </pic:spPr>
+                </pic:pic>
+              </a:graphicData>
+            </a:graphic>
+          </wp:inline>
+        </w:drawing>
+      </w:r>
+    </w:p>
+    <w:p>
+      <w:pPr>
+        <w:spacing w:line="336" w:lineRule="auto" w:after="180"/>
+      </w:pPr>
+      <w:r>
+        <w:rPr>
+          <w:b w:val="0"/>
+        </w:rPr>
+        <w:t xml:space="preserve">Original case: Only case three changes correctness; case five fails for both. Changed condition: Change B’s </w:t>
+      </w:r>
+      <w:r>
+        <w:rPr>
+          <w:b/>
+        </w:rPr>
+        <w:t>training</w:t>
+      </w:r>
+      <w:r>
+        <w:rPr>
+          <w:b w:val="0"/>
+        </w:rPr>
+        <w:t xml:space="preserve"> set as well as the feature connection.</w:t>
+      </w:r>
+    </w:p>
+    <w:p>
+      <w:pPr>
+        <w:spacing w:line="336" w:lineRule="auto" w:after="180"/>
+      </w:pPr>
+      <w:r>
+        <w:rPr>
+          <w:b w:val="0"/>
+        </w:rPr>
+        <w:t xml:space="preserve">Expected result: The experiment no longer isolates the connection change. Reason: A </w:t>
+      </w:r>
+      <w:r>
+        <w:rPr>
+          <w:b/>
+        </w:rPr>
+        <w:t>training</w:t>
+      </w:r>
+      <w:r>
+        <w:rPr>
+          <w:b w:val="0"/>
+        </w:rPr>
+        <w:t>-data difference supplies an alternative explanation for the observed result.</w:t>
+      </w:r>
+    </w:p>
+    <w:p>
+      <w:pPr>
+        <w:spacing w:line="336" w:lineRule="auto" w:after="180"/>
+        <w:shd w:fill="F5F1FB"/>
+      </w:pPr>
+      <w:r>
+        <w:rPr>
+          <w:b w:val="0"/>
+        </w:rPr>
+        <w:t>Predict before checking the worked changed-case result. Name what changed and what the supplied facts allow you to conclude.</w:t>
+      </w:r>
+    </w:p>
+    <w:p>
+      <w:pPr>
+        <w:pStyle w:val="Heading3"/>
+      </w:pPr>
+      <w:r>
+        <w:t>Discuss while showing the picture</w:t>
+      </w:r>
+    </w:p>
+    <w:p>
+      <w:pPr>
+        <w:spacing w:line="336" w:lineRule="auto" w:after="180"/>
+        <w:shd w:fill="F1F6F8"/>
+      </w:pPr>
+      <w:r>
+        <w:rPr>
+          <w:b w:val="0"/>
+        </w:rPr>
+        <w:t>Teacher prompt: Predict before checking the worked changed-case result. Name what changed and what the supplied facts allow you to conclude. Ask learners to describe one label or arrow in ordinary words.</w:t>
+      </w:r>
+    </w:p>
+    <w:p>
+      <w:pPr>
+        <w:spacing w:line="336" w:lineRule="auto" w:after="180"/>
+        <w:shd w:fill="F1F6F8"/>
+      </w:pPr>
+      <w:r>
+        <w:rPr>
+          <w:b w:val="0"/>
+        </w:rPr>
+        <w:t xml:space="preserve">Use the adjacent transcript if the image is difficult to see. Changed-case reasoning: A </w:t>
+      </w:r>
+      <w:r>
+        <w:rPr>
+          <w:b/>
+        </w:rPr>
+        <w:t>training</w:t>
+      </w:r>
+      <w:r>
+        <w:rPr>
+          <w:b w:val="0"/>
+        </w:rPr>
+        <w:t>-data difference supplies an alternative explanation for the observed result.</w:t>
+      </w:r>
+    </w:p>
+    <w:p>
+      <w:pPr>
+        <w:pStyle w:val="Heading3"/>
+      </w:pPr>
+      <w:r>
+        <w:t>05. Connect the explanation to its limit</w:t>
+      </w:r>
+    </w:p>
+    <w:p>
+      <w:r>
+        <w:drawing>
+          <wp:inline xmlns:a="http://schemas.openxmlformats.org/drawingml/2006/main" xmlns:pic="http://schemas.openxmlformats.org/drawingml/2006/picture">
+            <wp:extent cx="5486400" cy="2834640"/>
+            <wp:docPr id="7" name="Picture 7" descr="Controlled experiments vary the specified component while retaining comparable cases. Pairing the outcomes by pattern shows where the score difference comes from instead of hiding it in an overall average. Limit: These descriptive toy results do not establish significance, stable superiority or the full learned mechanism."/>
+            <wp:cNvGraphicFramePr>
+              <a:graphicFrameLocks noChangeAspect="1"/>
+            </wp:cNvGraphicFramePr>
+            <a:graphic>
+              <a:graphicData uri="http://schemas.openxmlformats.org/drawingml/2006/picture">
+                <pic:pic>
+                  <pic:nvPicPr>
+                    <pic:cNvPr id="0" name="academy-story-ai-5-34-05.png"/>
+                    <pic:cNvPicPr/>
+                  </pic:nvPicPr>
+                  <pic:blipFill>
+                    <a:blip r:embed="rId15"/>
+                    <a:stretch>
+                      <a:fillRect/>
+                    </a:stretch>
+                  </pic:blipFill>
+                  <pic:spPr>
+                    <a:xfrm>
+                      <a:off x="0" y="0"/>
+                      <a:ext cx="5486400" cy="2834640"/>
+                    </a:xfrm>
+                    <a:prstGeom prst="rect"/>
+                  </pic:spPr>
+                </pic:pic>
+              </a:graphicData>
+            </a:graphic>
+          </wp:inline>
+        </w:drawing>
+      </w:r>
+    </w:p>
+    <w:p>
+      <w:pPr>
+        <w:spacing w:line="336" w:lineRule="auto" w:after="180"/>
+      </w:pPr>
+      <w:r>
+        <w:rPr>
+          <w:b w:val="0"/>
+        </w:rPr>
+        <w:t>Controlled experiments vary the specified component while retaining comparable cases. Pairing the outcomes by pattern shows where the score difference comes from instead of hiding it in an overall average.</w:t>
+      </w:r>
+    </w:p>
+    <w:p>
+      <w:pPr>
+        <w:spacing w:line="336" w:lineRule="auto" w:after="180"/>
+      </w:pPr>
+      <w:r>
+        <w:rPr>
+          <w:b w:val="0"/>
+        </w:rPr>
+        <w:t xml:space="preserve">Limit: These descriptive toy results do not establish significance, stable superiority or the full learned </w:t>
+      </w:r>
+      <w:r>
+        <w:rPr>
+          <w:b/>
+        </w:rPr>
+        <w:t>mechanism</w:t>
+      </w:r>
+      <w:r>
+        <w:rPr>
+          <w:b w:val="0"/>
+        </w:rPr>
+        <w:t>.</w:t>
+      </w:r>
+    </w:p>
+    <w:p>
+      <w:pPr>
+        <w:spacing w:line="336" w:lineRule="auto" w:after="180"/>
+        <w:shd w:fill="F5F1FB"/>
+      </w:pPr>
+      <w:r>
+        <w:rPr>
+          <w:b w:val="0"/>
+        </w:rPr>
+        <w:t>Explain the case, then point to a limit on the claim.</w:t>
+      </w:r>
+    </w:p>
+    <w:p>
+      <w:pPr>
+        <w:pStyle w:val="Heading3"/>
+      </w:pPr>
+      <w:r>
+        <w:t>Discuss while showing the picture</w:t>
+      </w:r>
+    </w:p>
+    <w:p>
+      <w:pPr>
+        <w:spacing w:line="336" w:lineRule="auto" w:after="180"/>
+        <w:shd w:fill="F1F6F8"/>
+      </w:pPr>
+      <w:r>
+        <w:rPr>
+          <w:b w:val="0"/>
+        </w:rPr>
+        <w:t>Teacher prompt: Explain the case, then point to a limit on the claim. Ask learners to describe one label or arrow in ordinary words. Use the adjacent transcript if the image is difficult to see.</w:t>
+      </w:r>
+    </w:p>
+    <w:p>
+      <w:pPr>
+        <w:spacing w:line="336" w:lineRule="auto" w:after="180"/>
+        <w:shd w:fill="F1F6F8"/>
+      </w:pPr>
+      <w:r>
+        <w:rPr>
+          <w:b w:val="0"/>
+        </w:rPr>
+        <w:t xml:space="preserve">Keep the stated scope: These descriptive toy results do not establish significance, stable superiority or the full learned </w:t>
+      </w:r>
+      <w:r>
+        <w:rPr>
+          <w:b/>
+        </w:rPr>
+        <w:t>mechanism</w:t>
+      </w:r>
+      <w:r>
+        <w:rPr>
+          <w:b w:val="0"/>
+        </w:rPr>
+        <w:t>.</w:t>
+      </w:r>
+    </w:p>
+    <w:p>
+      <w:pPr>
+        <w:pStyle w:val="Heading3"/>
+      </w:pPr>
+      <w:r>
+        <w:t>06. Make the idea visible in your project</w:t>
+      </w:r>
+    </w:p>
+    <w:p>
+      <w:r>
+        <w:drawing>
+          <wp:inline xmlns:a="http://schemas.openxmlformats.org/drawingml/2006/main" xmlns:pic="http://schemas.openxmlformats.org/drawingml/2006/picture">
+            <wp:extent cx="5486400" cy="3681984"/>
+            <wp:docPr id="8" name="Picture 8" descr="For the Image-pattern Network Investigation, save the labelled trace and the changed-case explanation beside the experiment record. State exactly what this example supports before linking it to the wider capstone claim. Draw your input, deciding step, result and limit. Supported question: Compute the two correct counts and identify the changed case. Why would changing B’s training data weaken the conclusion about its added connection?"/>
+            <wp:cNvGraphicFramePr>
+              <a:graphicFrameLocks noChangeAspect="1"/>
+            </wp:cNvGraphicFramePr>
+            <a:graphic>
+              <a:graphicData uri="http://schemas.openxmlformats.org/drawingml/2006/picture">
+                <pic:pic>
+                  <pic:nvPicPr>
+                    <pic:cNvPr id="0" name="academy-story-ai-5-34-06.png"/>
+                    <pic:cNvPicPr/>
+                  </pic:nvPicPr>
+                  <pic:blipFill>
+                    <a:blip r:embed="rId16"/>
+                    <a:stretch>
+                      <a:fillRect/>
+                    </a:stretch>
+                  </pic:blipFill>
+                  <pic:spPr>
+                    <a:xfrm>
+                      <a:off x="0" y="0"/>
+                      <a:ext cx="5486400" cy="3681984"/>
+                    </a:xfrm>
+                    <a:prstGeom prst="rect"/>
+                  </pic:spPr>
+                </pic:pic>
+              </a:graphicData>
+            </a:graphic>
+          </wp:inline>
+        </w:drawing>
+      </w:r>
+    </w:p>
+    <w:p>
+      <w:pPr>
+        <w:spacing w:line="336" w:lineRule="auto" w:after="180"/>
+      </w:pPr>
+      <w:r>
+        <w:rPr>
+          <w:b w:val="0"/>
+        </w:rPr>
+        <w:t>For the Image-pattern Network Investigation, save the labelled trace and the changed-case explanation beside the experiment record. State exactly what this example supports before linking it to the wider capstone claim.</w:t>
+      </w:r>
+    </w:p>
+    <w:p>
+      <w:pPr>
+        <w:spacing w:line="336" w:lineRule="auto" w:after="180"/>
+      </w:pPr>
+      <w:r>
+        <w:rPr>
+          <w:b w:val="0"/>
+        </w:rPr>
+        <w:t xml:space="preserve">Draw your </w:t>
+      </w:r>
+      <w:r>
+        <w:rPr>
+          <w:b/>
+        </w:rPr>
+        <w:t>input</w:t>
+      </w:r>
+      <w:r>
+        <w:rPr>
+          <w:b w:val="0"/>
+        </w:rPr>
+        <w:t xml:space="preserve">, deciding step, result and limit. Supported question: Compute the two correct counts and identify the changed case. Why would changing B’s </w:t>
+      </w:r>
+      <w:r>
+        <w:rPr>
+          <w:b/>
+        </w:rPr>
+        <w:t>training</w:t>
+      </w:r>
+      <w:r>
+        <w:rPr>
+          <w:b w:val="0"/>
+        </w:rPr>
+        <w:t xml:space="preserve"> data weaken the conclusion about its added connection?</w:t>
+      </w:r>
+    </w:p>
+    <w:p>
+      <w:pPr>
+        <w:spacing w:line="336" w:lineRule="auto" w:after="180"/>
+        <w:shd w:fill="F5F1FB"/>
+      </w:pPr>
+      <w:r>
+        <w:rPr>
+          <w:b w:val="0"/>
+        </w:rPr>
+        <w:t xml:space="preserve">Draw your project trace and justify the deciding step using </w:t>
+      </w:r>
+      <w:r>
+        <w:rPr>
+          <w:b/>
+        </w:rPr>
+        <w:t>evidence</w:t>
+      </w:r>
+      <w:r>
+        <w:rPr>
+          <w:b w:val="0"/>
+        </w:rPr>
+        <w:t>.</w:t>
+      </w:r>
+    </w:p>
+    <w:p>
+      <w:pPr>
+        <w:pStyle w:val="Heading3"/>
+      </w:pPr>
+      <w:r>
+        <w:t>Discuss while showing the picture</w:t>
+      </w:r>
+    </w:p>
+    <w:p>
+      <w:pPr>
+        <w:spacing w:line="336" w:lineRule="auto" w:after="180"/>
+        <w:shd w:fill="F1F6F8"/>
+      </w:pPr>
+      <w:r>
+        <w:rPr>
+          <w:b w:val="0"/>
+        </w:rPr>
+        <w:t xml:space="preserve">Teacher prompt: Draw your project trace and justify the deciding step using </w:t>
+      </w:r>
+      <w:r>
+        <w:rPr>
+          <w:b/>
+        </w:rPr>
+        <w:t>evidence</w:t>
+      </w:r>
+      <w:r>
+        <w:rPr>
+          <w:b w:val="0"/>
+        </w:rPr>
+        <w:t>. Ask learners to describe one label or arrow in ordinary words. Use the adjacent transcript if the image is difficult to see.</w:t>
+      </w:r>
+    </w:p>
+    <w:p>
+      <w:pPr>
+        <w:spacing w:line="336" w:lineRule="auto" w:after="180"/>
+        <w:shd w:fill="F1F6F8"/>
+      </w:pPr>
+      <w:r>
+        <w:rPr>
+          <w:b w:val="0"/>
+        </w:rPr>
+        <w:t>Supported practice key: A has four correct, B five; case three explains the count gain and case five fails for both.</w:t>
+      </w:r>
+    </w:p>
+    <w:p>
+      <w:pPr>
+        <w:spacing w:line="336" w:lineRule="auto" w:after="180"/>
+        <w:shd w:fill="F1F6F8"/>
+      </w:pPr>
+      <w:r>
+        <w:rPr>
+          <w:b w:val="0"/>
+        </w:rPr>
+        <w:t xml:space="preserve">Changing </w:t>
+      </w:r>
+      <w:r>
+        <w:rPr>
+          <w:b/>
+        </w:rPr>
+        <w:t>training</w:t>
+      </w:r>
+      <w:r>
+        <w:rPr>
+          <w:b w:val="0"/>
+        </w:rPr>
+        <w:t xml:space="preserve"> data alongside the connection entangles two interventions, so the gain cannot be attributed to the connection alone.</w:t>
       </w:r>
     </w:p>
     <w:sectPr>

--- a/downloads/teacher/ai-5-week-34.docx
+++ b/downloads/teacher/ai-5-week-34.docx
@@ -125,7 +125,7 @@
           </w:tcPr>
           <w:p>
             <w:r>
-              <w:t>Sections 1–6; record the brief recall in the workbook.</w:t>
+              <w:t>Use Your mission, Notice the evidence, See how it works, Words that unlock the idea and Follow a worked example; record recall in the workbook.</w:t>
             </w:r>
           </w:p>
         </w:tc>
@@ -157,7 +157,7 @@
           </w:tcPr>
           <w:p>
             <w:r>
-              <w:t>Sections 7–10; use the matching workbook W2 and misconception check.</w:t>
+              <w:t>Use Find and repair a mistake, Practise together and Build your understanding; use the matching workbook W2 and Individual reasoning check.</w:t>
             </w:r>
           </w:p>
         </w:tc>
@@ -189,7 +189,7 @@
           </w:tcPr>
           <w:p>
             <w:r>
-              <w:t>Sections 9 and 11–14. Give extra time to finish the full task set; use Section 15 when the week includes a coding lab.</w:t>
+              <w:t>Use Run the investigation, Connect your project and Try a new case independently. Allow extra time for the full task set. When code is supplied, use the examples in See how it works or Follow a worked example and the browser lab in Supported practice, repair and portfolio.</w:t>
             </w:r>
           </w:p>
         </w:tc>
@@ -461,7 +461,7 @@
         <w:rPr>
           <w:b w:val="0"/>
         </w:rPr>
-        <w:t xml:space="preserve">Use two 45-minute sessions. This capstone uses constructed scalar ReLU regression so every calculation is inspectable. It is an experiment in </w:t>
+        <w:t xml:space="preserve">For the compact alternative schedule, use two 45-minute sessions. This capstone uses constructed scalar ReLU regression so every calculation is inspectable. It is an experiment in </w:t>
       </w:r>
       <w:r>
         <w:rPr>
@@ -2053,7 +2053,7 @@
         <w:rPr>
           <w:b w:val="0"/>
         </w:rPr>
-        <w:t xml:space="preserve">Use the worked example in Sections 3 and 6. Collect a </w:t>
+        <w:t xml:space="preserve">Use See how it works and Follow a worked example. Collect a </w:t>
       </w:r>
       <w:r>
         <w:rPr>
@@ -2442,7 +2442,7 @@
         <w:rPr>
           <w:b w:val="0"/>
         </w:rPr>
-        <w:t xml:space="preserve">Use Section 9 for the </w:t>
+        <w:t xml:space="preserve">Use Run the investigation for the </w:t>
       </w:r>
       <w:r>
         <w:rPr>
@@ -3838,7 +3838,7 @@
           </w:tcPr>
           <w:p>
             <w:r>
-              <w:t>Sections 1–6; record the brief recall in the workbook.</w:t>
+              <w:t>Use Your mission, Notice the evidence, See how it works, Words that unlock the idea and Follow a worked example; record recall in the workbook.</w:t>
             </w:r>
           </w:p>
         </w:tc>
@@ -3870,7 +3870,7 @@
           </w:tcPr>
           <w:p>
             <w:r>
-              <w:t>Sections 7–10; use the matching workbook W2 and misconception check.</w:t>
+              <w:t>Use Find and repair a mistake, Practise together and Build your understanding; use the matching workbook W2 and Individual reasoning check.</w:t>
             </w:r>
           </w:p>
         </w:tc>
@@ -3902,7 +3902,7 @@
           </w:tcPr>
           <w:p>
             <w:r>
-              <w:t>Sections 9 and 11–14. Give extra time to finish the full task set; use Section 15 when the week includes a coding lab.</w:t>
+              <w:t>Use Run the investigation, Connect your project and Try a new case independently. Allow extra time for the full task set. When code is supplied, use the examples in See how it works or Follow a worked example and the browser lab in Supported practice, repair and portfolio.</w:t>
             </w:r>
           </w:p>
         </w:tc>

--- a/downloads/teacher/ai-5-week-34.docx
+++ b/downloads/teacher/ai-5-week-34.docx
@@ -25,20 +25,38 @@
         <w:pStyle w:val="Heading1"/>
       </w:pPr>
       <w:r>
-        <w:t>01. Prepare the purpose, prerequisites and materials</w:t>
+        <w:t>Make the proposed cause match the factor actually changed.</w:t>
       </w:r>
     </w:p>
     <w:p>
       <w:r>
-        <w:t>Prepare Capstone controlled experiments: check the target, prerequisites, resources and adaptable teaching schedule.</w:t>
+        <w:t>Use complete histories and paired outcomes, retaining unsuccessful runs and tiny-data limits.</w:t>
       </w:r>
     </w:p>
     <w:p>
-      <w:pPr>
-        <w:pStyle w:val="Heading3"/>
-      </w:pPr>
-      <w:r>
-        <w:t>Teach the learning cycle</w:t>
+      <w:r>
+        <w:t>Model matched traces → diagnose confounding → assess a fresh target → freeze the selected procedure.</w:t>
+      </w:r>
+    </w:p>
+    <w:p>
+      <w:pPr>
+        <w:pStyle w:val="Heading1"/>
+      </w:pPr>
+      <w:r>
+        <w:t>01. Prepare the connected mathematical investigation</w:t>
+      </w:r>
+    </w:p>
+    <w:p>
+      <w:r>
+        <w:t>Keep explanation,shared practice and independent evidence distinct.</w:t>
+      </w:r>
+    </w:p>
+    <w:p>
+      <w:pPr>
+        <w:pStyle w:val="Heading2"/>
+      </w:pPr>
+      <w:r>
+        <w:t>Target and main teaching plan</w:t>
       </w:r>
     </w:p>
     <w:p>
@@ -231,18 +249,62 @@
     </w:p>
     <w:p>
       <w:pPr>
-        <w:pStyle w:val="Heading3"/>
-      </w:pPr>
-      <w:r>
-        <w:t>Retrieval answer guidance</w:t>
+        <w:pStyle w:val="Heading2"/>
+      </w:pPr>
+      <w:r>
+        <w:t>Preparation and prerequisite</w:t>
       </w:r>
     </w:p>
     <w:p>
       <w:pPr>
-        <w:pStyle w:val="Heading3"/>
-      </w:pPr>
-      <w:r>
-        <w:t>Capstone hypothesis and baseline</w:t>
+        <w:spacing w:line="336" w:lineRule="auto" w:after="180"/>
+      </w:pPr>
+      <w:r>
+        <w:rPr>
+          <w:b w:val="0"/>
+        </w:rPr>
+        <w:t>Printed lesson and workbook; paper and pencil</w:t>
+      </w:r>
+    </w:p>
+    <w:p>
+      <w:pPr>
+        <w:spacing w:line="336" w:lineRule="auto" w:after="180"/>
+      </w:pPr>
+      <w:r>
+        <w:rPr>
+          <w:b w:val="0"/>
+        </w:rPr>
+        <w:t>Calculator; optional local Python 3 interpreter</w:t>
+      </w:r>
+    </w:p>
+    <w:p>
+      <w:pPr>
+        <w:spacing w:line="336" w:lineRule="auto" w:after="180"/>
+      </w:pPr>
+      <w:r>
+        <w:rPr>
+          <w:b w:val="0"/>
+        </w:rPr>
+        <w:t>Fictional data only; reserve the independent task and fresh retry until assessment</w:t>
+      </w:r>
+    </w:p>
+    <w:p>
+      <w:pPr>
+        <w:spacing w:line="336" w:lineRule="auto" w:after="180"/>
+      </w:pPr>
+      <w:r>
+        <w:rPr>
+          <w:b w:val="0"/>
+        </w:rPr>
+        <w:t>Data and splits, initial parameters, architecture, loss, update count and evaluation procedure must stay fixed; change only the intended learning rate.</w:t>
+      </w:r>
+    </w:p>
+    <w:p>
+      <w:pPr>
+        <w:pStyle w:val="Heading2"/>
+      </w:pPr>
+      <w:r>
+        <w:t>Opening retrieval</w:t>
       </w:r>
     </w:p>
     <w:p>
@@ -291,14 +353,6 @@
     </w:p>
     <w:p>
       <w:pPr>
-        <w:pStyle w:val="Heading3"/>
-      </w:pPr>
-      <w:r>
-        <w:t>Efficiency and resource measurement</w:t>
-      </w:r>
-    </w:p>
-    <w:p>
-      <w:pPr>
         <w:spacing w:line="336" w:lineRule="auto" w:after="180"/>
       </w:pPr>
       <w:r>
@@ -391,14 +445,6 @@
     </w:p>
     <w:p>
       <w:pPr>
-        <w:pStyle w:val="Heading3"/>
-      </w:pPr>
-      <w:r>
-        <w:t>Transfer learning</w:t>
-      </w:r>
-    </w:p>
-    <w:p>
-      <w:pPr>
         <w:spacing w:line="336" w:lineRule="auto" w:after="180"/>
       </w:pPr>
       <w:r>
@@ -455,6 +501,73 @@
     </w:p>
     <w:p>
       <w:pPr>
+        <w:pStyle w:val="Heading2"/>
+      </w:pPr>
+      <w:r>
+        <w:t>Pictured end goal</w:t>
+      </w:r>
+    </w:p>
+    <w:p>
+      <w:pPr>
+        <w:spacing w:line="336" w:lineRule="auto" w:after="180"/>
+      </w:pPr>
+      <w:r>
+        <w:rPr>
+          <w:b w:val="0"/>
+        </w:rPr>
+        <w:t>Explain capstone controlled experiments with a traceable toy-network case and a bounded conclusion.</w:t>
+      </w:r>
+    </w:p>
+    <w:p>
+      <w:pPr>
+        <w:pStyle w:val="Heading2"/>
+      </w:pPr>
+      <w:r>
+        <w:t>Earlier wording, alternatives and picture transcripts · reference / check after trying</w:t>
+      </w:r>
+    </w:p>
+    <w:p>
+      <w:pPr>
+        <w:pStyle w:val="Heading3"/>
+      </w:pPr>
+      <w:r>
+        <w:t>Teach the learning cycle</w:t>
+      </w:r>
+    </w:p>
+    <w:p>
+      <w:pPr>
+        <w:pStyle w:val="Heading3"/>
+      </w:pPr>
+      <w:r>
+        <w:t>Retrieval answer guidance</w:t>
+      </w:r>
+    </w:p>
+    <w:p>
+      <w:pPr>
+        <w:pStyle w:val="Heading3"/>
+      </w:pPr>
+      <w:r>
+        <w:t>Capstone hypothesis and baseline</w:t>
+      </w:r>
+    </w:p>
+    <w:p>
+      <w:pPr>
+        <w:pStyle w:val="Heading3"/>
+      </w:pPr>
+      <w:r>
+        <w:t>Efficiency and resource measurement</w:t>
+      </w:r>
+    </w:p>
+    <w:p>
+      <w:pPr>
+        <w:pStyle w:val="Heading3"/>
+      </w:pPr>
+      <w:r>
+        <w:t>Transfer learning</w:t>
+      </w:r>
+    </w:p>
+    <w:p>
+      <w:pPr>
         <w:spacing w:line="336" w:lineRule="auto" w:after="180"/>
       </w:pPr>
       <w:r>
@@ -562,73 +675,18 @@
     </w:p>
     <w:p>
       <w:pPr>
-        <w:spacing w:line="336" w:lineRule="auto" w:after="180"/>
-      </w:pPr>
-      <w:r>
-        <w:rPr>
-          <w:b w:val="0"/>
-        </w:rPr>
-        <w:t>Printed lesson and workbook; paper and pencil</w:t>
+        <w:pStyle w:val="Heading3"/>
+      </w:pPr>
+      <w:r>
+        <w:t>Prerequisite answer</w:t>
       </w:r>
     </w:p>
     <w:p>
       <w:pPr>
-        <w:spacing w:line="336" w:lineRule="auto" w:after="180"/>
-      </w:pPr>
-      <w:r>
-        <w:rPr>
-          <w:b w:val="0"/>
-        </w:rPr>
-        <w:t>Calculator; optional local Python 3 interpreter</w:t>
-      </w:r>
-    </w:p>
-    <w:p>
-      <w:pPr>
-        <w:spacing w:line="336" w:lineRule="auto" w:after="180"/>
-      </w:pPr>
-      <w:r>
-        <w:rPr>
-          <w:b w:val="0"/>
-        </w:rPr>
-        <w:t>Fictional data only; reserve the independent task and fresh retry until assessment</w:t>
-      </w:r>
-    </w:p>
-    <w:p>
-      <w:pPr>
         <w:pStyle w:val="Heading3"/>
       </w:pPr>
       <w:r>
-        <w:t>Prerequisite answer</w:t>
-      </w:r>
-    </w:p>
-    <w:p>
-      <w:pPr>
-        <w:spacing w:line="336" w:lineRule="auto" w:after="180"/>
-      </w:pPr>
-      <w:r>
-        <w:rPr>
-          <w:b w:val="0"/>
-        </w:rPr>
-        <w:t>Data and splits, initial parameters, architecture, loss, update count and evaluation procedure must stay fixed; change only the intended learning rate.</w:t>
-      </w:r>
-    </w:p>
-    <w:p>
-      <w:pPr>
-        <w:pStyle w:val="Heading3"/>
-      </w:pPr>
-      <w:r>
         <w:t>End goal for the pictorial case</w:t>
-      </w:r>
-    </w:p>
-    <w:p>
-      <w:pPr>
-        <w:spacing w:line="336" w:lineRule="auto" w:after="180"/>
-      </w:pPr>
-      <w:r>
-        <w:rPr>
-          <w:b w:val="0"/>
-        </w:rPr>
-        <w:t>Explain capstone controlled experiments with a traceable toy-network case and a bounded conclusion.</w:t>
       </w:r>
     </w:p>
     <w:p>
@@ -647,20 +705,20 @@
         <w:pStyle w:val="Heading1"/>
       </w:pPr>
       <w:r>
-        <w:t>02. Explain and model the mechanism</w:t>
+        <w:t>02. Teach controlled histories and case-level evidence</w:t>
       </w:r>
     </w:p>
     <w:p>
       <w:r>
-        <w:t>Model Capstone controlled experiments using the supplied case, labelled mechanism and reasoning. Make the scope of each conclusion explicit.</w:t>
+        <w:t>Use a separate label for the regression comparison and pictured flags.</w:t>
       </w:r>
     </w:p>
     <w:p>
       <w:pPr>
-        <w:pStyle w:val="Heading3"/>
-      </w:pPr>
-      <w:r>
-        <w:t>Explain Capstone controlled experiments · 1</w:t>
+        <w:pStyle w:val="Heading2"/>
+      </w:pPr>
+      <w:r>
+        <w:t>Main plan, revision and active-region gradient</w:t>
       </w:r>
     </w:p>
     <w:p>
@@ -733,14 +791,6 @@
     </w:p>
     <w:p>
       <w:pPr>
-        <w:pStyle w:val="Heading3"/>
-      </w:pPr>
-      <w:r>
-        <w:t>Explain Capstone controlled experiments · 2</w:t>
-      </w:r>
-    </w:p>
-    <w:p>
-      <w:pPr>
         <w:spacing w:line="336" w:lineRule="auto" w:after="180"/>
       </w:pPr>
       <w:r>
@@ -783,6 +833,14 @@
           <w:b w:val="0"/>
         </w:rPr>
         <w:t>At rate 0.2, weights are 2 then 2. The formula assumes the active region; do not extend it blindly to nonpositive weights.</w:t>
+      </w:r>
+    </w:p>
+    <w:p>
+      <w:pPr>
+        <w:pStyle w:val="Heading2"/>
+      </w:pPr>
+      <w:r>
+        <w:t>Complete traces and baseline/candidate scores</w:t>
       </w:r>
     </w:p>
     <w:tbl>
@@ -792,8 +850,12 @@
         <w:tblLook w:firstColumn="1" w:firstRow="1" w:lastColumn="0" w:lastRow="0" w:noHBand="0" w:noVBand="1" w:val="04A0"/>
       </w:tblPr>
       <w:tblGrid>
-        <w:gridCol w:w="5112"/>
-        <w:gridCol w:w="5112"/>
+        <w:gridCol w:w="1704"/>
+        <w:gridCol w:w="1704"/>
+        <w:gridCol w:w="1704"/>
+        <w:gridCol w:w="1704"/>
+        <w:gridCol w:w="1704"/>
+        <w:gridCol w:w="1704"/>
       </w:tblGrid>
       <w:tr>
         <w:trPr>
@@ -801,21 +863,61 @@
         </w:trPr>
         <w:tc>
           <w:tcPr>
-            <w:tcW w:type="dxa" w:w="5112"/>
+            <w:tcW w:type="dxa" w:w="1704"/>
           </w:tcPr>
           <w:p>
             <w:r>
-              <w:t>Term</w:t>
+              <w:t>Rate</w:t>
             </w:r>
           </w:p>
         </w:tc>
         <w:tc>
           <w:tcPr>
-            <w:tcW w:type="dxa" w:w="5112"/>
+            <w:tcW w:type="dxa" w:w="1704"/>
           </w:tcPr>
           <w:p>
             <w:r>
-              <w:t>Meaning</w:t>
+              <w:t>Update</w:t>
+            </w:r>
+          </w:p>
+        </w:tc>
+        <w:tc>
+          <w:tcPr>
+            <w:tcW w:type="dxa" w:w="1704"/>
+          </w:tcPr>
+          <w:p>
+            <w:r>
+              <w:t>Weight before</w:t>
+            </w:r>
+          </w:p>
+        </w:tc>
+        <w:tc>
+          <w:tcPr>
+            <w:tcW w:type="dxa" w:w="1704"/>
+          </w:tcPr>
+          <w:p>
+            <w:r>
+              <w:t>Training gradient</w:t>
+            </w:r>
+          </w:p>
+        </w:tc>
+        <w:tc>
+          <w:tcPr>
+            <w:tcW w:type="dxa" w:w="1704"/>
+          </w:tcPr>
+          <w:p>
+            <w:r>
+              <w:t>Weight after</w:t>
+            </w:r>
+          </w:p>
+        </w:tc>
+        <w:tc>
+          <w:tcPr>
+            <w:tcW w:type="dxa" w:w="1704"/>
+          </w:tcPr>
+          <w:p>
+            <w:r>
+              <w:t>Validation MSE</w:t>
             </w:r>
           </w:p>
         </w:tc>
@@ -823,21 +925,61 @@
       <w:tr>
         <w:tc>
           <w:tcPr>
-            <w:tcW w:type="dxa" w:w="5112"/>
+            <w:tcW w:type="dxa" w:w="1704"/>
           </w:tcPr>
           <w:p>
             <w:r>
-              <w:t>Controlled comparison</w:t>
+              <w:t>0.1</w:t>
             </w:r>
           </w:p>
         </w:tc>
         <w:tc>
           <w:tcPr>
-            <w:tcW w:type="dxa" w:w="5112"/>
+            <w:tcW w:type="dxa" w:w="1704"/>
           </w:tcPr>
           <w:p>
             <w:r>
-              <w:t>A comparison holding specified conditions constant while changing an intended factor</w:t>
+              <w:t>1</w:t>
+            </w:r>
+          </w:p>
+        </w:tc>
+        <w:tc>
+          <w:tcPr>
+            <w:tcW w:type="dxa" w:w="1704"/>
+          </w:tcPr>
+          <w:p>
+            <w:r>
+              <w:t>1</w:t>
+            </w:r>
+          </w:p>
+        </w:tc>
+        <w:tc>
+          <w:tcPr>
+            <w:tcW w:type="dxa" w:w="1704"/>
+          </w:tcPr>
+          <w:p>
+            <w:r>
+              <w:t>-5</w:t>
+            </w:r>
+          </w:p>
+        </w:tc>
+        <w:tc>
+          <w:tcPr>
+            <w:tcW w:type="dxa" w:w="1704"/>
+          </w:tcPr>
+          <w:p>
+            <w:r>
+              <w:t>1.5</w:t>
+            </w:r>
+          </w:p>
+        </w:tc>
+        <w:tc>
+          <w:tcPr>
+            <w:tcW w:type="dxa" w:w="1704"/>
+          </w:tcPr>
+          <w:p>
+            <w:r>
+              <w:t>3.125</w:t>
             </w:r>
           </w:p>
         </w:tc>
@@ -845,21 +987,61 @@
       <w:tr>
         <w:tc>
           <w:tcPr>
-            <w:tcW w:type="dxa" w:w="5112"/>
+            <w:tcW w:type="dxa" w:w="1704"/>
           </w:tcPr>
           <w:p>
             <w:r>
-              <w:t>Full batch</w:t>
+              <w:t>0.1</w:t>
             </w:r>
           </w:p>
         </w:tc>
         <w:tc>
           <w:tcPr>
-            <w:tcW w:type="dxa" w:w="5112"/>
+            <w:tcW w:type="dxa" w:w="1704"/>
           </w:tcPr>
           <w:p>
             <w:r>
-              <w:t>An update whose gradient uses all training rows</w:t>
+              <w:t>2</w:t>
+            </w:r>
+          </w:p>
+        </w:tc>
+        <w:tc>
+          <w:tcPr>
+            <w:tcW w:type="dxa" w:w="1704"/>
+          </w:tcPr>
+          <w:p>
+            <w:r>
+              <w:t>1.5</w:t>
+            </w:r>
+          </w:p>
+        </w:tc>
+        <w:tc>
+          <w:tcPr>
+            <w:tcW w:type="dxa" w:w="1704"/>
+          </w:tcPr>
+          <w:p>
+            <w:r>
+              <w:t>-2.5</w:t>
+            </w:r>
+          </w:p>
+        </w:tc>
+        <w:tc>
+          <w:tcPr>
+            <w:tcW w:type="dxa" w:w="1704"/>
+          </w:tcPr>
+          <w:p>
+            <w:r>
+              <w:t>1.75</w:t>
+            </w:r>
+          </w:p>
+        </w:tc>
+        <w:tc>
+          <w:tcPr>
+            <w:tcW w:type="dxa" w:w="1704"/>
+          </w:tcPr>
+          <w:p>
+            <w:r>
+              <w:t>0.78125</w:t>
             </w:r>
           </w:p>
         </w:tc>
@@ -867,21 +1049,61 @@
       <w:tr>
         <w:tc>
           <w:tcPr>
-            <w:tcW w:type="dxa" w:w="5112"/>
+            <w:tcW w:type="dxa" w:w="1704"/>
           </w:tcPr>
           <w:p>
             <w:r>
-              <w:t>Selection rule</w:t>
+              <w:t>0.2</w:t>
             </w:r>
           </w:p>
         </w:tc>
         <w:tc>
           <w:tcPr>
-            <w:tcW w:type="dxa" w:w="5112"/>
+            <w:tcW w:type="dxa" w:w="1704"/>
           </w:tcPr>
           <w:p>
             <w:r>
-              <w:t>A rule for choosing a candidate using development evidence</w:t>
+              <w:t>1</w:t>
+            </w:r>
+          </w:p>
+        </w:tc>
+        <w:tc>
+          <w:tcPr>
+            <w:tcW w:type="dxa" w:w="1704"/>
+          </w:tcPr>
+          <w:p>
+            <w:r>
+              <w:t>1</w:t>
+            </w:r>
+          </w:p>
+        </w:tc>
+        <w:tc>
+          <w:tcPr>
+            <w:tcW w:type="dxa" w:w="1704"/>
+          </w:tcPr>
+          <w:p>
+            <w:r>
+              <w:t>-5</w:t>
+            </w:r>
+          </w:p>
+        </w:tc>
+        <w:tc>
+          <w:tcPr>
+            <w:tcW w:type="dxa" w:w="1704"/>
+          </w:tcPr>
+          <w:p>
+            <w:r>
+              <w:t>2</w:t>
+            </w:r>
+          </w:p>
+        </w:tc>
+        <w:tc>
+          <w:tcPr>
+            <w:tcW w:type="dxa" w:w="1704"/>
+          </w:tcPr>
+          <w:p>
+            <w:r>
+              <w:t>0</w:t>
             </w:r>
           </w:p>
         </w:tc>
@@ -889,26 +1111,320 @@
       <w:tr>
         <w:tc>
           <w:tcPr>
-            <w:tcW w:type="dxa" w:w="5112"/>
+            <w:tcW w:type="dxa" w:w="1704"/>
           </w:tcPr>
           <w:p>
             <w:r>
-              <w:t>Confounder</w:t>
+              <w:t>0.2</w:t>
             </w:r>
           </w:p>
         </w:tc>
         <w:tc>
           <w:tcPr>
-            <w:tcW w:type="dxa" w:w="5112"/>
+            <w:tcW w:type="dxa" w:w="1704"/>
           </w:tcPr>
           <w:p>
             <w:r>
-              <w:t>A differing condition that prevents isolating the intended explanation</w:t>
+              <w:t>2</w:t>
+            </w:r>
+          </w:p>
+        </w:tc>
+        <w:tc>
+          <w:tcPr>
+            <w:tcW w:type="dxa" w:w="1704"/>
+          </w:tcPr>
+          <w:p>
+            <w:r>
+              <w:t>2</w:t>
+            </w:r>
+          </w:p>
+        </w:tc>
+        <w:tc>
+          <w:tcPr>
+            <w:tcW w:type="dxa" w:w="1704"/>
+          </w:tcPr>
+          <w:p>
+            <w:r>
+              <w:t>0</w:t>
+            </w:r>
+          </w:p>
+        </w:tc>
+        <w:tc>
+          <w:tcPr>
+            <w:tcW w:type="dxa" w:w="1704"/>
+          </w:tcPr>
+          <w:p>
+            <w:r>
+              <w:t>2</w:t>
+            </w:r>
+          </w:p>
+        </w:tc>
+        <w:tc>
+          <w:tcPr>
+            <w:tcW w:type="dxa" w:w="1704"/>
+          </w:tcPr>
+          <w:p>
+            <w:r>
+              <w:t>0</w:t>
+            </w:r>
+          </w:p>
+        </w:tc>
+      </w:tr>
+      <w:tr>
+        <w:tc>
+          <w:tcPr>
+            <w:tcW w:type="dxa" w:w="1704"/>
+          </w:tcPr>
+          <w:p>
+            <w:r>
+              <w:t>Both</w:t>
+            </w:r>
+          </w:p>
+        </w:tc>
+        <w:tc>
+          <w:tcPr>
+            <w:tcW w:type="dxa" w:w="1704"/>
+          </w:tcPr>
+          <w:p>
+            <w:r>
+              <w:t>Same two training rows</w:t>
+            </w:r>
+          </w:p>
+        </w:tc>
+        <w:tc>
+          <w:tcPr>
+            <w:tcW w:type="dxa" w:w="1704"/>
+          </w:tcPr>
+          <w:p>
+            <w:r>
+              <w:t>Same two validation rows</w:t>
+            </w:r>
+          </w:p>
+        </w:tc>
+        <w:tc>
+          <w:tcPr>
+            <w:tcW w:type="dxa" w:w="1704"/>
+          </w:tcPr>
+          <w:p>
+            <w:r>
+              <w:t>No bias</w:t>
+            </w:r>
+          </w:p>
+        </w:tc>
+        <w:tc>
+          <w:tcPr>
+            <w:tcW w:type="dxa" w:w="1704"/>
+          </w:tcPr>
+          <w:p>
+            <w:r>
+              <w:t>No random operations</w:t>
+            </w:r>
+          </w:p>
+        </w:tc>
+        <w:tc>
+          <w:tcPr>
+            <w:tcW w:type="dxa" w:w="1704"/>
+          </w:tcPr>
+          <w:p>
+            <w:r>
+              <w:t>Final not opened</w:t>
             </w:r>
           </w:p>
         </w:tc>
       </w:tr>
     </w:tbl>
+    <w:tbl>
+      <w:tblPr>
+        <w:tblStyle w:val="LightShading-Accent1"/>
+        <w:tblW w:type="auto" w:w="0"/>
+        <w:tblLook w:firstColumn="1" w:firstRow="1" w:lastColumn="0" w:lastRow="0" w:noHBand="0" w:noVBand="1" w:val="04A0"/>
+      </w:tblPr>
+      <w:tblGrid>
+        <w:gridCol w:w="2556"/>
+        <w:gridCol w:w="2556"/>
+        <w:gridCol w:w="2556"/>
+        <w:gridCol w:w="2556"/>
+      </w:tblGrid>
+      <w:tr>
+        <w:trPr>
+          <w:tblHeader/>
+        </w:trPr>
+        <w:tc>
+          <w:tcPr>
+            <w:tcW w:type="dxa" w:w="2556"/>
+          </w:tcPr>
+          <w:p>
+            <w:r>
+              <w:t>Run</w:t>
+            </w:r>
+          </w:p>
+        </w:tc>
+        <w:tc>
+          <w:tcPr>
+            <w:tcW w:type="dxa" w:w="2556"/>
+          </w:tcPr>
+          <w:p>
+            <w:r>
+              <w:t>Final weight</w:t>
+            </w:r>
+          </w:p>
+        </w:tc>
+        <w:tc>
+          <w:tcPr>
+            <w:tcW w:type="dxa" w:w="2556"/>
+          </w:tcPr>
+          <w:p>
+            <w:r>
+              <w:t>Training MSE</w:t>
+            </w:r>
+          </w:p>
+        </w:tc>
+        <w:tc>
+          <w:tcPr>
+            <w:tcW w:type="dxa" w:w="2556"/>
+          </w:tcPr>
+          <w:p>
+            <w:r>
+              <w:t>Validation MSE</w:t>
+            </w:r>
+          </w:p>
+        </w:tc>
+      </w:tr>
+      <w:tr>
+        <w:tc>
+          <w:tcPr>
+            <w:tcW w:type="dxa" w:w="2556"/>
+          </w:tcPr>
+          <w:p>
+            <w:r>
+              <w:t>Baseline</w:t>
+            </w:r>
+          </w:p>
+        </w:tc>
+        <w:tc>
+          <w:tcPr>
+            <w:tcW w:type="dxa" w:w="2556"/>
+          </w:tcPr>
+          <w:p>
+            <w:r>
+              <w:t>1</w:t>
+            </w:r>
+          </w:p>
+        </w:tc>
+        <w:tc>
+          <w:tcPr>
+            <w:tcW w:type="dxa" w:w="2556"/>
+          </w:tcPr>
+          <w:p>
+            <w:r>
+              <w:t>2.5</w:t>
+            </w:r>
+          </w:p>
+        </w:tc>
+        <w:tc>
+          <w:tcPr>
+            <w:tcW w:type="dxa" w:w="2556"/>
+          </w:tcPr>
+          <w:p>
+            <w:r>
+              <w:t>12.5</w:t>
+            </w:r>
+          </w:p>
+        </w:tc>
+      </w:tr>
+      <w:tr>
+        <w:tc>
+          <w:tcPr>
+            <w:tcW w:type="dxa" w:w="2556"/>
+          </w:tcPr>
+          <w:p>
+            <w:r>
+              <w:t>Rate 0.1, two updates</w:t>
+            </w:r>
+          </w:p>
+        </w:tc>
+        <w:tc>
+          <w:tcPr>
+            <w:tcW w:type="dxa" w:w="2556"/>
+          </w:tcPr>
+          <w:p>
+            <w:r>
+              <w:t>1.75</w:t>
+            </w:r>
+          </w:p>
+        </w:tc>
+        <w:tc>
+          <w:tcPr>
+            <w:tcW w:type="dxa" w:w="2556"/>
+          </w:tcPr>
+          <w:p>
+            <w:r>
+              <w:t>0.15625</w:t>
+            </w:r>
+          </w:p>
+        </w:tc>
+        <w:tc>
+          <w:tcPr>
+            <w:tcW w:type="dxa" w:w="2556"/>
+          </w:tcPr>
+          <w:p>
+            <w:r>
+              <w:t>0.78125</w:t>
+            </w:r>
+          </w:p>
+        </w:tc>
+      </w:tr>
+      <w:tr>
+        <w:tc>
+          <w:tcPr>
+            <w:tcW w:type="dxa" w:w="2556"/>
+          </w:tcPr>
+          <w:p>
+            <w:r>
+              <w:t>Rate 0.2, two updates</w:t>
+            </w:r>
+          </w:p>
+        </w:tc>
+        <w:tc>
+          <w:tcPr>
+            <w:tcW w:type="dxa" w:w="2556"/>
+          </w:tcPr>
+          <w:p>
+            <w:r>
+              <w:t>2</w:t>
+            </w:r>
+          </w:p>
+        </w:tc>
+        <w:tc>
+          <w:tcPr>
+            <w:tcW w:type="dxa" w:w="2556"/>
+          </w:tcPr>
+          <w:p>
+            <w:r>
+              <w:t>0</w:t>
+            </w:r>
+          </w:p>
+        </w:tc>
+        <w:tc>
+          <w:tcPr>
+            <w:tcW w:type="dxa" w:w="2556"/>
+          </w:tcPr>
+          <w:p>
+            <w:r>
+              <w:t>0</w:t>
+            </w:r>
+          </w:p>
+        </w:tc>
+      </w:tr>
+    </w:tbl>
+    <w:p>
+      <w:pPr>
+        <w:pStyle w:val="Heading2"/>
+      </w:pPr>
+      <w:r>
+        <w:t>Main validation calculation and supported rate 0.3 key</w:t>
+      </w:r>
+    </w:p>
     <w:p>
       <w:pPr>
         <w:pStyle w:val="Heading3"/>
@@ -1067,14 +1583,6 @@
     </w:p>
     <w:p>
       <w:pPr>
-        <w:pStyle w:val="Heading3"/>
-      </w:pPr>
-      <w:r>
-        <w:t>Explain Capstone controlled experiments · 3</w:t>
-      </w:r>
-    </w:p>
-    <w:p>
-      <w:pPr>
         <w:spacing w:line="336" w:lineRule="auto" w:after="180"/>
       </w:pPr>
       <w:r>
@@ -1109,6 +1617,526 @@
     </w:p>
     <w:p>
       <w:pPr>
+        <w:spacing w:line="336" w:lineRule="auto" w:after="180"/>
+      </w:pPr>
+      <w:r>
+        <w:rPr>
+          <w:b w:val="0"/>
+        </w:rPr>
+        <w:t xml:space="preserve">At a = 1.75, validation </w:t>
+      </w:r>
+      <w:r>
+        <w:rPr>
+          <w:b/>
+        </w:rPr>
+        <w:t>prediction</w:t>
+      </w:r>
+      <w:r>
+        <w:rPr>
+          <w:b w:val="0"/>
+        </w:rPr>
+        <w:t xml:space="preserve">s are 5.25 and 7. Errors -0.75 and -1 square to 0.5625 and 1, giving MSE 0.78125. At a = 2 the </w:t>
+      </w:r>
+      <w:r>
+        <w:rPr>
+          <w:b/>
+        </w:rPr>
+        <w:t>prediction</w:t>
+      </w:r>
+      <w:r>
+        <w:rPr>
+          <w:b w:val="0"/>
+        </w:rPr>
+        <w:t>s equal 6 and 8, so MSE is zero. Rate 0.2 wins the written validation rule.</w:t>
+      </w:r>
+    </w:p>
+    <w:p>
+      <w:pPr>
+        <w:spacing w:line="336" w:lineRule="auto" w:after="180"/>
+      </w:pPr>
+      <w:r>
+        <w:rPr>
+          <w:b w:val="0"/>
+        </w:rPr>
+        <w:t>This selection uses two validation cases, not four independent cases because two runs used them.</w:t>
+      </w:r>
+    </w:p>
+    <w:p>
+      <w:pPr>
+        <w:spacing w:line="336" w:lineRule="auto" w:after="180"/>
+      </w:pPr>
+      <w:r>
+        <w:rPr>
+          <w:b w:val="0"/>
+        </w:rPr>
+        <w:t xml:space="preserve">If one run used extra epochs or different </w:t>
+      </w:r>
+      <w:r>
+        <w:rPr>
+          <w:b/>
+        </w:rPr>
+        <w:t>training</w:t>
+      </w:r>
+      <w:r>
+        <w:rPr>
+          <w:b w:val="0"/>
+        </w:rPr>
+        <w:t xml:space="preserve"> rows, the comparison would mix factors. Either rerun a matched experiment or report the differences and avoid claiming an isolated learning-rate effect.</w:t>
+      </w:r>
+    </w:p>
+    <w:p>
+      <w:pPr>
+        <w:spacing w:line="336" w:lineRule="auto" w:after="180"/>
+      </w:pPr>
+      <w:r>
+        <w:rPr>
+          <w:b w:val="0"/>
+        </w:rPr>
+        <w:t>A zero validation score is also compatible with a very simple task and says nothing about a new distribution.</w:t>
+      </w:r>
+    </w:p>
+    <w:p>
+      <w:pPr>
+        <w:pStyle w:val="Heading2"/>
+      </w:pPr>
+      <w:r>
+        <w:t>Separate picture inputs and scope</w:t>
+      </w:r>
+    </w:p>
+    <w:p>
+      <w:pPr>
+        <w:spacing w:line="336" w:lineRule="auto" w:after="180"/>
+      </w:pPr>
+      <w:r>
+        <w:rPr>
+          <w:b w:val="0"/>
+        </w:rPr>
+        <w:t>One controlled network change. The capstone compares two fixed networks on the same six labelled toy patterns. Only one feature connection is added.</w:t>
+      </w:r>
+    </w:p>
+    <w:p>
+      <w:pPr>
+        <w:spacing w:line="336" w:lineRule="auto" w:after="180"/>
+      </w:pPr>
+      <w:r>
+        <w:rPr>
+          <w:b w:val="0"/>
+        </w:rPr>
+        <w:t>A scores [1,1,0,1,0,1]; B scores [1,1,1,1,0,1]. Settings, labels and scoring remain fixed. Binary entries mean 1=correct and 0=incorrect.</w:t>
+      </w:r>
+    </w:p>
+    <w:p>
+      <w:pPr>
+        <w:spacing w:line="336" w:lineRule="auto" w:after="180"/>
+      </w:pPr>
+      <w:r>
+        <w:rPr>
+          <w:b w:val="0"/>
+        </w:rPr>
+        <w:t>Keep the two experiments separate. The main experiment compares learning rates on scalar regression, using MSE and two validation rows. The picture supplies six paired correctness flags for two image-pattern procedures: A [1, 1, 0, 1, 0, 1], B [1, 1, 1, 1, 0, 1]. Entries are correct/incorrect flags, not predicted class labels. A has 4/6 correct and B 5/6; only case 3 changes and case 5 fails for both.</w:t>
+      </w:r>
+    </w:p>
+    <w:p>
+      <w:pPr>
+        <w:spacing w:line="336" w:lineRule="auto" w:after="180"/>
+      </w:pPr>
+      <w:r>
+        <w:rPr>
+          <w:b w:val="0"/>
+        </w:rPr>
+        <w:t>Actual pixel grids, weights and training executions are not provided, so the picture supports an audit of supplied outcomes, not a claimed model run.</w:t>
+      </w:r>
+    </w:p>
+    <w:p>
+      <w:pPr>
+        <w:pStyle w:val="Heading2"/>
+      </w:pPr>
+      <w:r>
+        <w:t>Pictured paired outcomes and changed-data confounder</w:t>
+      </w:r>
+    </w:p>
+    <w:p>
+      <w:r>
+        <w:drawing>
+          <wp:inline xmlns:a="http://schemas.openxmlformats.org/drawingml/2006/main" xmlns:pic="http://schemas.openxmlformats.org/drawingml/2006/picture">
+            <wp:extent cx="5486400" cy="3182112"/>
+            <wp:docPr id="1" name="Picture 1" descr="Identify the intervention: B adds the centre-feature connection; all other declared settings stay fixed. → Count outcomes: A is 4/6 correct; B is 5/6. → Inspect paired cases: Only case three changes correctness; case five fails for both."/>
+            <wp:cNvGraphicFramePr>
+              <a:graphicFrameLocks noChangeAspect="1"/>
+            </wp:cNvGraphicFramePr>
+            <a:graphic>
+              <a:graphicData uri="http://schemas.openxmlformats.org/drawingml/2006/picture">
+                <pic:pic>
+                  <pic:nvPicPr>
+                    <pic:cNvPr id="0" name="academy-story-ai-5-34-02.png"/>
+                    <pic:cNvPicPr/>
+                  </pic:nvPicPr>
+                  <pic:blipFill>
+                    <a:blip r:embed="rId9"/>
+                    <a:stretch>
+                      <a:fillRect/>
+                    </a:stretch>
+                  </pic:blipFill>
+                  <pic:spPr>
+                    <a:xfrm>
+                      <a:off x="0" y="0"/>
+                      <a:ext cx="5486400" cy="3182112"/>
+                    </a:xfrm>
+                    <a:prstGeom prst="rect"/>
+                  </pic:spPr>
+                </pic:pic>
+              </a:graphicData>
+            </a:graphic>
+          </wp:inline>
+        </w:drawing>
+      </w:r>
+    </w:p>
+    <w:p>
+      <w:pPr>
+        <w:pStyle w:val="Heading3"/>
+      </w:pPr>
+      <w:r>
+        <w:t>Read the picture one step at a time</w:t>
+      </w:r>
+    </w:p>
+    <w:tbl>
+      <w:tblPr>
+        <w:tblStyle w:val="LightShading-Accent1"/>
+        <w:tblW w:type="auto" w:w="0"/>
+        <w:tblLook w:firstColumn="1" w:firstRow="1" w:lastColumn="0" w:lastRow="0" w:noHBand="0" w:noVBand="1" w:val="04A0"/>
+      </w:tblPr>
+      <w:tblGrid>
+        <w:gridCol w:w="5112"/>
+        <w:gridCol w:w="5112"/>
+      </w:tblGrid>
+      <w:tr>
+        <w:trPr>
+          <w:tblHeader/>
+        </w:trPr>
+        <w:tc>
+          <w:tcPr>
+            <w:tcW w:type="dxa" w:w="5112"/>
+          </w:tcPr>
+          <w:p>
+            <w:r>
+              <w:t>Step</w:t>
+            </w:r>
+          </w:p>
+        </w:tc>
+        <w:tc>
+          <w:tcPr>
+            <w:tcW w:type="dxa" w:w="5112"/>
+          </w:tcPr>
+          <w:p>
+            <w:r>
+              <w:t>What happens and why</w:t>
+            </w:r>
+          </w:p>
+        </w:tc>
+      </w:tr>
+      <w:tr>
+        <w:tc>
+          <w:tcPr>
+            <w:tcW w:type="dxa" w:w="5112"/>
+          </w:tcPr>
+          <w:p>
+            <w:r>
+              <w:t>1. Identify the intervention</w:t>
+            </w:r>
+          </w:p>
+        </w:tc>
+        <w:tc>
+          <w:tcPr>
+            <w:tcW w:type="dxa" w:w="5112"/>
+          </w:tcPr>
+          <w:p>
+            <w:r>
+              <w:t>B adds the centre-feature connection; all other declared settings stay fixed.</w:t>
+            </w:r>
+          </w:p>
+        </w:tc>
+      </w:tr>
+      <w:tr>
+        <w:tc>
+          <w:tcPr>
+            <w:tcW w:type="dxa" w:w="5112"/>
+          </w:tcPr>
+          <w:p>
+            <w:r>
+              <w:t>2. Count outcomes</w:t>
+            </w:r>
+          </w:p>
+        </w:tc>
+        <w:tc>
+          <w:tcPr>
+            <w:tcW w:type="dxa" w:w="5112"/>
+          </w:tcPr>
+          <w:p>
+            <w:r>
+              <w:t>A is 4/6 correct; B is 5/6.</w:t>
+            </w:r>
+          </w:p>
+        </w:tc>
+      </w:tr>
+      <w:tr>
+        <w:tc>
+          <w:tcPr>
+            <w:tcW w:type="dxa" w:w="5112"/>
+          </w:tcPr>
+          <w:p>
+            <w:r>
+              <w:t>3. Inspect paired cases</w:t>
+            </w:r>
+          </w:p>
+        </w:tc>
+        <w:tc>
+          <w:tcPr>
+            <w:tcW w:type="dxa" w:w="5112"/>
+          </w:tcPr>
+          <w:p>
+            <w:r>
+              <w:t>Only case three changes correctness; case five fails for both.</w:t>
+            </w:r>
+          </w:p>
+        </w:tc>
+      </w:tr>
+    </w:tbl>
+    <w:p>
+      <w:r>
+        <w:t>Match each pictured step to the supplied facts. This is a worked teaching case, not an independent assessment.</w:t>
+      </w:r>
+    </w:p>
+    <w:p>
+      <w:pPr>
+        <w:spacing w:line="336" w:lineRule="auto" w:after="180"/>
+      </w:pPr>
+      <w:r>
+        <w:rPr>
+          <w:b w:val="0"/>
+        </w:rPr>
+        <w:t>Controlled experiments vary the specified component while retaining comparable cases. Pairing the outcomes by pattern shows where the score difference comes from instead of hiding it in an overall average.</w:t>
+      </w:r>
+    </w:p>
+    <w:p>
+      <w:pPr>
+        <w:spacing w:line="336" w:lineRule="auto" w:after="180"/>
+      </w:pPr>
+      <w:r>
+        <w:rPr>
+          <w:b w:val="0"/>
+        </w:rPr>
+        <w:t xml:space="preserve">These descriptive toy results do not establish significance, stable superiority or the full learned </w:t>
+      </w:r>
+      <w:r>
+        <w:rPr>
+          <w:b/>
+        </w:rPr>
+        <w:t>mechanism</w:t>
+      </w:r>
+      <w:r>
+        <w:rPr>
+          <w:b w:val="0"/>
+        </w:rPr>
+        <w:t>.</w:t>
+      </w:r>
+    </w:p>
+    <w:p>
+      <w:pPr>
+        <w:spacing w:line="336" w:lineRule="auto" w:after="180"/>
+      </w:pPr>
+      <w:r>
+        <w:rPr>
+          <w:b w:val="0"/>
+        </w:rPr>
+        <w:t xml:space="preserve">Change: Change B’s </w:t>
+      </w:r>
+      <w:r>
+        <w:rPr>
+          <w:b/>
+        </w:rPr>
+        <w:t>training</w:t>
+      </w:r>
+      <w:r>
+        <w:rPr>
+          <w:b w:val="0"/>
+        </w:rPr>
+        <w:t xml:space="preserve"> set as well as the feature connection.</w:t>
+      </w:r>
+    </w:p>
+    <w:p>
+      <w:pPr>
+        <w:spacing w:line="336" w:lineRule="auto" w:after="180"/>
+      </w:pPr>
+      <w:r>
+        <w:rPr>
+          <w:b/>
+        </w:rPr>
+        <w:t>Prediction</w:t>
+      </w:r>
+      <w:r>
+        <w:rPr>
+          <w:b w:val="0"/>
+        </w:rPr>
+        <w:t>: The experiment no longer isolates the connection change.</w:t>
+      </w:r>
+    </w:p>
+    <w:p>
+      <w:pPr>
+        <w:spacing w:line="336" w:lineRule="auto" w:after="180"/>
+      </w:pPr>
+      <w:r>
+        <w:rPr>
+          <w:b w:val="0"/>
+        </w:rPr>
+        <w:t xml:space="preserve">Reason: A </w:t>
+      </w:r>
+      <w:r>
+        <w:rPr>
+          <w:b/>
+        </w:rPr>
+        <w:t>training</w:t>
+      </w:r>
+      <w:r>
+        <w:rPr>
+          <w:b w:val="0"/>
+        </w:rPr>
+        <w:t>-data difference supplies an alternative explanation for the observed result.</w:t>
+      </w:r>
+    </w:p>
+    <w:p>
+      <w:pPr>
+        <w:pStyle w:val="Heading2"/>
+      </w:pPr>
+      <w:r>
+        <w:t>Earlier wording, alternatives and picture transcripts · reference / check after trying</w:t>
+      </w:r>
+    </w:p>
+    <w:tbl>
+      <w:tblPr>
+        <w:tblStyle w:val="LightShading-Accent1"/>
+        <w:tblW w:type="auto" w:w="0"/>
+        <w:tblLook w:firstColumn="1" w:firstRow="1" w:lastColumn="0" w:lastRow="0" w:noHBand="0" w:noVBand="1" w:val="04A0"/>
+      </w:tblPr>
+      <w:tblGrid>
+        <w:gridCol w:w="5112"/>
+        <w:gridCol w:w="5112"/>
+      </w:tblGrid>
+      <w:tr>
+        <w:trPr>
+          <w:tblHeader/>
+        </w:trPr>
+        <w:tc>
+          <w:tcPr>
+            <w:tcW w:type="dxa" w:w="5112"/>
+          </w:tcPr>
+          <w:p>
+            <w:r>
+              <w:t>Term</w:t>
+            </w:r>
+          </w:p>
+        </w:tc>
+        <w:tc>
+          <w:tcPr>
+            <w:tcW w:type="dxa" w:w="5112"/>
+          </w:tcPr>
+          <w:p>
+            <w:r>
+              <w:t>Meaning</w:t>
+            </w:r>
+          </w:p>
+        </w:tc>
+      </w:tr>
+      <w:tr>
+        <w:tc>
+          <w:tcPr>
+            <w:tcW w:type="dxa" w:w="5112"/>
+          </w:tcPr>
+          <w:p>
+            <w:r>
+              <w:t>Controlled comparison</w:t>
+            </w:r>
+          </w:p>
+        </w:tc>
+        <w:tc>
+          <w:tcPr>
+            <w:tcW w:type="dxa" w:w="5112"/>
+          </w:tcPr>
+          <w:p>
+            <w:r>
+              <w:t>A comparison holding specified conditions constant while changing an intended factor</w:t>
+            </w:r>
+          </w:p>
+        </w:tc>
+      </w:tr>
+      <w:tr>
+        <w:tc>
+          <w:tcPr>
+            <w:tcW w:type="dxa" w:w="5112"/>
+          </w:tcPr>
+          <w:p>
+            <w:r>
+              <w:t>Full batch</w:t>
+            </w:r>
+          </w:p>
+        </w:tc>
+        <w:tc>
+          <w:tcPr>
+            <w:tcW w:type="dxa" w:w="5112"/>
+          </w:tcPr>
+          <w:p>
+            <w:r>
+              <w:t>An update whose gradient uses all training rows</w:t>
+            </w:r>
+          </w:p>
+        </w:tc>
+      </w:tr>
+      <w:tr>
+        <w:tc>
+          <w:tcPr>
+            <w:tcW w:type="dxa" w:w="5112"/>
+          </w:tcPr>
+          <w:p>
+            <w:r>
+              <w:t>Selection rule</w:t>
+            </w:r>
+          </w:p>
+        </w:tc>
+        <w:tc>
+          <w:tcPr>
+            <w:tcW w:type="dxa" w:w="5112"/>
+          </w:tcPr>
+          <w:p>
+            <w:r>
+              <w:t>A rule for choosing a candidate using development evidence</w:t>
+            </w:r>
+          </w:p>
+        </w:tc>
+      </w:tr>
+      <w:tr>
+        <w:tc>
+          <w:tcPr>
+            <w:tcW w:type="dxa" w:w="5112"/>
+          </w:tcPr>
+          <w:p>
+            <w:r>
+              <w:t>Confounder</w:t>
+            </w:r>
+          </w:p>
+        </w:tc>
+        <w:tc>
+          <w:tcPr>
+            <w:tcW w:type="dxa" w:w="5112"/>
+          </w:tcPr>
+          <w:p>
+            <w:r>
+              <w:t>A differing condition that prevents isolating the intended explanation</w:t>
+            </w:r>
+          </w:p>
+        </w:tc>
+      </w:tr>
+    </w:tbl>
+    <w:p>
+      <w:pPr>
         <w:pStyle w:val="Heading3"/>
       </w:pPr>
       <w:r>
@@ -1147,102 +2175,6 @@
           <w:b w:val="0"/>
         </w:rPr>
         <w:t>These teacher notes contain solutions; do not reveal the independent case answer during modelling.</w:t>
-      </w:r>
-    </w:p>
-    <w:p>
-      <w:pPr>
-        <w:pStyle w:val="Heading3"/>
-      </w:pPr>
-      <w:r>
-        <w:t>Model the reasoning aloud · 4</w:t>
-      </w:r>
-    </w:p>
-    <w:p>
-      <w:pPr>
-        <w:spacing w:line="336" w:lineRule="auto" w:after="180"/>
-      </w:pPr>
-      <w:r>
-        <w:rPr>
-          <w:b w:val="0"/>
-        </w:rPr>
-        <w:t xml:space="preserve">At a = 1.75, validation </w:t>
-      </w:r>
-      <w:r>
-        <w:rPr>
-          <w:b/>
-        </w:rPr>
-        <w:t>prediction</w:t>
-      </w:r>
-      <w:r>
-        <w:rPr>
-          <w:b w:val="0"/>
-        </w:rPr>
-        <w:t xml:space="preserve">s are 5.25 and 7. Errors -0.75 and -1 square to 0.5625 and 1, giving MSE 0.78125. At a = 2 the </w:t>
-      </w:r>
-      <w:r>
-        <w:rPr>
-          <w:b/>
-        </w:rPr>
-        <w:t>prediction</w:t>
-      </w:r>
-      <w:r>
-        <w:rPr>
-          <w:b w:val="0"/>
-        </w:rPr>
-        <w:t>s equal 6 and 8, so MSE is zero. Rate 0.2 wins the written validation rule.</w:t>
-      </w:r>
-    </w:p>
-    <w:p>
-      <w:pPr>
-        <w:spacing w:line="336" w:lineRule="auto" w:after="180"/>
-      </w:pPr>
-      <w:r>
-        <w:rPr>
-          <w:b w:val="0"/>
-        </w:rPr>
-        <w:t>This selection uses two validation cases, not four independent cases because two runs used them.</w:t>
-      </w:r>
-    </w:p>
-    <w:p>
-      <w:pPr>
-        <w:pStyle w:val="Heading3"/>
-      </w:pPr>
-      <w:r>
-        <w:t>Model the reasoning aloud · 5</w:t>
-      </w:r>
-    </w:p>
-    <w:p>
-      <w:pPr>
-        <w:spacing w:line="336" w:lineRule="auto" w:after="180"/>
-      </w:pPr>
-      <w:r>
-        <w:rPr>
-          <w:b w:val="0"/>
-        </w:rPr>
-        <w:t xml:space="preserve">If one run used extra epochs or different </w:t>
-      </w:r>
-      <w:r>
-        <w:rPr>
-          <w:b/>
-        </w:rPr>
-        <w:t>training</w:t>
-      </w:r>
-      <w:r>
-        <w:rPr>
-          <w:b w:val="0"/>
-        </w:rPr>
-        <w:t xml:space="preserve"> rows, the comparison would mix factors. Either rerun a matched experiment or report the differences and avoid claiming an isolated learning-rate effect.</w:t>
-      </w:r>
-    </w:p>
-    <w:p>
-      <w:pPr>
-        <w:spacing w:line="336" w:lineRule="auto" w:after="180"/>
-      </w:pPr>
-      <w:r>
-        <w:rPr>
-          <w:b w:val="0"/>
-        </w:rPr>
-        <w:t>A zero validation score is also compatible with a very simple task and says nothing about a new distribution.</w:t>
       </w:r>
     </w:p>
     <w:tbl>
@@ -1368,41 +2300,10 @@
     </w:p>
     <w:p>
       <w:pPr>
-        <w:spacing w:line="336" w:lineRule="auto" w:after="180"/>
-      </w:pPr>
-      <w:r>
-        <w:rPr>
-          <w:b w:val="0"/>
-        </w:rPr>
-        <w:t>One controlled network change. The capstone compares two fixed networks on the same six labelled toy patterns. Only one feature connection is added.</w:t>
-      </w:r>
-    </w:p>
-    <w:p>
-      <w:pPr>
         <w:pStyle w:val="Heading3"/>
       </w:pPr>
       <w:r>
         <w:t>The facts we will use</w:t>
-      </w:r>
-    </w:p>
-    <w:p>
-      <w:pPr>
-        <w:pStyle w:val="Heading3"/>
-      </w:pPr>
-      <w:r>
-        <w:t>Supplied facts</w:t>
-      </w:r>
-    </w:p>
-    <w:p>
-      <w:pPr>
-        <w:spacing w:line="336" w:lineRule="auto" w:after="180"/>
-        <w:shd w:fill="F1F6FC"/>
-      </w:pPr>
-      <w:r>
-        <w:rPr>
-          <w:b w:val="0"/>
-        </w:rPr>
-        <w:t>A scores [1,1,0,1,0,1]; B scores [1,1,1,1,0,1]. Settings, labels and scoring remain fixed. Binary entries mean 1=correct and 0=incorrect.</w:t>
       </w:r>
     </w:p>
     <w:p>
@@ -1410,7 +2311,7 @@
         <w:drawing>
           <wp:inline xmlns:a="http://schemas.openxmlformats.org/drawingml/2006/main" xmlns:pic="http://schemas.openxmlformats.org/drawingml/2006/picture">
             <wp:extent cx="5486400" cy="2641600"/>
-            <wp:docPr id="1" name="Picture 1" descr="Controlled toy-pattern comparison"/>
+            <wp:docPr id="2" name="Picture 2" descr="Controlled toy-pattern comparison"/>
             <wp:cNvGraphicFramePr>
               <a:graphicFrameLocks noChangeAspect="1"/>
             </wp:cNvGraphicFramePr>
@@ -1422,7 +2323,7 @@
                     <pic:cNvPicPr/>
                   </pic:nvPicPr>
                   <pic:blipFill>
-                    <a:blip r:embed="rId9"/>
+                    <a:blip r:embed="rId10"/>
                     <a:stretch>
                       <a:fillRect/>
                     </a:stretch>
@@ -1446,7 +2347,7 @@
         <w:drawing>
           <wp:inline xmlns:a="http://schemas.openxmlformats.org/drawingml/2006/main" xmlns:pic="http://schemas.openxmlformats.org/drawingml/2006/picture">
             <wp:extent cx="5486400" cy="5225143"/>
-            <wp:docPr id="2" name="Picture 2" descr="Capstone controlled experiments. Identify the intervention: B adds the centre-feature connection; all other declared settings stay fixed.. Count outcomes: A is 4/6 correct; B is 5/6.. Inspect paired cases: Only case three changes correctness; case five fails for both."/>
+            <wp:docPr id="3" name="Picture 3" descr="Capstone controlled experiments. Identify the intervention: B adds the centre-feature connection; all other declared settings stay fixed.. Count outcomes: A is 4/6 correct; B is 5/6.. Inspect paired cases: Only case three changes correctness; case five fails for both."/>
             <wp:cNvGraphicFramePr>
               <a:graphicFrameLocks noChangeAspect="1"/>
             </wp:cNvGraphicFramePr>
@@ -1458,7 +2359,7 @@
                     <pic:cNvPicPr/>
                   </pic:nvPicPr>
                   <pic:blipFill>
-                    <a:blip r:embed="rId10"/>
+                    <a:blip r:embed="rId11"/>
                     <a:stretch>
                       <a:fillRect/>
                     </a:stretch>
@@ -1482,114 +2383,7 @@
         <w:pStyle w:val="Heading3"/>
       </w:pPr>
       <w:r>
-        <w:t>Read the picture one step at a time</w:t>
-      </w:r>
-    </w:p>
-    <w:tbl>
-      <w:tblPr>
-        <w:tblStyle w:val="LightShading-Accent1"/>
-        <w:tblW w:type="auto" w:w="0"/>
-        <w:tblLook w:firstColumn="1" w:firstRow="1" w:lastColumn="0" w:lastRow="0" w:noHBand="0" w:noVBand="1" w:val="04A0"/>
-      </w:tblPr>
-      <w:tblGrid>
-        <w:gridCol w:w="5112"/>
-        <w:gridCol w:w="5112"/>
-      </w:tblGrid>
-      <w:tr>
-        <w:trPr>
-          <w:tblHeader/>
-        </w:trPr>
-        <w:tc>
-          <w:tcPr>
-            <w:tcW w:type="dxa" w:w="5112"/>
-          </w:tcPr>
-          <w:p>
-            <w:r>
-              <w:t>Step</w:t>
-            </w:r>
-          </w:p>
-        </w:tc>
-        <w:tc>
-          <w:tcPr>
-            <w:tcW w:type="dxa" w:w="5112"/>
-          </w:tcPr>
-          <w:p>
-            <w:r>
-              <w:t>What happens and why</w:t>
-            </w:r>
-          </w:p>
-        </w:tc>
-      </w:tr>
-      <w:tr>
-        <w:tc>
-          <w:tcPr>
-            <w:tcW w:type="dxa" w:w="5112"/>
-          </w:tcPr>
-          <w:p>
-            <w:r>
-              <w:t>1. Identify the intervention</w:t>
-            </w:r>
-          </w:p>
-        </w:tc>
-        <w:tc>
-          <w:tcPr>
-            <w:tcW w:type="dxa" w:w="5112"/>
-          </w:tcPr>
-          <w:p>
-            <w:r>
-              <w:t>B adds the centre-feature connection; all other declared settings stay fixed.</w:t>
-            </w:r>
-          </w:p>
-        </w:tc>
-      </w:tr>
-      <w:tr>
-        <w:tc>
-          <w:tcPr>
-            <w:tcW w:type="dxa" w:w="5112"/>
-          </w:tcPr>
-          <w:p>
-            <w:r>
-              <w:t>2. Count outcomes</w:t>
-            </w:r>
-          </w:p>
-        </w:tc>
-        <w:tc>
-          <w:tcPr>
-            <w:tcW w:type="dxa" w:w="5112"/>
-          </w:tcPr>
-          <w:p>
-            <w:r>
-              <w:t>A is 4/6 correct; B is 5/6.</w:t>
-            </w:r>
-          </w:p>
-        </w:tc>
-      </w:tr>
-      <w:tr>
-        <w:tc>
-          <w:tcPr>
-            <w:tcW w:type="dxa" w:w="5112"/>
-          </w:tcPr>
-          <w:p>
-            <w:r>
-              <w:t>3. Inspect paired cases</w:t>
-            </w:r>
-          </w:p>
-        </w:tc>
-        <w:tc>
-          <w:tcPr>
-            <w:tcW w:type="dxa" w:w="5112"/>
-          </w:tcPr>
-          <w:p>
-            <w:r>
-              <w:t>Only case three changes correctness; case five fails for both.</w:t>
-            </w:r>
-          </w:p>
-        </w:tc>
-      </w:tr>
-    </w:tbl>
-    <w:p>
-      <w:r>
-        <w:t>Match each pictured step to the supplied facts. This is a worked teaching case, not an independent assessment.</w:t>
+        <w:t>Why this result follows</w:t>
       </w:r>
     </w:p>
     <w:p>
@@ -1597,7 +2391,7 @@
         <w:pStyle w:val="Heading3"/>
       </w:pPr>
       <w:r>
-        <w:t>Why this result follows</w:t>
+        <w:t>What this example does not establish</w:t>
       </w:r>
     </w:p>
     <w:p>
@@ -1605,53 +2399,318 @@
         <w:pStyle w:val="Heading3"/>
       </w:pPr>
       <w:r>
-        <w:t>Why the result follows</w:t>
+        <w:t>Change one thing in the pictured case</w:t>
       </w:r>
     </w:p>
     <w:p>
       <w:pPr>
+        <w:pStyle w:val="Heading3"/>
+      </w:pPr>
+      <w:r>
+        <w:t>Ask while showing the picture</w:t>
+      </w:r>
+    </w:p>
+    <w:p>
+      <w:pPr>
         <w:spacing w:line="336" w:lineRule="auto" w:after="180"/>
-        <w:shd w:fill="F1F6FC"/>
       </w:pPr>
       <w:r>
         <w:rPr>
           <w:b w:val="0"/>
         </w:rPr>
-        <w:t>Controlled experiments vary the specified component while retaining comparable cases. Pairing the outcomes by pattern shows where the score difference comes from instead of hiding it in an overall average.</w:t>
-      </w:r>
-    </w:p>
-    <w:p>
-      <w:pPr>
-        <w:pStyle w:val="Heading3"/>
-      </w:pPr>
-      <w:r>
-        <w:t>What this example does not establish</w:t>
-      </w:r>
-    </w:p>
-    <w:p>
-      <w:pPr>
-        <w:pStyle w:val="Heading3"/>
-      </w:pPr>
-      <w:r>
-        <w:t>Keep the stated limit</w:t>
-      </w:r>
-    </w:p>
-    <w:p>
-      <w:pPr>
-        <w:spacing w:line="336" w:lineRule="auto" w:after="180"/>
-        <w:shd w:fill="FFF5E6"/>
-      </w:pPr>
+        <w:t xml:space="preserve">Cover the result. Ask learners to name the </w:t>
+      </w:r>
+      <w:r>
+        <w:rPr>
+          <w:b/>
+        </w:rPr>
+        <w:t>input</w:t>
+      </w:r>
       <w:r>
         <w:rPr>
           <w:b w:val="0"/>
         </w:rPr>
-        <w:t xml:space="preserve">These descriptive toy results do not establish significance, stable superiority or the full learned </w:t>
+        <w:t xml:space="preserve">s and predict the next step. Uncover one step, connect the icon to the actual procedure, and explain its </w:t>
       </w:r>
       <w:r>
         <w:rPr>
           <w:b/>
         </w:rPr>
-        <w:t>mechanism</w:t>
+        <w:t>evidence</w:t>
+      </w:r>
+      <w:r>
+        <w:rPr>
+          <w:b w:val="0"/>
+        </w:rPr>
+        <w:t>. Then change the supplied condition and compare.</w:t>
+      </w:r>
+    </w:p>
+    <w:p>
+      <w:pPr>
+        <w:spacing w:line="336" w:lineRule="auto" w:after="180"/>
+      </w:pPr>
+      <w:r>
+        <w:rPr>
+          <w:b w:val="0"/>
+        </w:rPr>
+        <w:t>The picture is a representation; it does not document execution of a real AI model.</w:t>
+      </w:r>
+    </w:p>
+    <w:p>
+      <w:pPr>
+        <w:pStyle w:val="Heading1"/>
+      </w:pPr>
+      <w:r>
+        <w:t>03. Model a step,then remove help</w:t>
+      </w:r>
+    </w:p>
+    <w:p>
+      <w:r>
+        <w:t>Collect each learner’s reasoning before showing a key.</w:t>
+      </w:r>
+    </w:p>
+    <w:p>
+      <w:pPr>
+        <w:pStyle w:val="Heading2"/>
+      </w:pPr>
+      <w:r>
+        <w:t>Current completion task and checked reasoning</w:t>
+      </w:r>
+    </w:p>
+    <w:p>
+      <w:pPr>
+        <w:spacing w:line="336" w:lineRule="auto" w:after="180"/>
+      </w:pPr>
+      <w:r>
+        <w:rPr>
+          <w:b w:val="0"/>
+        </w:rPr>
+        <w:t>Completion task: Compute both updates for rates 0.1 and 0.2 using gradient 5*(a-2).</w:t>
+      </w:r>
+    </w:p>
+    <w:p>
+      <w:pPr>
+        <w:spacing w:line="336" w:lineRule="auto" w:after="180"/>
+      </w:pPr>
+      <w:r>
+        <w:rPr>
+          <w:b w:val="0"/>
+        </w:rPr>
+        <w:t>Teacher check: Teacher explanation: Rate 0.1: 1 -&gt; 1.5 -&gt; 1.75. Rate 0.2: 1 -&gt; 2 -&gt; 2. Gradients are -5 then -2.5 for the first run and -5 then 0 for the second.</w:t>
+      </w:r>
+    </w:p>
+    <w:p>
+      <w:pPr>
+        <w:spacing w:line="336" w:lineRule="auto" w:after="180"/>
+      </w:pPr>
+      <w:r>
+        <w:rPr>
+          <w:b w:val="0"/>
+        </w:rPr>
+        <w:t xml:space="preserve">Start by identifying the given </w:t>
+      </w:r>
+      <w:r>
+        <w:rPr>
+          <w:b/>
+        </w:rPr>
+        <w:t>input</w:t>
+      </w:r>
+      <w:r>
+        <w:rPr>
+          <w:b w:val="0"/>
+        </w:rPr>
+        <w:t>s together. Leave the intermediate steps blank. If needed, model one step, then withdraw that help on the next step. Move to a full trace only when the partial trace is understood.</w:t>
+      </w:r>
+    </w:p>
+    <w:p>
+      <w:pPr>
+        <w:spacing w:line="336" w:lineRule="auto" w:after="180"/>
+      </w:pPr>
+      <w:r>
+        <w:rPr>
+          <w:b w:val="0"/>
+        </w:rPr>
+        <w:t>For partners, alternate explainer and checker; collect a response from every learner before discussion.</w:t>
+      </w:r>
+    </w:p>
+    <w:p>
+      <w:pPr>
+        <w:pStyle w:val="Heading2"/>
+      </w:pPr>
+      <w:r>
+        <w:t>Individual misconception check</w:t>
+      </w:r>
+    </w:p>
+    <w:p>
+      <w:pPr>
+        <w:spacing w:line="336" w:lineRule="auto" w:after="180"/>
+      </w:pPr>
+      <w:r>
+        <w:rPr>
+          <w:b w:val="0"/>
+        </w:rPr>
+        <w:t>Use the worked case for Capstone controlled experiments. Proposed explanation: “More runs mean more validation examples”. Decide whether this explanation is supported.</w:t>
+      </w:r>
+    </w:p>
+    <w:p>
+      <w:pPr>
+        <w:spacing w:line="336" w:lineRule="auto" w:after="180"/>
+      </w:pPr>
+      <w:r>
+        <w:rPr>
+          <w:b w:val="0"/>
+        </w:rPr>
+        <w:t>Point to the step or supplied fact that decides; explain your repair if needed.</w:t>
+      </w:r>
+    </w:p>
+    <w:p>
+      <w:pPr>
+        <w:spacing w:line="336" w:lineRule="auto" w:after="180"/>
+      </w:pPr>
+      <w:r>
+        <w:rPr>
+          <w:b w:val="0"/>
+        </w:rPr>
+        <w:t>Expected correction: Reusing two rows across runs leaves two distinct validation cases.</w:t>
+      </w:r>
+    </w:p>
+    <w:p>
+      <w:pPr>
+        <w:spacing w:line="336" w:lineRule="auto" w:after="180"/>
+      </w:pPr>
+      <w:r>
+        <w:rPr>
+          <w:b w:val="0"/>
+        </w:rPr>
+        <w:t>Collect explanations, not only yes/no votes. If a misunderstanding is common, re-model the relevant step for the class.</w:t>
+      </w:r>
+    </w:p>
+    <w:p>
+      <w:pPr>
+        <w:spacing w:line="336" w:lineRule="auto" w:after="180"/>
+      </w:pPr>
+      <w:r>
+        <w:rPr>
+          <w:b w:val="0"/>
+        </w:rPr>
+        <w:t>If it affects a few learners, give a short targeted group explanation while others solve a more demanding variation.</w:t>
+      </w:r>
+    </w:p>
+    <w:p>
+      <w:pPr>
+        <w:pStyle w:val="Heading2"/>
+      </w:pPr>
+      <w:r>
+        <w:t>Pictured reasoning and changed case</w:t>
+      </w:r>
+    </w:p>
+    <w:p>
+      <w:pPr>
+        <w:spacing w:line="336" w:lineRule="auto" w:after="180"/>
+      </w:pPr>
+      <w:r>
+        <w:rPr>
+          <w:b w:val="0"/>
+        </w:rPr>
+        <w:t xml:space="preserve">Compute the two correct counts and identify the changed case. Why would changing B’s </w:t>
+      </w:r>
+      <w:r>
+        <w:rPr>
+          <w:b/>
+        </w:rPr>
+        <w:t>training</w:t>
+      </w:r>
+      <w:r>
+        <w:rPr>
+          <w:b w:val="0"/>
+        </w:rPr>
+        <w:t xml:space="preserve"> data weaken the conclusion about its added connection?</w:t>
+      </w:r>
+    </w:p>
+    <w:p>
+      <w:pPr>
+        <w:spacing w:line="336" w:lineRule="auto" w:after="180"/>
+      </w:pPr>
+      <w:r>
+        <w:rPr>
+          <w:b w:val="0"/>
+        </w:rPr>
+        <w:t>A has four correct, B five; case three explains the count gain and case five fails for both.</w:t>
+      </w:r>
+    </w:p>
+    <w:p>
+      <w:pPr>
+        <w:spacing w:line="336" w:lineRule="auto" w:after="180"/>
+      </w:pPr>
+      <w:r>
+        <w:rPr>
+          <w:b w:val="0"/>
+        </w:rPr>
+        <w:t xml:space="preserve">Changing </w:t>
+      </w:r>
+      <w:r>
+        <w:rPr>
+          <w:b/>
+        </w:rPr>
+        <w:t>training</w:t>
+      </w:r>
+      <w:r>
+        <w:rPr>
+          <w:b w:val="0"/>
+        </w:rPr>
+        <w:t xml:space="preserve"> data alongside the connection entangles two interventions, so the gain cannot be attributed to the connection alone.</w:t>
+      </w:r>
+    </w:p>
+    <w:p>
+      <w:pPr>
+        <w:spacing w:line="336" w:lineRule="auto" w:after="180"/>
+      </w:pPr>
+      <w:r>
+        <w:rPr>
+          <w:b w:val="0"/>
+        </w:rPr>
+        <w:t xml:space="preserve">Changed-case reasoning: The experiment no longer isolates the connection change. A </w:t>
+      </w:r>
+      <w:r>
+        <w:rPr>
+          <w:b/>
+        </w:rPr>
+        <w:t>training</w:t>
+      </w:r>
+      <w:r>
+        <w:rPr>
+          <w:b w:val="0"/>
+        </w:rPr>
+        <w:t>-data difference supplies an alternative explanation for the observed result.</w:t>
+      </w:r>
+    </w:p>
+    <w:p>
+      <w:pPr>
+        <w:spacing w:line="336" w:lineRule="auto" w:after="180"/>
+      </w:pPr>
+      <w:r>
+        <w:rPr>
+          <w:b w:val="0"/>
+        </w:rPr>
+        <w:t xml:space="preserve">Collect each learner’s explanation before discussion. Use the first missing connection between </w:t>
+      </w:r>
+      <w:r>
+        <w:rPr>
+          <w:b/>
+        </w:rPr>
+        <w:t>input</w:t>
+      </w:r>
+      <w:r>
+        <w:rPr>
+          <w:b w:val="0"/>
+        </w:rPr>
+        <w:t xml:space="preserve">, deciding step and result to choose support. This question is worked-case practice, not fresh mastery </w:t>
+      </w:r>
+      <w:r>
+        <w:rPr>
+          <w:b/>
+        </w:rPr>
+        <w:t>evidence</w:t>
       </w:r>
       <w:r>
         <w:rPr>
@@ -1662,175 +2721,75 @@
     </w:p>
     <w:p>
       <w:pPr>
-        <w:pStyle w:val="Heading3"/>
-      </w:pPr>
-      <w:r>
-        <w:t>Change one thing in the pictured case</w:t>
+        <w:pStyle w:val="Heading2"/>
+      </w:pPr>
+      <w:r>
+        <w:t>Accessible support and extension</w:t>
       </w:r>
     </w:p>
     <w:p>
       <w:pPr>
-        <w:pStyle w:val="Heading3"/>
-      </w:pPr>
-      <w:r>
-        <w:t>Change one thing</w:t>
-      </w:r>
-    </w:p>
-    <w:p>
-      <w:pPr>
         <w:spacing w:line="336" w:lineRule="auto" w:after="180"/>
-        <w:shd w:fill="F5F1FB"/>
       </w:pPr>
       <w:r>
         <w:rPr>
           <w:b w:val="0"/>
         </w:rPr>
-        <w:t xml:space="preserve">Change: Change B’s </w:t>
+        <w:t xml:space="preserve">Use See how it works and Follow a worked example. Collect a </w:t>
       </w:r>
       <w:r>
         <w:rPr>
           <w:b/>
         </w:rPr>
-        <w:t>training</w:t>
+        <w:t>prediction</w:t>
       </w:r>
       <w:r>
         <w:rPr>
           <w:b w:val="0"/>
         </w:rPr>
-        <w:t xml:space="preserve"> set as well as the feature connection.</w:t>
+        <w:t xml:space="preserve"> before revealing its result; ask the learner to point to each intermediate fact.</w:t>
       </w:r>
     </w:p>
     <w:p>
       <w:pPr>
-        <w:pStyle w:val="Heading3"/>
-      </w:pPr>
-      <w:r>
-        <w:t>Predicted result</w:t>
-      </w:r>
-    </w:p>
-    <w:p>
-      <w:pPr>
         <w:spacing w:line="336" w:lineRule="auto" w:after="180"/>
-        <w:shd w:fill="F1F6FC"/>
-      </w:pPr>
+      </w:pPr>
+      <w:r>
+        <w:rPr>
+          <w:b w:val="0"/>
+        </w:rPr>
+        <w:t xml:space="preserve">Provide a frame with question, fixed settings, changed setting, data roles, raw </w:t>
+      </w:r>
       <w:r>
         <w:rPr>
           <w:b/>
         </w:rPr>
-        <w:t>Prediction</w:t>
+        <w:t>prediction</w:t>
       </w:r>
       <w:r>
         <w:rPr>
           <w:b w:val="0"/>
         </w:rPr>
-        <w:t>: The experiment no longer isolates the connection change.</w:t>
+        <w:t>s, metric, conclusion and limitation. Allow a calculator and explicit squared-error columns.</w:t>
       </w:r>
     </w:p>
     <w:p>
       <w:pPr>
-        <w:pStyle w:val="Heading3"/>
-      </w:pPr>
-      <w:r>
-        <w:t>Why the result follows</w:t>
-      </w:r>
-    </w:p>
-    <w:p>
-      <w:pPr>
         <w:spacing w:line="336" w:lineRule="auto" w:after="180"/>
-        <w:shd w:fill="F1F6FC"/>
       </w:pPr>
       <w:r>
         <w:rPr>
           <w:b w:val="0"/>
         </w:rPr>
-        <w:t xml:space="preserve">Reason: A </w:t>
-      </w:r>
-      <w:r>
-        <w:rPr>
-          <w:b/>
-        </w:rPr>
-        <w:t>training</w:t>
-      </w:r>
-      <w:r>
-        <w:rPr>
-          <w:b w:val="0"/>
-        </w:rPr>
-        <w:t>-data difference supplies an alternative explanation for the observed result.</w:t>
+        <w:t>Extension: implement the arithmetic locally, preserve the program version, and explain why a successful replay adds no independent test cases.</w:t>
       </w:r>
     </w:p>
     <w:p>
       <w:pPr>
-        <w:pStyle w:val="Heading3"/>
-      </w:pPr>
-      <w:r>
-        <w:t>Ask while showing the picture</w:t>
-      </w:r>
-    </w:p>
-    <w:p>
-      <w:pPr>
-        <w:pStyle w:val="Heading3"/>
-      </w:pPr>
-      <w:r>
-        <w:t>Ask while showing the picture · 6</w:t>
-      </w:r>
-    </w:p>
-    <w:p>
-      <w:pPr>
-        <w:spacing w:line="336" w:lineRule="auto" w:after="180"/>
-      </w:pPr>
-      <w:r>
-        <w:rPr>
-          <w:b w:val="0"/>
-        </w:rPr>
-        <w:t xml:space="preserve">Cover the result. Ask learners to name the </w:t>
-      </w:r>
-      <w:r>
-        <w:rPr>
-          <w:b/>
-        </w:rPr>
-        <w:t>input</w:t>
-      </w:r>
-      <w:r>
-        <w:rPr>
-          <w:b w:val="0"/>
-        </w:rPr>
-        <w:t xml:space="preserve">s and predict the next step. Uncover one step, connect the icon to the actual procedure, and explain its </w:t>
-      </w:r>
-      <w:r>
-        <w:rPr>
-          <w:b/>
-        </w:rPr>
-        <w:t>evidence</w:t>
-      </w:r>
-      <w:r>
-        <w:rPr>
-          <w:b w:val="0"/>
-        </w:rPr>
-        <w:t>. Then change the supplied condition and compare.</w:t>
-      </w:r>
-    </w:p>
-    <w:p>
-      <w:pPr>
-        <w:spacing w:line="336" w:lineRule="auto" w:after="180"/>
-      </w:pPr>
-      <w:r>
-        <w:rPr>
-          <w:b w:val="0"/>
-        </w:rPr>
-        <w:t>The picture is a representation; it does not document execution of a real AI model.</w:t>
-      </w:r>
-    </w:p>
-    <w:p>
-      <w:pPr>
-        <w:pStyle w:val="Heading1"/>
-      </w:pPr>
-      <w:r>
-        <w:t>03. Demonstrate and guide practice</w:t>
-      </w:r>
-    </w:p>
-    <w:p>
-      <w:r>
-        <w:t>Demonstrate Capstone controlled experiments, reduce support deliberately and check individual reasoning before discussing answers.</w:t>
+        <w:pStyle w:val="Heading2"/>
+      </w:pPr>
+      <w:r>
+        <w:t>Earlier wording, alternatives and picture transcripts · reference / check after trying</w:t>
       </w:r>
     </w:p>
     <w:tbl>
@@ -2047,118 +3006,130 @@
     </w:tbl>
     <w:p>
       <w:pPr>
+        <w:pStyle w:val="Heading3"/>
+      </w:pPr>
+      <w:r>
+        <w:t>Reduce help deliberately</w:t>
+      </w:r>
+    </w:p>
+    <w:p>
+      <w:pPr>
+        <w:pStyle w:val="Heading3"/>
+      </w:pPr>
+      <w:r>
+        <w:t>Individual reasoning check</w:t>
+      </w:r>
+    </w:p>
+    <w:p>
+      <w:pPr>
+        <w:pStyle w:val="Heading3"/>
+      </w:pPr>
+      <w:r>
+        <w:t>Pictorial practice question</w:t>
+      </w:r>
+    </w:p>
+    <w:p>
+      <w:pPr>
+        <w:pStyle w:val="Heading3"/>
+      </w:pPr>
+      <w:r>
+        <w:t>Reasoned teacher answer</w:t>
+      </w:r>
+    </w:p>
+    <w:p>
+      <w:pPr>
+        <w:pStyle w:val="Heading1"/>
+      </w:pPr>
+      <w:r>
+        <w:t>04. Run the complete supplied investigation</w:t>
+      </w:r>
+    </w:p>
+    <w:p>
+      <w:r>
+        <w:t>Separate predictions,actual runs and paper traces.</w:t>
+      </w:r>
+    </w:p>
+    <w:p>
+      <w:pPr>
+        <w:pStyle w:val="Heading2"/>
+      </w:pPr>
+      <w:r>
+        <w:t>Complete inputs,expected results and limits</w:t>
+      </w:r>
+    </w:p>
+    <w:p>
+      <w:pPr>
         <w:spacing w:line="336" w:lineRule="auto" w:after="180"/>
       </w:pPr>
       <w:r>
         <w:rPr>
           <w:b w:val="0"/>
         </w:rPr>
-        <w:t xml:space="preserve">Use See how it works and Follow a worked example. Collect a </w:t>
+        <w:t>Main final weights 1.75/2, validation MSE.78125/0, select rate.2. Supported .3 path 2.5→1.75. Independent training targets 3x: rate.1 gradients−10/−5, weights 2/2.5, validation squared errors 2.25/4, MSE 3.125. Rate.2 weights 3/3, MSE 0. Select.2, validation-only. Confounded data/update budgets cannot isolate rate; match all declared controls.</w:t>
+      </w:r>
+    </w:p>
+    <w:p>
+      <w:pPr>
+        <w:pStyle w:val="Heading2"/>
+      </w:pPr>
+      <w:r>
+        <w:t>Diagnose the current misconceptions</w:t>
+      </w:r>
+    </w:p>
+    <w:p>
+      <w:pPr>
+        <w:spacing w:line="336" w:lineRule="auto" w:after="180"/>
+      </w:pPr>
+      <w:r>
+        <w:rPr>
+          <w:b w:val="0"/>
+        </w:rPr>
+        <w:t>More runs mean more validation examples: Reusing two rows across runs leaves two distinct validation cases.</w:t>
+      </w:r>
+    </w:p>
+    <w:p>
+      <w:pPr>
+        <w:spacing w:line="336" w:lineRule="auto" w:after="180"/>
+      </w:pPr>
+      <w:r>
+        <w:rPr>
+          <w:b w:val="0"/>
+        </w:rPr>
+        <w:t>The largest rate must be best: The active-region update may overshoot; results depend on task, rate and budget.</w:t>
+      </w:r>
+    </w:p>
+    <w:p>
+      <w:pPr>
+        <w:spacing w:line="336" w:lineRule="auto" w:after="180"/>
+      </w:pPr>
+      <w:r>
+        <w:rPr>
+          <w:b w:val="0"/>
+        </w:rPr>
+        <w:t>Zero validation error proves the final result: Final rows remain unopened and the selected candidate has not yet been evaluated on them.</w:t>
+      </w:r>
+    </w:p>
+    <w:p>
+      <w:pPr>
+        <w:spacing w:line="336" w:lineRule="auto" w:after="180"/>
+      </w:pPr>
+      <w:r>
+        <w:rPr>
+          <w:b w:val="0"/>
+        </w:rPr>
+        <w:t xml:space="preserve">Use Run the investigation for the </w:t>
       </w:r>
       <w:r>
         <w:rPr>
           <w:b/>
         </w:rPr>
-        <w:t>prediction</w:t>
+        <w:t>evidence</w:t>
       </w:r>
       <w:r>
         <w:rPr>
           <w:b w:val="0"/>
         </w:rPr>
-        <w:t xml:space="preserve"> before revealing its result; ask the learner to point to each intermediate fact.</w:t>
-      </w:r>
-    </w:p>
-    <w:p>
-      <w:pPr>
-        <w:spacing w:line="336" w:lineRule="auto" w:after="180"/>
-      </w:pPr>
-      <w:r>
-        <w:rPr>
-          <w:b w:val="0"/>
-        </w:rPr>
-        <w:t xml:space="preserve">Provide a frame with question, fixed settings, changed setting, data roles, raw </w:t>
-      </w:r>
-      <w:r>
-        <w:rPr>
-          <w:b/>
-        </w:rPr>
-        <w:t>prediction</w:t>
-      </w:r>
-      <w:r>
-        <w:rPr>
-          <w:b w:val="0"/>
-        </w:rPr>
-        <w:t>s, metric, conclusion and limitation. Allow a calculator and explicit squared-error columns.</w:t>
-      </w:r>
-    </w:p>
-    <w:p>
-      <w:pPr>
-        <w:spacing w:line="336" w:lineRule="auto" w:after="180"/>
-      </w:pPr>
-      <w:r>
-        <w:rPr>
-          <w:b w:val="0"/>
-        </w:rPr>
-        <w:t>Extension: implement the arithmetic locally, preserve the program version, and explain why a successful replay adds no independent test cases.</w:t>
-      </w:r>
-    </w:p>
-    <w:p>
-      <w:pPr>
-        <w:pStyle w:val="Heading3"/>
-      </w:pPr>
-      <w:r>
-        <w:t>Reduce help deliberately</w:t>
-      </w:r>
-    </w:p>
-    <w:p>
-      <w:pPr>
-        <w:pStyle w:val="Heading3"/>
-      </w:pPr>
-      <w:r>
-        <w:t>Completion practice</w:t>
-      </w:r>
-    </w:p>
-    <w:p>
-      <w:pPr>
-        <w:spacing w:line="336" w:lineRule="auto" w:after="180"/>
-        <w:shd w:fill="F5F1FB"/>
-      </w:pPr>
-      <w:r>
-        <w:rPr>
-          <w:b w:val="0"/>
-        </w:rPr>
-        <w:t>Completion task: Compute both updates for rates 0.1 and 0.2 using gradient 5*(a-2).</w:t>
-      </w:r>
-    </w:p>
-    <w:p>
-      <w:pPr>
-        <w:pStyle w:val="Heading3"/>
-      </w:pPr>
-      <w:r>
-        <w:t>Reasoning to listen for</w:t>
-      </w:r>
-    </w:p>
-    <w:p>
-      <w:pPr>
-        <w:spacing w:line="336" w:lineRule="auto" w:after="180"/>
-        <w:shd w:fill="F1F6FC"/>
-      </w:pPr>
-      <w:r>
-        <w:rPr>
-          <w:b w:val="0"/>
-        </w:rPr>
-        <w:t>Teacher check: Teacher explanation: Rate 0.1: 1 -&gt; 1.5 -&gt; 1.75. Rate 0.2: 1 -&gt; 2 -&gt; 2. Gradients are -5 then -2.5 for the first run and -5 then 0 for the second.</w:t>
-      </w:r>
-    </w:p>
-    <w:p>
-      <w:pPr>
-        <w:spacing w:line="336" w:lineRule="auto" w:after="180"/>
-      </w:pPr>
-      <w:r>
-        <w:rPr>
-          <w:b w:val="0"/>
-        </w:rPr>
-        <w:t xml:space="preserve">Start by identifying the given </w:t>
+        <w:t xml:space="preserve"> ledger. Add a boundary or missing-</w:t>
       </w:r>
       <w:r>
         <w:rPr>
@@ -2170,311 +3141,15 @@
         <w:rPr>
           <w:b w:val="0"/>
         </w:rPr>
-        <w:t>s together. Leave the intermediate steps blank. If needed, model one step, then withdraw that help on the next step. Move to a full trace only when the partial trace is understood.</w:t>
+        <w:t xml:space="preserve"> case and record the expected response before checking. More successful repeats of one case do not establish wider coverage.</w:t>
       </w:r>
     </w:p>
     <w:p>
       <w:pPr>
-        <w:spacing w:line="336" w:lineRule="auto" w:after="180"/>
-      </w:pPr>
-      <w:r>
-        <w:rPr>
-          <w:b w:val="0"/>
-        </w:rPr>
-        <w:t>For partners, alternate explainer and checker; collect a response from every learner before discussion.</w:t>
-      </w:r>
-    </w:p>
-    <w:p>
-      <w:pPr>
-        <w:pStyle w:val="Heading3"/>
-      </w:pPr>
-      <w:r>
-        <w:t>Individual reasoning check</w:t>
-      </w:r>
-    </w:p>
-    <w:p>
-      <w:pPr>
-        <w:spacing w:line="336" w:lineRule="auto" w:after="180"/>
-      </w:pPr>
-      <w:r>
-        <w:rPr>
-          <w:b w:val="0"/>
-        </w:rPr>
-        <w:t>Use the worked case for Capstone controlled experiments. Proposed explanation: “More runs mean more validation examples”. Decide whether this explanation is supported.</w:t>
-      </w:r>
-    </w:p>
-    <w:p>
-      <w:pPr>
-        <w:spacing w:line="336" w:lineRule="auto" w:after="180"/>
-      </w:pPr>
-      <w:r>
-        <w:rPr>
-          <w:b w:val="0"/>
-        </w:rPr>
-        <w:t>Point to the step or supplied fact that decides; explain your repair if needed.</w:t>
-      </w:r>
-    </w:p>
-    <w:p>
-      <w:pPr>
-        <w:pStyle w:val="Heading3"/>
-      </w:pPr>
-      <w:r>
-        <w:t>Expected repair</w:t>
-      </w:r>
-    </w:p>
-    <w:p>
-      <w:pPr>
-        <w:spacing w:line="336" w:lineRule="auto" w:after="180"/>
-        <w:shd w:fill="F1F6FC"/>
-      </w:pPr>
-      <w:r>
-        <w:rPr>
-          <w:b w:val="0"/>
-        </w:rPr>
-        <w:t>Expected correction: Reusing two rows across runs leaves two distinct validation cases.</w:t>
-      </w:r>
-    </w:p>
-    <w:p>
-      <w:pPr>
-        <w:spacing w:line="336" w:lineRule="auto" w:after="180"/>
-      </w:pPr>
-      <w:r>
-        <w:rPr>
-          <w:b w:val="0"/>
-        </w:rPr>
-        <w:t>Collect explanations, not only yes/no votes. If a misunderstanding is common, re-model the relevant step for the class.</w:t>
-      </w:r>
-    </w:p>
-    <w:p>
-      <w:pPr>
-        <w:spacing w:line="336" w:lineRule="auto" w:after="180"/>
-      </w:pPr>
-      <w:r>
-        <w:rPr>
-          <w:b w:val="0"/>
-        </w:rPr>
-        <w:t>If it affects a few learners, give a short targeted group explanation while others solve a more demanding variation.</w:t>
-      </w:r>
-    </w:p>
-    <w:p>
-      <w:pPr>
-        <w:pStyle w:val="Heading3"/>
-      </w:pPr>
-      <w:r>
-        <w:t>Pictorial practice question</w:t>
-      </w:r>
-    </w:p>
-    <w:p>
-      <w:pPr>
-        <w:spacing w:line="336" w:lineRule="auto" w:after="180"/>
-        <w:shd w:fill="F5F1FB"/>
-      </w:pPr>
-      <w:r>
-        <w:rPr>
-          <w:b w:val="0"/>
-        </w:rPr>
-        <w:t xml:space="preserve">Compute the two correct counts and identify the changed case. Why would changing B’s </w:t>
-      </w:r>
-      <w:r>
-        <w:rPr>
-          <w:b/>
-        </w:rPr>
-        <w:t>training</w:t>
-      </w:r>
-      <w:r>
-        <w:rPr>
-          <w:b w:val="0"/>
-        </w:rPr>
-        <w:t xml:space="preserve"> data weaken the conclusion about its added connection?</w:t>
-      </w:r>
-    </w:p>
-    <w:p>
-      <w:pPr>
-        <w:pStyle w:val="Heading3"/>
-      </w:pPr>
-      <w:r>
-        <w:t>Reasoned teacher answer</w:t>
-      </w:r>
-    </w:p>
-    <w:p>
-      <w:pPr>
-        <w:spacing w:line="336" w:lineRule="auto" w:after="180"/>
-      </w:pPr>
-      <w:r>
-        <w:rPr>
-          <w:b w:val="0"/>
-        </w:rPr>
-        <w:t>A has four correct, B five; case three explains the count gain and case five fails for both.</w:t>
-      </w:r>
-    </w:p>
-    <w:p>
-      <w:pPr>
-        <w:spacing w:line="336" w:lineRule="auto" w:after="180"/>
-      </w:pPr>
-      <w:r>
-        <w:rPr>
-          <w:b w:val="0"/>
-        </w:rPr>
-        <w:t xml:space="preserve">Changing </w:t>
-      </w:r>
-      <w:r>
-        <w:rPr>
-          <w:b/>
-        </w:rPr>
-        <w:t>training</w:t>
-      </w:r>
-      <w:r>
-        <w:rPr>
-          <w:b w:val="0"/>
-        </w:rPr>
-        <w:t xml:space="preserve"> data alongside the connection entangles two interventions, so the gain cannot be attributed to the connection alone.</w:t>
-      </w:r>
-    </w:p>
-    <w:p>
-      <w:pPr>
-        <w:spacing w:line="336" w:lineRule="auto" w:after="180"/>
-      </w:pPr>
-      <w:r>
-        <w:rPr>
-          <w:b w:val="0"/>
-        </w:rPr>
-        <w:t xml:space="preserve">Changed-case reasoning: The experiment no longer isolates the connection change. A </w:t>
-      </w:r>
-      <w:r>
-        <w:rPr>
-          <w:b/>
-        </w:rPr>
-        <w:t>training</w:t>
-      </w:r>
-      <w:r>
-        <w:rPr>
-          <w:b w:val="0"/>
-        </w:rPr>
-        <w:t>-data difference supplies an alternative explanation for the observed result.</w:t>
-      </w:r>
-    </w:p>
-    <w:p>
-      <w:pPr>
-        <w:spacing w:line="336" w:lineRule="auto" w:after="180"/>
-      </w:pPr>
-      <w:r>
-        <w:rPr>
-          <w:b w:val="0"/>
-        </w:rPr>
-        <w:t xml:space="preserve">Collect each learner’s explanation before discussion. Use the first missing connection between </w:t>
-      </w:r>
-      <w:r>
-        <w:rPr>
-          <w:b/>
-        </w:rPr>
-        <w:t>input</w:t>
-      </w:r>
-      <w:r>
-        <w:rPr>
-          <w:b w:val="0"/>
-        </w:rPr>
-        <w:t xml:space="preserve">, deciding step and result to choose support. This question is worked-case practice, not fresh mastery </w:t>
-      </w:r>
-      <w:r>
-        <w:rPr>
-          <w:b/>
-        </w:rPr>
-        <w:t>evidence</w:t>
-      </w:r>
-      <w:r>
-        <w:rPr>
-          <w:b w:val="0"/>
-        </w:rPr>
-        <w:t>.</w:t>
-      </w:r>
-    </w:p>
-    <w:p>
-      <w:pPr>
-        <w:pStyle w:val="Heading1"/>
-      </w:pPr>
-      <w:r>
-        <w:t>04. Run the investigation and diagnose misconceptions</w:t>
-      </w:r>
-    </w:p>
-    <w:p>
-      <w:r>
-        <w:t>Run the Capstone controlled experiments investigation and use the first unsupported step to choose a teaching response.</w:t>
-      </w:r>
-    </w:p>
-    <w:p>
-      <w:pPr>
-        <w:spacing w:line="336" w:lineRule="auto" w:after="180"/>
-      </w:pPr>
-      <w:r>
-        <w:rPr>
-          <w:b w:val="0"/>
-        </w:rPr>
-        <w:t>More runs mean more validation examples: Reusing two rows across runs leaves two distinct validation cases.</w:t>
-      </w:r>
-    </w:p>
-    <w:p>
-      <w:pPr>
-        <w:spacing w:line="336" w:lineRule="auto" w:after="180"/>
-      </w:pPr>
-      <w:r>
-        <w:rPr>
-          <w:b w:val="0"/>
-        </w:rPr>
-        <w:t>The largest rate must be best: The active-region update may overshoot; results depend on task, rate and budget.</w:t>
-      </w:r>
-    </w:p>
-    <w:p>
-      <w:pPr>
-        <w:spacing w:line="336" w:lineRule="auto" w:after="180"/>
-      </w:pPr>
-      <w:r>
-        <w:rPr>
-          <w:b w:val="0"/>
-        </w:rPr>
-        <w:t>Zero validation error proves the final result: Final rows remain unopened and the selected candidate has not yet been evaluated on them.</w:t>
-      </w:r>
-    </w:p>
-    <w:p>
-      <w:pPr>
-        <w:spacing w:line="336" w:lineRule="auto" w:after="180"/>
-      </w:pPr>
-      <w:r>
-        <w:rPr>
-          <w:b w:val="0"/>
-        </w:rPr>
-        <w:t xml:space="preserve">Use Run the investigation for the </w:t>
-      </w:r>
-      <w:r>
-        <w:rPr>
-          <w:b/>
-        </w:rPr>
-        <w:t>evidence</w:t>
-      </w:r>
-      <w:r>
-        <w:rPr>
-          <w:b w:val="0"/>
-        </w:rPr>
-        <w:t xml:space="preserve"> ledger. Add a boundary or missing-</w:t>
-      </w:r>
-      <w:r>
-        <w:rPr>
-          <w:b/>
-        </w:rPr>
-        <w:t>input</w:t>
-      </w:r>
-      <w:r>
-        <w:rPr>
-          <w:b w:val="0"/>
-        </w:rPr>
-        <w:t xml:space="preserve"> case and record the expected response before checking. More successful repeats of one case do not establish wider coverage.</w:t>
-      </w:r>
-    </w:p>
-    <w:p>
-      <w:pPr>
-        <w:pStyle w:val="Heading3"/>
-      </w:pPr>
-      <w:r>
-        <w:t>Match the support to the first error</w:t>
+        <w:pStyle w:val="Heading2"/>
+      </w:pPr>
+      <w:r>
+        <w:t>Choose accessible support</w:t>
       </w:r>
     </w:p>
     <w:tbl>
@@ -2647,23 +3322,39 @@
     </w:p>
     <w:p>
       <w:pPr>
-        <w:pStyle w:val="Heading1"/>
-      </w:pPr>
-      <w:r>
-        <w:t>05. Assess and explain the answers</w:t>
+        <w:pStyle w:val="Heading2"/>
+      </w:pPr>
+      <w:r>
+        <w:t>Earlier wording, alternatives and picture transcripts · reference / check after trying</w:t>
       </w:r>
     </w:p>
     <w:p>
-      <w:r>
-        <w:t>Use the Capstone controlled experiments questions, teacher keys and criteria after the relevant attempts. Previously discussed cases are practice; protect the separately selected independent task.</w:t>
+      <w:pPr>
+        <w:pStyle w:val="Heading3"/>
+      </w:pPr>
+      <w:r>
+        <w:t>Match the support to the first error</w:t>
       </w:r>
     </w:p>
     <w:p>
       <w:pPr>
-        <w:pStyle w:val="Heading3"/>
-      </w:pPr>
-      <w:r>
-        <w:t>Guided and exit questions</w:t>
+        <w:pStyle w:val="Heading1"/>
+      </w:pPr>
+      <w:r>
+        <w:t>05. Assess the new schema or calculation transfer</w:t>
+      </w:r>
+    </w:p>
+    <w:p>
+      <w:r>
+        <w:t>Keep the selected answer private until after a first attempt.</w:t>
+      </w:r>
+    </w:p>
+    <w:p>
+      <w:pPr>
+        <w:pStyle w:val="Heading2"/>
+      </w:pPr>
+      <w:r>
+        <w:t>Selected independent task and checked answer</w:t>
       </w:r>
     </w:p>
     <w:p>
@@ -2674,78 +3365,7 @@
         <w:rPr>
           <w:b w:val="0"/>
         </w:rPr>
-        <w:t xml:space="preserve">Guided: 2.5 - 0.3*2.5 = 1.75; validation MSE 0.78125. Equal final weights here give equal final </w:t>
-      </w:r>
-      <w:r>
-        <w:rPr>
-          <w:b/>
-        </w:rPr>
-        <w:t>prediction</w:t>
-      </w:r>
-      <w:r>
-        <w:rPr>
-          <w:b w:val="0"/>
-        </w:rPr>
-        <w:t>s, but the intermediate weights differ.</w:t>
-      </w:r>
-    </w:p>
-    <w:p>
-      <w:pPr>
-        <w:spacing w:line="336" w:lineRule="auto" w:after="180"/>
-      </w:pPr>
-      <w:r>
-        <w:rPr>
-          <w:b w:val="0"/>
-        </w:rPr>
-        <w:t>Exit: the score compares complete procedures with different budgets, not an isolated learning-rate effect; match update counts and all other settings.</w:t>
-      </w:r>
-    </w:p>
-    <w:p>
-      <w:pPr>
-        <w:pStyle w:val="Heading3"/>
-      </w:pPr>
-      <w:r>
-        <w:t>W1 Name the controls</w:t>
-      </w:r>
-    </w:p>
-    <w:p>
-      <w:pPr>
-        <w:pStyle w:val="Heading3"/>
-      </w:pPr>
-      <w:r>
-        <w:t>Workbook question · W1</w:t>
-      </w:r>
-    </w:p>
-    <w:p>
-      <w:pPr>
-        <w:spacing w:line="336" w:lineRule="auto" w:after="180"/>
-        <w:shd w:fill="F5F1FB"/>
-      </w:pPr>
-      <w:r>
-        <w:rPr>
-          <w:b w:val="0"/>
-        </w:rPr>
-        <w:t>List six settings held fixed and the single intended changed factor.</w:t>
-      </w:r>
-    </w:p>
-    <w:p>
-      <w:pPr>
-        <w:pStyle w:val="Heading3"/>
-      </w:pPr>
-      <w:r>
-        <w:t>Teacher reasoning · W1</w:t>
-      </w:r>
-    </w:p>
-    <w:p>
-      <w:pPr>
-        <w:spacing w:line="336" w:lineRule="auto" w:after="180"/>
-        <w:shd w:fill="F1F6FC"/>
-      </w:pPr>
-      <w:r>
-        <w:rPr>
-          <w:b w:val="0"/>
-        </w:rPr>
-        <w:t xml:space="preserve">Teacher explanation: Hold </w:t>
+        <w:t xml:space="preserve">Selected case: For </w:t>
       </w:r>
       <w:r>
         <w:rPr>
@@ -2757,169 +3377,12 @@
         <w:rPr>
           <w:b w:val="0"/>
         </w:rPr>
-        <w:t xml:space="preserve"> and validation rows, initial a, architecture/bias policy, loss, update count and evaluation metric fixed. Change learning rate.</w:t>
+        <w:t xml:space="preserve"> (1,3),(2,6) and validation (3,9),(4,12), start a = 1. Compare rates 0.1 and 0.2 for two updates. Gradient is 5*(a-3). Compute final weights and validation MSE, then select lower MSE; ties go to 0.1.</w:t>
       </w:r>
     </w:p>
     <w:p>
       <w:pPr>
-        <w:pStyle w:val="Heading3"/>
-      </w:pPr>
-      <w:r>
-        <w:t>W2 Trace both runs</w:t>
-      </w:r>
-    </w:p>
-    <w:p>
-      <w:pPr>
-        <w:pStyle w:val="Heading3"/>
-      </w:pPr>
-      <w:r>
-        <w:t>Workbook question · W2</w:t>
-      </w:r>
-    </w:p>
-    <w:p>
-      <w:pPr>
         <w:spacing w:line="336" w:lineRule="auto" w:after="180"/>
-        <w:shd w:fill="F5F1FB"/>
-      </w:pPr>
-      <w:r>
-        <w:rPr>
-          <w:b w:val="0"/>
-        </w:rPr>
-        <w:t>Compute both updates for rates 0.1 and 0.2 using gradient 5*(a-2).</w:t>
-      </w:r>
-    </w:p>
-    <w:p>
-      <w:pPr>
-        <w:pStyle w:val="Heading3"/>
-      </w:pPr>
-      <w:r>
-        <w:t>Teacher reasoning · W2</w:t>
-      </w:r>
-    </w:p>
-    <w:p>
-      <w:pPr>
-        <w:spacing w:line="336" w:lineRule="auto" w:after="180"/>
-        <w:shd w:fill="F1F6FC"/>
-      </w:pPr>
-      <w:r>
-        <w:rPr>
-          <w:b w:val="0"/>
-        </w:rPr>
-        <w:t>Teacher explanation: Rate 0.1: 1 -&gt; 1.5 -&gt; 1.75. Rate 0.2: 1 -&gt; 2 -&gt; 2. Gradients are -5 then -2.5 for the first run and -5 then 0 for the second.</w:t>
-      </w:r>
-    </w:p>
-    <w:p>
-      <w:pPr>
-        <w:pStyle w:val="Heading3"/>
-      </w:pPr>
-      <w:r>
-        <w:t>W3 Select without extra evidence</w:t>
-      </w:r>
-    </w:p>
-    <w:p>
-      <w:pPr>
-        <w:pStyle w:val="Heading3"/>
-      </w:pPr>
-      <w:r>
-        <w:t>Workbook question · W3</w:t>
-      </w:r>
-    </w:p>
-    <w:p>
-      <w:pPr>
-        <w:spacing w:line="336" w:lineRule="auto" w:after="180"/>
-        <w:shd w:fill="F5F1FB"/>
-      </w:pPr>
-      <w:r>
-        <w:rPr>
-          <w:b w:val="0"/>
-        </w:rPr>
-        <w:t xml:space="preserve">Recompute validation MSE for the final weights and apply the written </w:t>
-      </w:r>
-      <w:r>
-        <w:rPr>
-          <w:b/>
-        </w:rPr>
-        <w:t>selection rule</w:t>
-      </w:r>
-      <w:r>
-        <w:rPr>
-          <w:b w:val="0"/>
-        </w:rPr>
-        <w:t>. How many distinct validation rows were used?</w:t>
-      </w:r>
-    </w:p>
-    <w:p>
-      <w:pPr>
-        <w:pStyle w:val="Heading3"/>
-      </w:pPr>
-      <w:r>
-        <w:t>Teacher reasoning · W3</w:t>
-      </w:r>
-    </w:p>
-    <w:p>
-      <w:pPr>
-        <w:spacing w:line="336" w:lineRule="auto" w:after="180"/>
-        <w:shd w:fill="F1F6FC"/>
-      </w:pPr>
-      <w:r>
-        <w:rPr>
-          <w:b w:val="0"/>
-        </w:rPr>
-        <w:t>Teacher explanation: MSE 0.78125 for a = 1.75 and 0 for a = 2, so select rate 0.2. There are two distinct validation rows; re-evaluation does not add cases.</w:t>
-      </w:r>
-    </w:p>
-    <w:p>
-      <w:pPr>
-        <w:pStyle w:val="Heading3"/>
-      </w:pPr>
-      <w:r>
-        <w:t>W4 Run a new comparison independently</w:t>
-      </w:r>
-    </w:p>
-    <w:p>
-      <w:pPr>
-        <w:pStyle w:val="Heading3"/>
-      </w:pPr>
-      <w:r>
-        <w:t>Workbook question · W4</w:t>
-      </w:r>
-    </w:p>
-    <w:p>
-      <w:pPr>
-        <w:spacing w:line="336" w:lineRule="auto" w:after="180"/>
-        <w:shd w:fill="F5F1FB"/>
-      </w:pPr>
-      <w:r>
-        <w:rPr>
-          <w:b w:val="0"/>
-        </w:rPr>
-        <w:t xml:space="preserve">For </w:t>
-      </w:r>
-      <w:r>
-        <w:rPr>
-          <w:b/>
-        </w:rPr>
-        <w:t>training</w:t>
-      </w:r>
-      <w:r>
-        <w:rPr>
-          <w:b w:val="0"/>
-        </w:rPr>
-        <w:t xml:space="preserve"> (1,3),(2,6) and validation (3,9),(4,12), start a = 1. Compare rates 0.1 and 0.2 for two updates. Gradient is 5*(a-3). Compute final weights and validation MSE, then select lower MSE; ties go to 0.1.</w:t>
-      </w:r>
-    </w:p>
-    <w:p>
-      <w:pPr>
-        <w:pStyle w:val="Heading3"/>
-      </w:pPr>
-      <w:r>
-        <w:t>Teacher reasoning · W4</w:t>
-      </w:r>
-    </w:p>
-    <w:p>
-      <w:pPr>
-        <w:spacing w:line="336" w:lineRule="auto" w:after="180"/>
-        <w:shd w:fill="F1F6FC"/>
       </w:pPr>
       <w:r>
         <w:rPr>
@@ -2942,218 +3405,10 @@
     </w:p>
     <w:p>
       <w:pPr>
-        <w:pStyle w:val="Heading3"/>
-      </w:pPr>
-      <w:r>
-        <w:t>W5 Audit a mixed comparison</w:t>
-      </w:r>
-    </w:p>
-    <w:p>
-      <w:pPr>
-        <w:pStyle w:val="Heading3"/>
-      </w:pPr>
-      <w:r>
-        <w:t>Workbook question · W5</w:t>
-      </w:r>
-    </w:p>
-    <w:p>
-      <w:pPr>
-        <w:spacing w:line="336" w:lineRule="auto" w:after="180"/>
-        <w:shd w:fill="F5F1FB"/>
-      </w:pPr>
-      <w:r>
-        <w:rPr>
-          <w:b w:val="0"/>
-        </w:rPr>
-        <w:t xml:space="preserve">Run A uses rate 0.1 for two updates; run B uses rate 0.2 for six updates and different </w:t>
-      </w:r>
-      <w:r>
-        <w:rPr>
-          <w:b/>
-        </w:rPr>
-        <w:t>training</w:t>
-      </w:r>
-      <w:r>
-        <w:rPr>
-          <w:b w:val="0"/>
-        </w:rPr>
-        <w:t xml:space="preserve"> rows. Can the difference be attributed to rate alone? Propose a repair.</w:t>
-      </w:r>
-    </w:p>
-    <w:p>
-      <w:pPr>
-        <w:pStyle w:val="Heading3"/>
-      </w:pPr>
-      <w:r>
-        <w:t>Teacher reasoning · W5</w:t>
-      </w:r>
-    </w:p>
-    <w:p>
-      <w:pPr>
-        <w:spacing w:line="336" w:lineRule="auto" w:after="180"/>
-        <w:shd w:fill="F1F6FC"/>
-      </w:pPr>
-      <w:r>
-        <w:rPr>
-          <w:b w:val="0"/>
-        </w:rPr>
-        <w:t xml:space="preserve">Teacher explanation: No: update count and </w:t>
-      </w:r>
-      <w:r>
-        <w:rPr>
-          <w:b/>
-        </w:rPr>
-        <w:t>training</w:t>
-      </w:r>
-      <w:r>
-        <w:rPr>
-          <w:b w:val="0"/>
-        </w:rPr>
-        <w:t xml:space="preserve"> data also differ.</w:t>
-      </w:r>
-    </w:p>
-    <w:p>
-      <w:pPr>
-        <w:spacing w:line="336" w:lineRule="auto" w:after="180"/>
-        <w:shd w:fill="F1F6FC"/>
-      </w:pPr>
-      <w:r>
-        <w:rPr>
-          <w:b w:val="0"/>
-        </w:rPr>
-        <w:t>Rerun both rates with the same initial parameters, architecture, rows, loss, two-update budget and evaluation procedure; preserve and label the earlier mixed comparison.</w:t>
-      </w:r>
-    </w:p>
-    <w:p>
-      <w:pPr>
-        <w:pStyle w:val="Heading3"/>
-      </w:pPr>
-      <w:r>
-        <w:t>Independent assessment and fresh retry</w:t>
-      </w:r>
-    </w:p>
-    <w:p>
-      <w:pPr>
-        <w:pStyle w:val="Heading3"/>
-      </w:pPr>
-      <w:r>
-        <w:t>Teacher key · Independent assessment and fresh retry</w:t>
-      </w:r>
-    </w:p>
-    <w:p>
-      <w:pPr>
-        <w:spacing w:line="336" w:lineRule="auto" w:after="180"/>
-        <w:shd w:fill="F1F6FC"/>
-      </w:pPr>
-      <w:r>
-        <w:rPr>
-          <w:b w:val="0"/>
-        </w:rPr>
-        <w:t xml:space="preserve">W4 requires weights 2.5 and 3, MSE 3.125 and 0, selection 0.2 and a validation-only conclusion. Fresh retry: targets are 4*x on the same </w:t>
-      </w:r>
-      <w:r>
-        <w:rPr>
-          <w:b/>
-        </w:rPr>
-        <w:t>input</w:t>
-      </w:r>
-      <w:r>
-        <w:rPr>
-          <w:b w:val="0"/>
-        </w:rPr>
-        <w:t>s, gradient 5*(a-4). Final weights are 3.25 and 4; validation MSE 7.03125 and 0.</w:t>
-      </w:r>
-    </w:p>
-    <w:p>
-      <w:pPr>
-        <w:spacing w:line="336" w:lineRule="auto" w:after="180"/>
-        <w:shd w:fill="F1F6FC"/>
-      </w:pPr>
-      <w:r>
-        <w:rPr>
-          <w:b w:val="0"/>
-        </w:rPr>
-        <w:t>Require the same data-role limit.</w:t>
-      </w:r>
-    </w:p>
-    <w:p>
-      <w:pPr>
-        <w:pStyle w:val="Heading3"/>
-      </w:pPr>
-      <w:r>
-        <w:t>Assess independent transfer</w:t>
-      </w:r>
-    </w:p>
-    <w:p>
-      <w:pPr>
-        <w:pStyle w:val="Heading3"/>
-      </w:pPr>
-      <w:r>
-        <w:t>Independent question · withhold the key</w:t>
-      </w:r>
-    </w:p>
-    <w:p>
-      <w:pPr>
-        <w:spacing w:line="336" w:lineRule="auto" w:after="180"/>
-        <w:shd w:fill="F5F1FB"/>
-      </w:pPr>
-      <w:r>
-        <w:rPr>
-          <w:b w:val="0"/>
-        </w:rPr>
-        <w:t xml:space="preserve">Selected case: For </w:t>
-      </w:r>
-      <w:r>
-        <w:rPr>
-          <w:b/>
-        </w:rPr>
-        <w:t>training</w:t>
-      </w:r>
-      <w:r>
-        <w:rPr>
-          <w:b w:val="0"/>
-        </w:rPr>
-        <w:t xml:space="preserve"> (1,3),(2,6) and validation (3,9),(4,12), start a = 1. Compare rates 0.1 and 0.2 for two updates. Gradient is 5*(a-3). Compute final weights and validation MSE, then select lower MSE; ties go to 0.1.</w:t>
-      </w:r>
-    </w:p>
-    <w:p>
-      <w:pPr>
-        <w:pStyle w:val="Heading3"/>
-      </w:pPr>
-      <w:r>
-        <w:t>Selected case answer</w:t>
-      </w:r>
-    </w:p>
-    <w:p>
-      <w:pPr>
-        <w:pStyle w:val="Heading3"/>
-      </w:pPr>
-      <w:r>
-        <w:t>Teacher key · Selected case answer</w:t>
-      </w:r>
-    </w:p>
-    <w:p>
-      <w:pPr>
-        <w:spacing w:line="336" w:lineRule="auto" w:after="180"/>
-        <w:shd w:fill="F1F6FC"/>
-      </w:pPr>
-      <w:r>
-        <w:rPr>
-          <w:b w:val="0"/>
-        </w:rPr>
-        <w:t xml:space="preserve">Teacher explanation: Rate 0.1: gradients -10,-5; weights 2,2.5. Validation errors -1.5,-2 give MSE 3.125. Rate 0.2: weights 3,3, errors 0,0 and MSE 0. Select 0.2, with only validation </w:t>
-      </w:r>
-      <w:r>
-        <w:rPr>
-          <w:b/>
-        </w:rPr>
-        <w:t>evidence</w:t>
-      </w:r>
-      <w:r>
-        <w:rPr>
-          <w:b w:val="0"/>
-        </w:rPr>
-        <w:t xml:space="preserve"> on two constructed rows.</w:t>
+        <w:pStyle w:val="Heading2"/>
+      </w:pPr>
+      <w:r>
+        <w:t>Judge explanation,trace and limits</w:t>
       </w:r>
     </w:p>
     <w:tbl>
@@ -3260,16 +3515,7 @@
     </w:tbl>
     <w:p>
       <w:pPr>
-        <w:pStyle w:val="Heading3"/>
-      </w:pPr>
-      <w:r>
-        <w:t>Teacher key · Selected case answer</w:t>
-      </w:r>
-    </w:p>
-    <w:p>
-      <w:pPr>
         <w:spacing w:line="336" w:lineRule="auto" w:after="180"/>
-        <w:shd w:fill="F1F6FC"/>
       </w:pPr>
       <w:r>
         <w:rPr>
@@ -3281,7 +3527,6 @@
     <w:p>
       <w:pPr>
         <w:spacing w:line="336" w:lineRule="auto" w:after="180"/>
-        <w:shd w:fill="F1F6FC"/>
       </w:pPr>
       <w:r>
         <w:rPr>
@@ -3304,10 +3549,10 @@
     </w:p>
     <w:p>
       <w:pPr>
-        <w:pStyle w:val="Heading3"/>
-      </w:pPr>
-      <w:r>
-        <w:t>Feedback that the learner uses</w:t>
+        <w:pStyle w:val="Heading2"/>
+      </w:pPr>
+      <w:r>
+        <w:t>Give one usable repair</w:t>
       </w:r>
     </w:p>
     <w:p>
@@ -3334,15 +3579,404 @@
     </w:p>
     <w:p>
       <w:pPr>
-        <w:pStyle w:val="Heading1"/>
-      </w:pPr>
-      <w:r>
-        <w:t>06. Connect the project, support and next lesson</w:t>
+        <w:pStyle w:val="Heading2"/>
+      </w:pPr>
+      <w:r>
+        <w:t>W1 Name the controls</w:t>
       </w:r>
     </w:p>
     <w:p>
-      <w:r>
-        <w:t>Connect Capstone controlled experiments to Image-pattern Network Investigation, adapt support and plan a later changed-case check.</w:t>
+      <w:pPr>
+        <w:spacing w:line="336" w:lineRule="auto" w:after="180"/>
+      </w:pPr>
+      <w:r>
+        <w:rPr>
+          <w:b w:val="0"/>
+        </w:rPr>
+        <w:t>List six settings held fixed and the single intended changed factor.</w:t>
+      </w:r>
+    </w:p>
+    <w:p>
+      <w:pPr>
+        <w:spacing w:line="336" w:lineRule="auto" w:after="180"/>
+      </w:pPr>
+      <w:r>
+        <w:rPr>
+          <w:b w:val="0"/>
+        </w:rPr>
+        <w:t xml:space="preserve">Teacher explanation: Hold </w:t>
+      </w:r>
+      <w:r>
+        <w:rPr>
+          <w:b/>
+        </w:rPr>
+        <w:t>training</w:t>
+      </w:r>
+      <w:r>
+        <w:rPr>
+          <w:b w:val="0"/>
+        </w:rPr>
+        <w:t xml:space="preserve"> and validation rows, initial a, architecture/bias policy, loss, update count and evaluation metric fixed. Change learning rate.</w:t>
+      </w:r>
+    </w:p>
+    <w:p>
+      <w:pPr>
+        <w:pStyle w:val="Heading2"/>
+      </w:pPr>
+      <w:r>
+        <w:t>W2 Trace both runs</w:t>
+      </w:r>
+    </w:p>
+    <w:p>
+      <w:pPr>
+        <w:spacing w:line="336" w:lineRule="auto" w:after="180"/>
+      </w:pPr>
+      <w:r>
+        <w:rPr>
+          <w:b w:val="0"/>
+        </w:rPr>
+        <w:t>Compute both updates for rates 0.1 and 0.2 using gradient 5*(a-2).</w:t>
+      </w:r>
+    </w:p>
+    <w:p>
+      <w:pPr>
+        <w:spacing w:line="336" w:lineRule="auto" w:after="180"/>
+      </w:pPr>
+      <w:r>
+        <w:rPr>
+          <w:b w:val="0"/>
+        </w:rPr>
+        <w:t>Teacher explanation: Rate 0.1: 1 -&gt; 1.5 -&gt; 1.75. Rate 0.2: 1 -&gt; 2 -&gt; 2. Gradients are -5 then -2.5 for the first run and -5 then 0 for the second.</w:t>
+      </w:r>
+    </w:p>
+    <w:p>
+      <w:pPr>
+        <w:pStyle w:val="Heading2"/>
+      </w:pPr>
+      <w:r>
+        <w:t>W3 Select without extra evidence</w:t>
+      </w:r>
+    </w:p>
+    <w:p>
+      <w:pPr>
+        <w:spacing w:line="336" w:lineRule="auto" w:after="180"/>
+      </w:pPr>
+      <w:r>
+        <w:rPr>
+          <w:b w:val="0"/>
+        </w:rPr>
+        <w:t xml:space="preserve">Recompute validation MSE for the final weights and apply the written </w:t>
+      </w:r>
+      <w:r>
+        <w:rPr>
+          <w:b/>
+        </w:rPr>
+        <w:t>selection rule</w:t>
+      </w:r>
+      <w:r>
+        <w:rPr>
+          <w:b w:val="0"/>
+        </w:rPr>
+        <w:t>. How many distinct validation rows were used?</w:t>
+      </w:r>
+    </w:p>
+    <w:p>
+      <w:pPr>
+        <w:spacing w:line="336" w:lineRule="auto" w:after="180"/>
+      </w:pPr>
+      <w:r>
+        <w:rPr>
+          <w:b w:val="0"/>
+        </w:rPr>
+        <w:t>Teacher explanation: MSE 0.78125 for a = 1.75 and 0 for a = 2, so select rate 0.2. There are two distinct validation rows; re-evaluation does not add cases.</w:t>
+      </w:r>
+    </w:p>
+    <w:p>
+      <w:pPr>
+        <w:pStyle w:val="Heading2"/>
+      </w:pPr>
+      <w:r>
+        <w:t>W5 Audit a mixed comparison</w:t>
+      </w:r>
+    </w:p>
+    <w:p>
+      <w:pPr>
+        <w:spacing w:line="336" w:lineRule="auto" w:after="180"/>
+      </w:pPr>
+      <w:r>
+        <w:rPr>
+          <w:b w:val="0"/>
+        </w:rPr>
+        <w:t xml:space="preserve">Run A uses rate 0.1 for two updates; run B uses rate 0.2 for six updates and different </w:t>
+      </w:r>
+      <w:r>
+        <w:rPr>
+          <w:b/>
+        </w:rPr>
+        <w:t>training</w:t>
+      </w:r>
+      <w:r>
+        <w:rPr>
+          <w:b w:val="0"/>
+        </w:rPr>
+        <w:t xml:space="preserve"> rows. Can the difference be attributed to rate alone? Propose a repair.</w:t>
+      </w:r>
+    </w:p>
+    <w:p>
+      <w:pPr>
+        <w:spacing w:line="336" w:lineRule="auto" w:after="180"/>
+      </w:pPr>
+      <w:r>
+        <w:rPr>
+          <w:b w:val="0"/>
+        </w:rPr>
+        <w:t xml:space="preserve">Teacher explanation: No: update count and </w:t>
+      </w:r>
+      <w:r>
+        <w:rPr>
+          <w:b/>
+        </w:rPr>
+        <w:t>training</w:t>
+      </w:r>
+      <w:r>
+        <w:rPr>
+          <w:b w:val="0"/>
+        </w:rPr>
+        <w:t xml:space="preserve"> data also differ.</w:t>
+      </w:r>
+    </w:p>
+    <w:p>
+      <w:pPr>
+        <w:spacing w:line="336" w:lineRule="auto" w:after="180"/>
+      </w:pPr>
+      <w:r>
+        <w:rPr>
+          <w:b w:val="0"/>
+        </w:rPr>
+        <w:t>Rerun both rates with the same initial parameters, architecture, rows, loss, two-update budget and evaluation procedure; preserve and label the earlier mixed comparison.</w:t>
+      </w:r>
+    </w:p>
+    <w:p>
+      <w:pPr>
+        <w:pStyle w:val="Heading2"/>
+      </w:pPr>
+      <w:r>
+        <w:t>Earlier wording, alternatives and picture transcripts · reference / check after trying</w:t>
+      </w:r>
+    </w:p>
+    <w:p>
+      <w:pPr>
+        <w:pStyle w:val="Heading3"/>
+      </w:pPr>
+      <w:r>
+        <w:t>Guided and exit questions</w:t>
+      </w:r>
+    </w:p>
+    <w:p>
+      <w:pPr>
+        <w:spacing w:line="336" w:lineRule="auto" w:after="180"/>
+      </w:pPr>
+      <w:r>
+        <w:rPr>
+          <w:b w:val="0"/>
+        </w:rPr>
+        <w:t xml:space="preserve">Guided: 2.5 - 0.3*2.5 = 1.75; validation MSE 0.78125. Equal final weights here give equal final </w:t>
+      </w:r>
+      <w:r>
+        <w:rPr>
+          <w:b/>
+        </w:rPr>
+        <w:t>prediction</w:t>
+      </w:r>
+      <w:r>
+        <w:rPr>
+          <w:b w:val="0"/>
+        </w:rPr>
+        <w:t>s, but the intermediate weights differ.</w:t>
+      </w:r>
+    </w:p>
+    <w:p>
+      <w:pPr>
+        <w:spacing w:line="336" w:lineRule="auto" w:after="180"/>
+      </w:pPr>
+      <w:r>
+        <w:rPr>
+          <w:b w:val="0"/>
+        </w:rPr>
+        <w:t>Exit: the score compares complete procedures with different budgets, not an isolated learning-rate effect; match update counts and all other settings.</w:t>
+      </w:r>
+    </w:p>
+    <w:p>
+      <w:pPr>
+        <w:pStyle w:val="Heading3"/>
+      </w:pPr>
+      <w:r>
+        <w:t>W1 Name the controls</w:t>
+      </w:r>
+    </w:p>
+    <w:p>
+      <w:pPr>
+        <w:pStyle w:val="Heading3"/>
+      </w:pPr>
+      <w:r>
+        <w:t>W2 Trace both runs</w:t>
+      </w:r>
+    </w:p>
+    <w:p>
+      <w:pPr>
+        <w:pStyle w:val="Heading3"/>
+      </w:pPr>
+      <w:r>
+        <w:t>W3 Select without extra evidence</w:t>
+      </w:r>
+    </w:p>
+    <w:p>
+      <w:pPr>
+        <w:pStyle w:val="Heading3"/>
+      </w:pPr>
+      <w:r>
+        <w:t>W4 Run a new comparison independently</w:t>
+      </w:r>
+    </w:p>
+    <w:p>
+      <w:pPr>
+        <w:spacing w:line="336" w:lineRule="auto" w:after="180"/>
+      </w:pPr>
+      <w:r>
+        <w:rPr>
+          <w:b w:val="0"/>
+        </w:rPr>
+        <w:t xml:space="preserve">For </w:t>
+      </w:r>
+      <w:r>
+        <w:rPr>
+          <w:b/>
+        </w:rPr>
+        <w:t>training</w:t>
+      </w:r>
+      <w:r>
+        <w:rPr>
+          <w:b w:val="0"/>
+        </w:rPr>
+        <w:t xml:space="preserve"> (1,3),(2,6) and validation (3,9),(4,12), start a = 1. Compare rates 0.1 and 0.2 for two updates. Gradient is 5*(a-3). Compute final weights and validation MSE, then select lower MSE; ties go to 0.1.</w:t>
+      </w:r>
+    </w:p>
+    <w:p>
+      <w:pPr>
+        <w:spacing w:line="336" w:lineRule="auto" w:after="180"/>
+      </w:pPr>
+      <w:r>
+        <w:rPr>
+          <w:b w:val="0"/>
+        </w:rPr>
+        <w:t xml:space="preserve">Teacher explanation: Rate 0.1: gradients -10,-5; weights 2,2.5. Validation errors -1.5,-2 give MSE 3.125. Rate 0.2: weights 3,3, errors 0,0 and MSE 0. Select 0.2, with only validation </w:t>
+      </w:r>
+      <w:r>
+        <w:rPr>
+          <w:b/>
+        </w:rPr>
+        <w:t>evidence</w:t>
+      </w:r>
+      <w:r>
+        <w:rPr>
+          <w:b w:val="0"/>
+        </w:rPr>
+        <w:t xml:space="preserve"> on two constructed rows.</w:t>
+      </w:r>
+    </w:p>
+    <w:p>
+      <w:pPr>
+        <w:pStyle w:val="Heading3"/>
+      </w:pPr>
+      <w:r>
+        <w:t>W5 Audit a mixed comparison</w:t>
+      </w:r>
+    </w:p>
+    <w:p>
+      <w:pPr>
+        <w:pStyle w:val="Heading3"/>
+      </w:pPr>
+      <w:r>
+        <w:t>Independent assessment and fresh retry</w:t>
+      </w:r>
+    </w:p>
+    <w:p>
+      <w:pPr>
+        <w:spacing w:line="336" w:lineRule="auto" w:after="180"/>
+      </w:pPr>
+      <w:r>
+        <w:rPr>
+          <w:b w:val="0"/>
+        </w:rPr>
+        <w:t xml:space="preserve">W4 requires weights 2.5 and 3, MSE 3.125 and 0, selection 0.2 and a validation-only conclusion. Fresh retry: targets are 4*x on the same </w:t>
+      </w:r>
+      <w:r>
+        <w:rPr>
+          <w:b/>
+        </w:rPr>
+        <w:t>input</w:t>
+      </w:r>
+      <w:r>
+        <w:rPr>
+          <w:b w:val="0"/>
+        </w:rPr>
+        <w:t>s, gradient 5*(a-4). Final weights are 3.25 and 4; validation MSE 7.03125 and 0.</w:t>
+      </w:r>
+    </w:p>
+    <w:p>
+      <w:pPr>
+        <w:spacing w:line="336" w:lineRule="auto" w:after="180"/>
+      </w:pPr>
+      <w:r>
+        <w:rPr>
+          <w:b w:val="0"/>
+        </w:rPr>
+        <w:t>Require the same data-role limit.</w:t>
+      </w:r>
+    </w:p>
+    <w:p>
+      <w:pPr>
+        <w:pStyle w:val="Heading3"/>
+      </w:pPr>
+      <w:r>
+        <w:t>Assess independent transfer</w:t>
+      </w:r>
+    </w:p>
+    <w:p>
+      <w:pPr>
+        <w:pStyle w:val="Heading3"/>
+      </w:pPr>
+      <w:r>
+        <w:t>Selected case answer</w:t>
+      </w:r>
+    </w:p>
+    <w:p>
+      <w:pPr>
+        <w:pStyle w:val="Heading3"/>
+      </w:pPr>
+      <w:r>
+        <w:t>Feedback that the learner uses</w:t>
+      </w:r>
+    </w:p>
+    <w:p>
+      <w:pPr>
+        <w:pStyle w:val="Heading1"/>
+      </w:pPr>
+      <w:r>
+        <w:t>06. Connect,support and revisit the mathematics</w:t>
+      </w:r>
+    </w:p>
+    <w:p>
+      <w:r>
+        <w:t>Use the saved evidence to choose the next step.</w:t>
+      </w:r>
+    </w:p>
+    <w:p>
+      <w:pPr>
+        <w:pStyle w:val="Heading2"/>
+      </w:pPr>
+      <w:r>
+        <w:t>Project and next-week bridge</w:t>
       </w:r>
     </w:p>
     <w:p>
@@ -3472,10 +4106,21 @@
     </w:p>
     <w:p>
       <w:pPr>
-        <w:pStyle w:val="Heading3"/>
-      </w:pPr>
-      <w:r>
-        <w:t>Plan the delayed return</w:t>
+        <w:spacing w:line="336" w:lineRule="auto" w:after="180"/>
+      </w:pPr>
+      <w:r>
+        <w:rPr>
+          <w:b w:val="0"/>
+        </w:rPr>
+        <w:t>For the Image-pattern Network Investigation, save the labelled trace and the changed-case explanation beside the experiment record. State exactly what this example supports before linking it to the wider capstone claim.</w:t>
+      </w:r>
+    </w:p>
+    <w:p>
+      <w:pPr>
+        <w:pStyle w:val="Heading2"/>
+      </w:pPr>
+      <w:r>
+        <w:t>Delayed return and support record</w:t>
       </w:r>
     </w:p>
     <w:p>
@@ -3692,48 +4337,60 @@
     </w:p>
     <w:p>
       <w:pPr>
-        <w:pStyle w:val="Heading3"/>
-      </w:pPr>
-      <w:r>
-        <w:t>Project evidence from this case</w:t>
+        <w:pStyle w:val="Heading2"/>
+      </w:pPr>
+      <w:r>
+        <w:t>Earlier wording, alternatives and picture transcripts · reference / check after trying</w:t>
       </w:r>
     </w:p>
     <w:p>
       <w:pPr>
-        <w:spacing w:line="336" w:lineRule="auto" w:after="180"/>
-      </w:pPr>
-      <w:r>
-        <w:rPr>
-          <w:b w:val="0"/>
-        </w:rPr>
-        <w:t>For the Image-pattern Network Investigation, save the labelled trace and the changed-case explanation beside the experiment record. State exactly what this example supports before linking it to the wider capstone claim.</w:t>
+        <w:pStyle w:val="Heading3"/>
+      </w:pPr>
+      <w:r>
+        <w:t>Plan the delayed return</w:t>
       </w:r>
     </w:p>
     <w:p>
       <w:pPr>
-        <w:pStyle w:val="Heading1"/>
-      </w:pPr>
-      <w:r>
-        <w:t>07. Prepare, teach and assess</w:t>
+        <w:pStyle w:val="Heading3"/>
+      </w:pPr>
+      <w:r>
+        <w:t>Project evidence from this case</w:t>
       </w:r>
     </w:p>
     <w:p>
-      <w:r>
-        <w:t>Use this preparation summary alongside the detailed Capstone controlled experiments lesson; it is a checklist rather than a replacement for the full sequence.</w:t>
+      <w:pPr>
+        <w:pStyle w:val="Heading1"/>
+      </w:pPr>
+      <w:r>
+        <w:t>Reference bank and extra practice</w:t>
       </w:r>
     </w:p>
     <w:p>
       <w:pPr>
-        <w:pStyle w:val="Heading3"/>
-      </w:pPr>
-      <w:r>
-        <w:t>Teaching target</w:t>
+        <w:pStyle w:val="Heading1"/>
+      </w:pPr>
+      <w:r>
+        <w:t>07. Reference · Alternative planning checklist</w:t>
       </w:r>
     </w:p>
     <w:p>
+      <w:r>
+        <w:t>Use alongside the main route when helpful.</w:t>
+      </w:r>
+    </w:p>
+    <w:p>
+      <w:pPr>
+        <w:pStyle w:val="Heading2"/>
+      </w:pPr>
+      <w:r>
+        <w:t>Planning,assessment and project reminders</w:t>
+      </w:r>
+    </w:p>
+    <w:p>
       <w:pPr>
         <w:spacing w:line="336" w:lineRule="auto" w:after="180"/>
-        <w:shd w:fill="EDF7F3"/>
       </w:pPr>
       <w:r>
         <w:rPr>
@@ -3921,16 +4578,7 @@
     </w:p>
     <w:p>
       <w:pPr>
-        <w:pStyle w:val="Heading3"/>
-      </w:pPr>
-      <w:r>
-        <w:t>Supported practice answer</w:t>
-      </w:r>
-    </w:p>
-    <w:p>
-      <w:pPr>
         <w:spacing w:line="336" w:lineRule="auto" w:after="180"/>
-        <w:shd w:fill="F1F6FC"/>
       </w:pPr>
       <w:r>
         <w:rPr>
@@ -3963,16 +4611,7 @@
     </w:p>
     <w:p>
       <w:pPr>
-        <w:pStyle w:val="Heading3"/>
-      </w:pPr>
-      <w:r>
-        <w:t>Repair the misconception</w:t>
-      </w:r>
-    </w:p>
-    <w:p>
-      <w:pPr>
         <w:spacing w:line="336" w:lineRule="auto" w:after="180"/>
-        <w:shd w:fill="FFF5E6"/>
       </w:pPr>
       <w:r>
         <w:rPr>
@@ -3983,16 +4622,7 @@
     </w:p>
     <w:p>
       <w:pPr>
-        <w:pStyle w:val="Heading3"/>
-      </w:pPr>
-      <w:r>
-        <w:t>Support without giving away the answer</w:t>
-      </w:r>
-    </w:p>
-    <w:p>
-      <w:pPr>
         <w:spacing w:line="336" w:lineRule="auto" w:after="180"/>
-        <w:shd w:fill="F1F6F8"/>
       </w:pPr>
       <w:r>
         <w:rPr>
@@ -4015,16 +4645,7 @@
     </w:p>
     <w:p>
       <w:pPr>
-        <w:pStyle w:val="Heading3"/>
-      </w:pPr>
-      <w:r>
-        <w:t>Extend the reasoning</w:t>
-      </w:r>
-    </w:p>
-    <w:p>
-      <w:pPr>
         <w:spacing w:line="336" w:lineRule="auto" w:after="180"/>
-        <w:shd w:fill="F5F1FB"/>
       </w:pPr>
       <w:r>
         <w:rPr>
@@ -4060,7 +4681,6 @@
     <w:p>
       <w:pPr>
         <w:spacing w:line="336" w:lineRule="auto" w:after="180"/>
-        <w:shd w:fill="F5F1FB"/>
       </w:pPr>
       <w:r>
         <w:rPr>
@@ -4083,16 +4703,7 @@
     </w:p>
     <w:p>
       <w:pPr>
-        <w:pStyle w:val="Heading3"/>
-      </w:pPr>
-      <w:r>
-        <w:t>Protect the independent attempt</w:t>
-      </w:r>
-    </w:p>
-    <w:p>
-      <w:pPr>
         <w:spacing w:line="336" w:lineRule="auto" w:after="180"/>
-        <w:shd w:fill="FFF5E6"/>
       </w:pPr>
       <w:r>
         <w:rPr>
@@ -4287,16 +4898,7 @@
     </w:tbl>
     <w:p>
       <w:pPr>
-        <w:pStyle w:val="Heading3"/>
-      </w:pPr>
-      <w:r>
-        <w:t>Project checkpoint</w:t>
-      </w:r>
-    </w:p>
-    <w:p>
-      <w:pPr>
         <w:spacing w:line="336" w:lineRule="auto" w:after="180"/>
-        <w:shd w:fill="EDF7F3"/>
       </w:pPr>
       <w:r>
         <w:rPr>
@@ -4345,12 +4947,20 @@
         <w:pStyle w:val="Heading1"/>
       </w:pPr>
       <w:r>
-        <w:t>08. Use feedback, labs and repair paths</w:t>
+        <w:t>08. Reference · Feedback,labs and repair paths</w:t>
       </w:r>
     </w:p>
     <w:p>
       <w:r>
-        <w:t>Use feedback, earlier review and portfolios purposefully. Apply the coding routine only when this lesson has an executable lab.</w:t>
+        <w:t>Retain the first attempt and the evidence used for a repair.</w:t>
+      </w:r>
+    </w:p>
+    <w:p>
+      <w:pPr>
+        <w:pStyle w:val="Heading2"/>
+      </w:pPr>
+      <w:r>
+        <w:t>Feedback and record guidance</w:t>
       </w:r>
     </w:p>
     <w:p>
@@ -4388,22 +4998,13 @@
       </w:r>
     </w:p>
     <w:p>
-      <w:pPr>
-        <w:pStyle w:val="Heading3"/>
-      </w:pPr>
-      <w:r>
-        <w:t>For later coding lessons</w:t>
+      <w:r>
+        <w:t>This week has no code block. Use this routine when a later lesson includes an executable lab.</w:t>
       </w:r>
     </w:p>
     <w:p>
-      <w:r>
-        <w:t>This week has no code block. Use this routine when a later lesson includes an executable lab.</w:t>
-      </w:r>
-    </w:p>
-    <w:p>
       <w:pPr>
         <w:spacing w:line="336" w:lineRule="auto" w:after="180"/>
-        <w:shd w:fill="F1F6F8"/>
       </w:pPr>
       <w:r>
         <w:rPr>
@@ -4463,40 +5064,17 @@
         <w:pStyle w:val="Heading1"/>
       </w:pPr>
       <w:r>
-        <w:t>09. Visual concept journey</w:t>
+        <w:t>09. Reference · Teach with the six pictures</w:t>
       </w:r>
     </w:p>
     <w:p>
       <w:r>
-        <w:t>Show one Capstone controlled experiments graphic at a time, request a prediction and discuss its trace before the independent assessment.</w:t>
+        <w:t>Choose one picture for a particular reasoning move.</w:t>
       </w:r>
     </w:p>
     <w:p>
       <w:pPr>
-        <w:spacing w:line="336" w:lineRule="auto" w:after="180"/>
-      </w:pPr>
-      <w:r>
-        <w:rPr>
-          <w:b w:val="0"/>
-        </w:rPr>
-        <w:t xml:space="preserve">Use one picture at a time. Hide a worked result before asking for a </w:t>
-      </w:r>
-      <w:r>
-        <w:rPr>
-          <w:b/>
-        </w:rPr>
-        <w:t>prediction</w:t>
-      </w:r>
-      <w:r>
-        <w:rPr>
-          <w:b w:val="0"/>
-        </w:rPr>
-        <w:t>, then reveal it for feedback. These are supported teaching cases; retain the separate independent assessment for a fresh first attempt.</w:t>
-      </w:r>
-    </w:p>
-    <w:p>
-      <w:pPr>
-        <w:pStyle w:val="Heading3"/>
+        <w:pStyle w:val="Heading2"/>
       </w:pPr>
       <w:r>
         <w:t>01. Capstone controlled experiments: the case</w:t>
@@ -4507,7 +5085,7 @@
         <w:drawing>
           <wp:inline xmlns:a="http://schemas.openxmlformats.org/drawingml/2006/main" xmlns:pic="http://schemas.openxmlformats.org/drawingml/2006/picture">
             <wp:extent cx="5486400" cy="2834640"/>
-            <wp:docPr id="3" name="Picture 3" descr="One controlled network change. The capstone compares two fixed networks on the same six labelled toy patterns. Only one feature connection is added. Supplied facts: A scores [1,1,0,1,0,1]; B scores [1,1,1,1,0,1]. Settings, labels and scoring remain fixed. Binary entries mean 1=correct and 0=incorrect."/>
+            <wp:docPr id="4" name="Picture 4" descr="One controlled network change. The capstone compares two fixed networks on the same six labelled toy patterns. Only one feature connection is added. Supplied facts: A scores [1,1,0,1,0,1]; B scores [1,1,1,1,0,1]. Settings, labels and scoring remain fixed. Binary entries mean 1=correct and 0=incorrect."/>
             <wp:cNvGraphicFramePr>
               <a:graphicFrameLocks noChangeAspect="1"/>
             </wp:cNvGraphicFramePr>
@@ -4519,7 +5097,7 @@
                     <pic:cNvPicPr/>
                   </pic:nvPicPr>
                   <pic:blipFill>
-                    <a:blip r:embed="rId11"/>
+                    <a:blip r:embed="rId12"/>
                     <a:stretch>
                       <a:fillRect/>
                     </a:stretch>
@@ -4563,7 +5141,6 @@
     <w:p>
       <w:pPr>
         <w:spacing w:line="336" w:lineRule="auto" w:after="180"/>
-        <w:shd w:fill="F5F1FB"/>
       </w:pPr>
       <w:r>
         <w:rPr>
@@ -4574,16 +5151,7 @@
     </w:p>
     <w:p>
       <w:pPr>
-        <w:pStyle w:val="Heading3"/>
-      </w:pPr>
-      <w:r>
-        <w:t>Discuss while showing the picture</w:t>
-      </w:r>
-    </w:p>
-    <w:p>
-      <w:pPr>
         <w:spacing w:line="336" w:lineRule="auto" w:after="180"/>
-        <w:shd w:fill="F1F6F8"/>
       </w:pPr>
       <w:r>
         <w:rPr>
@@ -4594,7 +5162,7 @@
     </w:p>
     <w:p>
       <w:pPr>
-        <w:pStyle w:val="Heading3"/>
+        <w:pStyle w:val="Heading2"/>
       </w:pPr>
       <w:r>
         <w:t>02. Follow the deciding steps</w:t>
@@ -4605,7 +5173,7 @@
         <w:drawing>
           <wp:inline xmlns:a="http://schemas.openxmlformats.org/drawingml/2006/main" xmlns:pic="http://schemas.openxmlformats.org/drawingml/2006/picture">
             <wp:extent cx="5486400" cy="3182112"/>
-            <wp:docPr id="4" name="Picture 4" descr="Identify the intervention: B adds the centre-feature connection; all other declared settings stay fixed. → Count outcomes: A is 4/6 correct; B is 5/6. → Inspect paired cases: Only case three changes correctness; case five fails for both."/>
+            <wp:docPr id="5" name="Picture 5" descr="Identify the intervention: B adds the centre-feature connection; all other declared settings stay fixed. → Count outcomes: A is 4/6 correct; B is 5/6. → Inspect paired cases: Only case three changes correctness; case five fails for both."/>
             <wp:cNvGraphicFramePr>
               <a:graphicFrameLocks noChangeAspect="1"/>
             </wp:cNvGraphicFramePr>
@@ -4617,7 +5185,7 @@
                     <pic:cNvPicPr/>
                   </pic:nvPicPr>
                   <pic:blipFill>
-                    <a:blip r:embed="rId12"/>
+                    <a:blip r:embed="rId9"/>
                     <a:stretch>
                       <a:fillRect/>
                     </a:stretch>
@@ -4650,7 +5218,6 @@
     <w:p>
       <w:pPr>
         <w:spacing w:line="336" w:lineRule="auto" w:after="180"/>
-        <w:shd w:fill="F5F1FB"/>
       </w:pPr>
       <w:r>
         <w:rPr>
@@ -4673,16 +5240,7 @@
     </w:p>
     <w:p>
       <w:pPr>
-        <w:pStyle w:val="Heading3"/>
-      </w:pPr>
-      <w:r>
-        <w:t>Discuss while showing the picture</w:t>
-      </w:r>
-    </w:p>
-    <w:p>
-      <w:pPr>
         <w:spacing w:line="336" w:lineRule="auto" w:after="180"/>
-        <w:shd w:fill="F1F6F8"/>
       </w:pPr>
       <w:r>
         <w:rPr>
@@ -4705,7 +5263,7 @@
     </w:p>
     <w:p>
       <w:pPr>
-        <w:pStyle w:val="Heading3"/>
+        <w:pStyle w:val="Heading2"/>
       </w:pPr>
       <w:r>
         <w:t>03. Controlled toy-pattern comparison</w:t>
@@ -4716,7 +5274,7 @@
         <w:drawing>
           <wp:inline xmlns:a="http://schemas.openxmlformats.org/drawingml/2006/main" xmlns:pic="http://schemas.openxmlformats.org/drawingml/2006/picture">
             <wp:extent cx="5486400" cy="2834640"/>
-            <wp:docPr id="5" name="Picture 5" descr="Controlled toy-pattern comparison. Units: correct labels out of 6 shared patterns. A: 4. B: 5."/>
+            <wp:docPr id="6" name="Picture 6" descr="Controlled toy-pattern comparison. Units: correct labels out of 6 shared patterns. A: 4. B: 5."/>
             <wp:cNvGraphicFramePr>
               <a:graphicFrameLocks noChangeAspect="1"/>
             </wp:cNvGraphicFramePr>
@@ -4761,7 +5319,6 @@
     <w:p>
       <w:pPr>
         <w:spacing w:line="336" w:lineRule="auto" w:after="180"/>
-        <w:shd w:fill="F5F1FB"/>
       </w:pPr>
       <w:r>
         <w:rPr>
@@ -4772,16 +5329,7 @@
     </w:p>
     <w:p>
       <w:pPr>
-        <w:pStyle w:val="Heading3"/>
-      </w:pPr>
-      <w:r>
-        <w:t>Discuss while showing the picture</w:t>
-      </w:r>
-    </w:p>
-    <w:p>
-      <w:pPr>
         <w:spacing w:line="336" w:lineRule="auto" w:after="180"/>
-        <w:shd w:fill="F1F6F8"/>
       </w:pPr>
       <w:r>
         <w:rPr>
@@ -4793,7 +5341,6 @@
     <w:p>
       <w:pPr>
         <w:spacing w:line="336" w:lineRule="auto" w:after="180"/>
-        <w:shd w:fill="F1F6F8"/>
       </w:pPr>
       <w:r>
         <w:rPr>
@@ -4804,7 +5351,7 @@
     </w:p>
     <w:p>
       <w:pPr>
-        <w:pStyle w:val="Heading3"/>
+        <w:pStyle w:val="Heading2"/>
       </w:pPr>
       <w:r>
         <w:t>04. Change one thing. Trace what follows.</w:t>
@@ -4815,7 +5362,7 @@
         <w:drawing>
           <wp:inline xmlns:a="http://schemas.openxmlformats.org/drawingml/2006/main" xmlns:pic="http://schemas.openxmlformats.org/drawingml/2006/picture">
             <wp:extent cx="5486400" cy="3026664"/>
-            <wp:docPr id="6" name="Picture 6" descr="Original case: Only case three changes correctness; case five fails for both. Changed condition: Change B’s training set as well as the feature connection. Expected result: The experiment no longer isolates the connection change. Reason: A training-data difference supplies an alternative explanation for the observed result."/>
+            <wp:docPr id="7" name="Picture 7" descr="Original case: Only case three changes correctness; case five fails for both. Changed condition: Change B’s training set as well as the feature connection. Expected result: The experiment no longer isolates the connection change. Reason: A training-data difference supplies an alternative explanation for the observed result."/>
             <wp:cNvGraphicFramePr>
               <a:graphicFrameLocks noChangeAspect="1"/>
             </wp:cNvGraphicFramePr>
@@ -4895,7 +5442,6 @@
     <w:p>
       <w:pPr>
         <w:spacing w:line="336" w:lineRule="auto" w:after="180"/>
-        <w:shd w:fill="F5F1FB"/>
       </w:pPr>
       <w:r>
         <w:rPr>
@@ -4906,16 +5452,7 @@
     </w:p>
     <w:p>
       <w:pPr>
-        <w:pStyle w:val="Heading3"/>
-      </w:pPr>
-      <w:r>
-        <w:t>Discuss while showing the picture</w:t>
-      </w:r>
-    </w:p>
-    <w:p>
-      <w:pPr>
         <w:spacing w:line="336" w:lineRule="auto" w:after="180"/>
-        <w:shd w:fill="F1F6F8"/>
       </w:pPr>
       <w:r>
         <w:rPr>
@@ -4927,7 +5464,6 @@
     <w:p>
       <w:pPr>
         <w:spacing w:line="336" w:lineRule="auto" w:after="180"/>
-        <w:shd w:fill="F1F6F8"/>
       </w:pPr>
       <w:r>
         <w:rPr>
@@ -4950,7 +5486,7 @@
     </w:p>
     <w:p>
       <w:pPr>
-        <w:pStyle w:val="Heading3"/>
+        <w:pStyle w:val="Heading2"/>
       </w:pPr>
       <w:r>
         <w:t>05. Connect the explanation to its limit</w:t>
@@ -4961,7 +5497,7 @@
         <w:drawing>
           <wp:inline xmlns:a="http://schemas.openxmlformats.org/drawingml/2006/main" xmlns:pic="http://schemas.openxmlformats.org/drawingml/2006/picture">
             <wp:extent cx="5486400" cy="2834640"/>
-            <wp:docPr id="7" name="Picture 7" descr="Controlled experiments vary the specified component while retaining comparable cases. Pairing the outcomes by pattern shows where the score difference comes from instead of hiding it in an overall average. Limit: These descriptive toy results do not establish significance, stable superiority or the full learned mechanism."/>
+            <wp:docPr id="8" name="Picture 8" descr="Controlled experiments vary the specified component while retaining comparable cases. Pairing the outcomes by pattern shows where the score difference comes from instead of hiding it in an overall average. Limit: These descriptive toy results do not establish significance, stable superiority or the full learned mechanism."/>
             <wp:cNvGraphicFramePr>
               <a:graphicFrameLocks noChangeAspect="1"/>
             </wp:cNvGraphicFramePr>
@@ -5029,7 +5565,6 @@
     <w:p>
       <w:pPr>
         <w:spacing w:line="336" w:lineRule="auto" w:after="180"/>
-        <w:shd w:fill="F5F1FB"/>
       </w:pPr>
       <w:r>
         <w:rPr>
@@ -5040,16 +5575,7 @@
     </w:p>
     <w:p>
       <w:pPr>
-        <w:pStyle w:val="Heading3"/>
-      </w:pPr>
-      <w:r>
-        <w:t>Discuss while showing the picture</w:t>
-      </w:r>
-    </w:p>
-    <w:p>
-      <w:pPr>
         <w:spacing w:line="336" w:lineRule="auto" w:after="180"/>
-        <w:shd w:fill="F1F6F8"/>
       </w:pPr>
       <w:r>
         <w:rPr>
@@ -5061,7 +5587,6 @@
     <w:p>
       <w:pPr>
         <w:spacing w:line="336" w:lineRule="auto" w:after="180"/>
-        <w:shd w:fill="F1F6F8"/>
       </w:pPr>
       <w:r>
         <w:rPr>
@@ -5084,7 +5609,7 @@
     </w:p>
     <w:p>
       <w:pPr>
-        <w:pStyle w:val="Heading3"/>
+        <w:pStyle w:val="Heading2"/>
       </w:pPr>
       <w:r>
         <w:t>06. Make the idea visible in your project</w:t>
@@ -5095,7 +5620,7 @@
         <w:drawing>
           <wp:inline xmlns:a="http://schemas.openxmlformats.org/drawingml/2006/main" xmlns:pic="http://schemas.openxmlformats.org/drawingml/2006/picture">
             <wp:extent cx="5486400" cy="3681984"/>
-            <wp:docPr id="8" name="Picture 8" descr="For the Image-pattern Network Investigation, save the labelled trace and the changed-case explanation beside the experiment record. State exactly what this example supports before linking it to the wider capstone claim. Draw your input, deciding step, result and limit. Supported question: Compute the two correct counts and identify the changed case. Why would changing B’s training data weaken the conclusion about its added connection?"/>
+            <wp:docPr id="9" name="Picture 9" descr="For the Image-pattern Network Investigation, save the labelled trace and the changed-case explanation beside the experiment record. State exactly what this example supports before linking it to the wider capstone claim. Draw your input, deciding step, result and limit. Supported question: Compute the two correct counts and identify the changed case. Why would changing B’s training data weaken the conclusion about its added connection?"/>
             <wp:cNvGraphicFramePr>
               <a:graphicFrameLocks noChangeAspect="1"/>
             </wp:cNvGraphicFramePr>
@@ -5175,7 +5700,6 @@
     <w:p>
       <w:pPr>
         <w:spacing w:line="336" w:lineRule="auto" w:after="180"/>
-        <w:shd w:fill="F5F1FB"/>
       </w:pPr>
       <w:r>
         <w:rPr>
@@ -5198,16 +5722,7 @@
     </w:p>
     <w:p>
       <w:pPr>
-        <w:pStyle w:val="Heading3"/>
-      </w:pPr>
-      <w:r>
-        <w:t>Discuss while showing the picture</w:t>
-      </w:r>
-    </w:p>
-    <w:p>
-      <w:pPr>
         <w:spacing w:line="336" w:lineRule="auto" w:after="180"/>
-        <w:shd w:fill="F1F6F8"/>
       </w:pPr>
       <w:r>
         <w:rPr>
@@ -5231,7 +5746,6 @@
     <w:p>
       <w:pPr>
         <w:spacing w:line="336" w:lineRule="auto" w:after="180"/>
-        <w:shd w:fill="F1F6F8"/>
       </w:pPr>
       <w:r>
         <w:rPr>
@@ -5243,7 +5757,6 @@
     <w:p>
       <w:pPr>
         <w:spacing w:line="336" w:lineRule="auto" w:after="180"/>
-        <w:shd w:fill="F1F6F8"/>
       </w:pPr>
       <w:r>
         <w:rPr>
@@ -5262,6 +5775,85 @@
           <w:b w:val="0"/>
         </w:rPr>
         <w:t xml:space="preserve"> data alongside the connection entangles two interventions, so the gain cannot be attributed to the connection alone.</w:t>
+      </w:r>
+    </w:p>
+    <w:p>
+      <w:pPr>
+        <w:pStyle w:val="Heading2"/>
+      </w:pPr>
+      <w:r>
+        <w:t>Earlier wording, alternatives and picture transcripts · reference / check after trying</w:t>
+      </w:r>
+    </w:p>
+    <w:p>
+      <w:pPr>
+        <w:spacing w:line="336" w:lineRule="auto" w:after="180"/>
+      </w:pPr>
+      <w:r>
+        <w:rPr>
+          <w:b w:val="0"/>
+        </w:rPr>
+        <w:t xml:space="preserve">Use one picture at a time. Hide a worked result before asking for a </w:t>
+      </w:r>
+      <w:r>
+        <w:rPr>
+          <w:b/>
+        </w:rPr>
+        <w:t>prediction</w:t>
+      </w:r>
+      <w:r>
+        <w:rPr>
+          <w:b w:val="0"/>
+        </w:rPr>
+        <w:t>, then reveal it for feedback. These are supported teaching cases; retain the separate independent assessment for a fresh first attempt.</w:t>
+      </w:r>
+    </w:p>
+    <w:p>
+      <w:pPr>
+        <w:pStyle w:val="Heading3"/>
+      </w:pPr>
+      <w:r>
+        <w:t>01. Capstone controlled experiments: the case</w:t>
+      </w:r>
+    </w:p>
+    <w:p>
+      <w:pPr>
+        <w:pStyle w:val="Heading3"/>
+      </w:pPr>
+      <w:r>
+        <w:t>02. Follow the deciding steps</w:t>
+      </w:r>
+    </w:p>
+    <w:p>
+      <w:pPr>
+        <w:pStyle w:val="Heading3"/>
+      </w:pPr>
+      <w:r>
+        <w:t>03. Controlled toy-pattern comparison</w:t>
+      </w:r>
+    </w:p>
+    <w:p>
+      <w:pPr>
+        <w:pStyle w:val="Heading3"/>
+      </w:pPr>
+      <w:r>
+        <w:t>04. Change one thing. Trace what follows.</w:t>
+      </w:r>
+    </w:p>
+    <w:p>
+      <w:pPr>
+        <w:pStyle w:val="Heading3"/>
+      </w:pPr>
+      <w:r>
+        <w:t>05. Connect the explanation to its limit</w:t>
+      </w:r>
+    </w:p>
+    <w:p>
+      <w:pPr>
+        <w:pStyle w:val="Heading3"/>
+      </w:pPr>
+      <w:r>
+        <w:t>06. Make the idea visible in your project</w:t>
       </w:r>
     </w:p>
     <w:sectPr>
